--- a/6-过程管理/运行记录类文件/TXHS-06-14-过程框架需求分析报告.docx
+++ b/6-过程管理/运行记录类文件/TXHS-06-14-过程框架需求分析报告.docx
@@ -618,17 +618,7 @@
                 <w:vertAlign w:val="baseline"/>
                 <w:lang w:val="en-US" w:eastAsia="zh-CN"/>
               </w:rPr>
-              <w:t>审核</w:t>
-            </w:r>
-            <w:bookmarkStart w:id="13" w:name="_GoBack"/>
-            <w:bookmarkEnd w:id="13"/>
-            <w:r>
-              <w:rPr>
-                <w:rFonts w:hint="eastAsia"/>
-                <w:vertAlign w:val="baseline"/>
-                <w:lang w:val="en-US" w:eastAsia="zh-CN"/>
-              </w:rPr>
-              <w:t>时间</w:t>
+              <w:t>审核时间</w:t>
             </w:r>
             <w:r>
               <w:rPr>
@@ -3006,7 +2996,7 @@
           <w:rFonts w:hint="default"/>
           <w:lang w:val="en-US" w:eastAsia="zh-CN"/>
         </w:rPr>
-        <w:t>本报告旨在系统分析并阐明公司构建统一运维过程管理框架（以下简称“过程框架”）的核心需求与设计依据。框架以《服务级别管理制度》等十项制度为主体，旨在建立一套标准化、端到端、闭环管理的运维管理体系，以支持公司作为“纯软件运维服务商”的战略定位，保障服务交付的质量、效率与合规性，实现从被动响应到主动预防、从项目经验到组织能力的根本转变。</w:t>
+        <w:t>本报告旨在系统分析并阐明公司构建统一运维过程管理框架（以下简称“过程框架”）的核心需求与设计依据。框架以《服务级别管理制度》等十项制度为主体，旨在建立一套标准化、端到端、闭环管理的运维管理体系，以支持公司作为“运维服务商”的战略定位，保障服务交付的质量、效率与合规性，实现从被动响应到主动预防、从项目经验到组织能力的根本转变。</w:t>
       </w:r>
     </w:p>
     <w:p>
@@ -3945,6 +3935,7 @@
             <w:insideH w:val="single" w:color="auto" w:sz="4" w:space="0"/>
             <w:insideV w:val="single" w:color="auto" w:sz="4" w:space="0"/>
           </w:tblBorders>
+          <w:shd w:val="clear" w:color="auto" w:fill="auto"/>
           <w:tblCellMar>
             <w:top w:w="15" w:type="dxa"/>
             <w:left w:w="15" w:type="dxa"/>
@@ -4114,6 +4105,7 @@
             <w:insideH w:val="single" w:color="auto" w:sz="4" w:space="0"/>
             <w:insideV w:val="single" w:color="auto" w:sz="4" w:space="0"/>
           </w:tblBorders>
+          <w:shd w:val="clear" w:color="auto" w:fill="auto"/>
           <w:tblCellMar>
             <w:top w:w="15" w:type="dxa"/>
             <w:left w:w="15" w:type="dxa"/>
@@ -5065,6 +5057,7 @@
             <w:insideH w:val="single" w:color="auto" w:sz="4" w:space="0"/>
             <w:insideV w:val="single" w:color="auto" w:sz="4" w:space="0"/>
           </w:tblBorders>
+          <w:shd w:val="clear" w:color="auto" w:fill="auto"/>
           <w:tblCellMar>
             <w:top w:w="15" w:type="dxa"/>
             <w:left w:w="15" w:type="dxa"/>
@@ -6101,6 +6094,7 @@
           <w:lang w:val="en-US" w:eastAsia="zh-CN"/>
         </w:rPr>
       </w:pPr>
+      <w:bookmarkStart w:id="13" w:name="_GoBack"/>
       <w:r>
         <w:rPr>
           <w:rFonts w:hint="default"/>
@@ -6120,9 +6114,17 @@
           <w:rFonts w:hint="default"/>
           <w:lang w:val="en-US" w:eastAsia="zh-CN"/>
         </w:rPr>
-        <w:t>”：在事件分类、配置项范围、容量对象定义中，明确聚焦于应用程序、数据、API、云资源等软件资产，剥离了传统IT硬件运维内容。</w:t>
+        <w:t>”：在事件分类、配置项范围、容量对象定义中，覆盖应用程序、数据、API、云资源等软件资产，同时纳入前端摄像机、网络设备、存储服务器等硬件资产，实现软硬件一体化管理</w:t>
+      </w:r>
+      <w:r>
+        <w:rPr>
+          <w:rFonts w:hint="default"/>
+          <w:lang w:val="en-US" w:eastAsia="zh-CN"/>
+        </w:rPr>
+        <w:t>。</w:t>
       </w:r>
     </w:p>
+    <w:bookmarkEnd w:id="13"/>
     <w:p>
       <w:pPr>
         <w:pStyle w:val="29"/>
@@ -6259,7 +6261,7 @@
           <w:rFonts w:hint="default"/>
           <w:lang w:val="en-US" w:eastAsia="zh-CN"/>
         </w:rPr>
-        <w:t>本需求分析表明，构建并实施此套过程框架，是公司提升软件运维服务专业化、标准化和规模化能力的必要且紧迫的基础工程。该框架设计紧密结合业务实际，逻辑清晰，职责明确，具备良好的可执行性。</w:t>
+        <w:t>本需求分析表明，构建并实施此套过程框架，是公司提升运维服务专业化、标准化和规模化能力的必要且紧迫的基础工程。该框架设计紧密结合业务实际，逻辑清晰，职责明确，具备良好的可执行性。</w:t>
       </w:r>
     </w:p>
     <w:p>

--- a/6-过程管理/运行记录类文件/TXHS-06-14-过程框架需求分析报告.docx
+++ b/6-过程管理/运行记录类文件/TXHS-06-14-过程框架需求分析报告.docx
@@ -1,10 +1,11 @@
 
 <file path=word/document.xml><?xml version="1.0" encoding="utf-8"?>
-<w:document xmlns:wpc="http://schemas.microsoft.com/office/word/2010/wordprocessingCanvas" xmlns:mc="http://schemas.openxmlformats.org/markup-compatibility/2006" xmlns:o="urn:schemas-microsoft-com:office:office" xmlns:r="http://schemas.openxmlformats.org/officeDocument/2006/relationships" xmlns:m="http://schemas.openxmlformats.org/officeDocument/2006/math" xmlns:v="urn:schemas-microsoft-com:vml" xmlns:wp14="http://schemas.microsoft.com/office/word/2010/wordprocessingDrawing" xmlns:wp="http://schemas.openxmlformats.org/drawingml/2006/wordprocessingDrawing" xmlns:w="http://schemas.openxmlformats.org/wordprocessingml/2006/main" xmlns:w14="http://schemas.microsoft.com/office/word/2010/wordml" xmlns:w10="urn:schemas-microsoft-com:office:word" xmlns:w15="http://schemas.microsoft.com/office/word/2012/wordml" xmlns:wpg="http://schemas.microsoft.com/office/word/2010/wordprocessingGroup" xmlns:wpi="http://schemas.microsoft.com/office/word/2010/wordprocessingInk" xmlns:wne="http://schemas.microsoft.com/office/word/2006/wordml" xmlns:wps="http://schemas.microsoft.com/office/word/2010/wordprocessingShape" xmlns:wpsCustomData="http://www.wps.cn/officeDocument/2013/wpsCustomData" mc:Ignorable="w14 w15 wp14">
+<w:document xmlns:wpc="http://schemas.microsoft.com/office/word/2010/wordprocessingCanvas" xmlns:mc="http://schemas.openxmlformats.org/markup-compatibility/2006" xmlns:o="urn:schemas-microsoft-com:office:office" xmlns:r="http://schemas.openxmlformats.org/officeDocument/2006/relationships" xmlns:m="http://schemas.openxmlformats.org/officeDocument/2006/math" xmlns:v="urn:schemas-microsoft-com:vml" xmlns:wp14="http://schemas.microsoft.com/office/word/2010/wordprocessingDrawing" xmlns:wp="http://schemas.openxmlformats.org/drawingml/2006/wordprocessingDrawing" xmlns:w10="urn:schemas-microsoft-com:office:word" xmlns:w="http://schemas.openxmlformats.org/wordprocessingml/2006/main" xmlns:w14="http://schemas.microsoft.com/office/word/2010/wordml" xmlns:w15="http://schemas.microsoft.com/office/word/2012/wordml" xmlns:wne="http://schemas.microsoft.com/office/word/2006/wordml" xmlns:wpg="http://schemas.microsoft.com/office/word/2010/wordprocessingGroup" xmlns:wpi="http://schemas.microsoft.com/office/word/2010/wordprocessingInk" xmlns:wps="http://schemas.microsoft.com/office/word/2010/wordprocessingShape" mc:Ignorable="w14 w15 wp14">
+  <!-- Generated by Aspose.Words for .NET 13.3.0.1 -->
   <w:body>
     <w:p>
       <w:pPr>
-        <w:pStyle w:val="24"/>
+        <w:pStyle w:val="a"/>
         <w:keepNext w:val="0"/>
         <w:keepLines w:val="0"/>
         <w:pageBreakBefore w:val="0"/>
@@ -24,7 +25,7 @@
       <w:bookmarkStart w:id="0" w:name="_Toc2684"/>
       <w:r>
         <w:drawing>
-          <wp:anchor distT="0" distB="0" distL="114300" distR="114300" simplePos="0" relativeHeight="251661312" behindDoc="1" locked="0" layoutInCell="1" allowOverlap="1">
+          <wp:anchor distT="0" distB="0" distL="114300" distR="114300" simplePos="0" relativeHeight="251660288" behindDoc="1" locked="0" layoutInCell="1" allowOverlap="1">
             <wp:simplePos x="0" y="0"/>
             <wp:positionH relativeFrom="column">
               <wp:posOffset>-19050</wp:posOffset>
@@ -49,7 +50,7 @@
                     </pic:cNvPicPr>
                   </pic:nvPicPr>
                   <pic:blipFill>
-                    <a:blip r:embed="rId7"/>
+                    <a:blip xmlns:r="http://schemas.openxmlformats.org/officeDocument/2006/relationships" r:embed="rId4"/>
                     <a:stretch>
                       <a:fillRect/>
                     </a:stretch>
@@ -75,7 +76,7 @@
       </w:r>
       <w:r>
         <w:drawing>
-          <wp:anchor distT="0" distB="0" distL="114300" distR="114300" simplePos="0" relativeHeight="251660288" behindDoc="1" locked="0" layoutInCell="1" allowOverlap="1">
+          <wp:anchor distT="0" distB="0" distL="114300" distR="114300" simplePos="0" relativeHeight="251659264" behindDoc="1" locked="0" layoutInCell="1" allowOverlap="1">
             <wp:simplePos x="0" y="0"/>
             <wp:positionH relativeFrom="column">
               <wp:posOffset>0</wp:posOffset>
@@ -100,7 +101,7 @@
                     </pic:cNvPicPr>
                   </pic:nvPicPr>
                   <pic:blipFill>
-                    <a:blip r:embed="rId8"/>
+                    <a:blip xmlns:r="http://schemas.openxmlformats.org/officeDocument/2006/relationships" r:embed="rId5"/>
                     <a:stretch>
                       <a:fillRect/>
                     </a:stretch>
@@ -130,7 +131,7 @@
           <w:lang w:val="en-US" w:eastAsia="zh-CN"/>
         </w:rPr>
         <w:drawing>
-          <wp:anchor distT="0" distB="0" distL="114300" distR="114300" simplePos="0" relativeHeight="251659264" behindDoc="1" locked="0" layoutInCell="1" allowOverlap="1">
+          <wp:anchor distT="0" distB="0" distL="114300" distR="114300" simplePos="0" relativeHeight="251658240" behindDoc="1" locked="0" layoutInCell="1" allowOverlap="1">
             <wp:simplePos x="0" y="0"/>
             <wp:positionH relativeFrom="column">
               <wp:posOffset>635</wp:posOffset>
@@ -155,7 +156,7 @@
                     </pic:cNvPicPr>
                   </pic:nvPicPr>
                   <pic:blipFill>
-                    <a:blip r:embed="rId9">
+                    <a:blip xmlns:r="http://schemas.openxmlformats.org/officeDocument/2006/relationships" r:embed="rId6">
                       <a:alphaModFix amt="58000"/>
                       <a:lum contrast="-52000"/>
                     </a:blip>
@@ -189,7 +190,7 @@
     </w:p>
     <w:p>
       <w:pPr>
-        <w:pStyle w:val="25"/>
+        <w:pStyle w:val="a0"/>
         <w:keepNext w:val="0"/>
         <w:keepLines w:val="0"/>
         <w:pageBreakBefore w:val="0"/>
@@ -236,11 +237,11 @@
         <w:adjustRightInd w:val="0"/>
         <w:snapToGrid w:val="0"/>
         <w:spacing w:after="624" w:afterLines="200" w:line="219" w:lineRule="auto"/>
-        <w:ind w:left="0" w:leftChars="0" w:right="0" w:rightChars="0" w:firstLine="0" w:firstLineChars="0"/>
+        <w:ind w:left="0" w:right="0" w:firstLine="0" w:leftChars="0" w:rightChars="0" w:firstLineChars="0"/>
         <w:jc w:val="center"/>
         <w:textAlignment w:val="baseline"/>
         <w:rPr>
-          <w:rFonts w:hint="default" w:ascii="宋体" w:hAnsi="宋体" w:eastAsia="宋体" w:cs="宋体"/>
+          <w:rFonts w:ascii="宋体" w:eastAsia="宋体" w:hAnsi="宋体" w:cs="宋体" w:hint="default"/>
           <w:sz w:val="24"/>
           <w:szCs w:val="24"/>
           <w:lang w:val="en-US" w:eastAsia="zh-CN"/>
@@ -248,7 +249,7 @@
       </w:pPr>
       <w:r>
         <w:rPr>
-          <w:rFonts w:ascii="宋体" w:hAnsi="宋体" w:eastAsia="宋体" w:cs="宋体"/>
+          <w:rFonts w:ascii="宋体" w:eastAsia="宋体" w:hAnsi="宋体" w:cs="宋体"/>
           <w:b/>
           <w:bCs/>
           <w:spacing w:val="-3"/>
@@ -259,7 +260,7 @@
       </w:r>
       <w:r>
         <w:rPr>
-          <w:rFonts w:hint="eastAsia" w:ascii="宋体" w:hAnsi="宋体" w:eastAsia="宋体" w:cs="宋体"/>
+          <w:rFonts w:ascii="宋体" w:eastAsia="宋体" w:hAnsi="宋体" w:cs="宋体" w:hint="eastAsia"/>
           <w:b/>
           <w:bCs/>
           <w:spacing w:val="-3"/>
@@ -271,7 +272,7 @@
       </w:r>
       <w:r>
         <w:rPr>
-          <w:rFonts w:ascii="宋体" w:hAnsi="宋体" w:eastAsia="宋体" w:cs="宋体"/>
+          <w:rFonts w:ascii="宋体" w:eastAsia="宋体" w:hAnsi="宋体" w:cs="宋体"/>
           <w:b/>
           <w:bCs/>
           <w:spacing w:val="-3"/>
@@ -282,7 +283,7 @@
       </w:r>
       <w:r>
         <w:rPr>
-          <w:rFonts w:hint="eastAsia" w:ascii="宋体" w:hAnsi="宋体" w:cs="宋体"/>
+          <w:rFonts w:ascii="宋体" w:hAnsi="宋体" w:cs="宋体" w:hint="eastAsia"/>
           <w:b/>
           <w:bCs/>
           <w:spacing w:val="-3"/>
@@ -294,7 +295,7 @@
       </w:r>
       <w:r>
         <w:rPr>
-          <w:rFonts w:ascii="宋体" w:hAnsi="宋体" w:eastAsia="宋体" w:cs="宋体"/>
+          <w:rFonts w:ascii="宋体" w:eastAsia="宋体" w:hAnsi="宋体" w:cs="宋体"/>
           <w:b/>
           <w:bCs/>
           <w:spacing w:val="-3"/>
@@ -305,7 +306,7 @@
       </w:r>
       <w:r>
         <w:rPr>
-          <w:rFonts w:hint="eastAsia" w:ascii="宋体" w:hAnsi="宋体" w:cs="宋体"/>
+          <w:rFonts w:ascii="宋体" w:hAnsi="宋体" w:cs="宋体" w:hint="eastAsia"/>
           <w:b/>
           <w:bCs/>
           <w:spacing w:val="-3"/>
@@ -318,18 +319,17 @@
     </w:p>
     <w:tbl>
       <w:tblPr>
-        <w:tblStyle w:val="21"/>
+        <w:tblStyle w:val="TableGrid"/>
         <w:tblW w:w="0" w:type="auto"/>
         <w:jc w:val="center"/>
         <w:tblBorders>
-          <w:top w:val="none" w:color="auto" w:sz="0" w:space="0"/>
-          <w:left w:val="none" w:color="auto" w:sz="0" w:space="0"/>
-          <w:bottom w:val="none" w:color="auto" w:sz="0" w:space="0"/>
-          <w:right w:val="none" w:color="auto" w:sz="0" w:space="0"/>
-          <w:insideH w:val="none" w:color="auto" w:sz="0" w:space="0"/>
-          <w:insideV w:val="none" w:color="auto" w:sz="0" w:space="0"/>
+          <w:top w:val="nil"/>
+          <w:left w:val="nil"/>
+          <w:bottom w:val="nil"/>
+          <w:right w:val="nil"/>
+          <w:insideH w:val="nil"/>
+          <w:insideV w:val="nil"/>
         </w:tblBorders>
-        <w:tblLayout w:type="autofit"/>
         <w:tblCellMar>
           <w:top w:w="0" w:type="dxa"/>
           <w:left w:w="108" w:type="dxa"/>
@@ -343,13 +343,15 @@
       </w:tblGrid>
       <w:tr>
         <w:tblPrEx>
+          <w:tblW w:w="0" w:type="auto"/>
+          <w:jc w:val="center"/>
           <w:tblBorders>
-            <w:top w:val="none" w:color="auto" w:sz="0" w:space="0"/>
-            <w:left w:val="none" w:color="auto" w:sz="0" w:space="0"/>
-            <w:bottom w:val="none" w:color="auto" w:sz="0" w:space="0"/>
-            <w:right w:val="none" w:color="auto" w:sz="0" w:space="0"/>
-            <w:insideH w:val="none" w:color="auto" w:sz="0" w:space="0"/>
-            <w:insideV w:val="none" w:color="auto" w:sz="0" w:space="0"/>
+            <w:top w:val="nil"/>
+            <w:left w:val="nil"/>
+            <w:bottom w:val="nil"/>
+            <w:right w:val="nil"/>
+            <w:insideH w:val="nil"/>
+            <w:insideV w:val="nil"/>
           </w:tblBorders>
           <w:tblCellMar>
             <w:top w:w="0" w:type="dxa"/>
@@ -359,7 +361,7 @@
           </w:tblCellMar>
         </w:tblPrEx>
         <w:trPr>
-          <w:trHeight w:val="810" w:hRule="atLeast"/>
+          <w:trHeight w:val="810"/>
           <w:jc w:val="center"/>
         </w:trPr>
         <w:tc>
@@ -398,7 +400,7 @@
             </w:r>
             <w:r>
               <w:rPr>
-                <w:rFonts w:hint="default" w:asciiTheme="minorAscii" w:hAnsiTheme="minorAscii" w:eastAsiaTheme="minorEastAsia"/>
+                <w:rFonts w:asciiTheme="minorAscii" w:eastAsiaTheme="minorEastAsia" w:hAnsiTheme="minorAscii" w:hint="default"/>
                 <w:spacing w:val="227"/>
                 <w:sz w:val="21"/>
                 <w:vertAlign w:val="baseline"/>
@@ -453,7 +455,7 @@
             </w:r>
             <w:r>
               <w:rPr>
-                <w:rFonts w:hint="eastAsia" w:asciiTheme="minorAscii" w:hAnsiTheme="minorAscii" w:eastAsiaTheme="minorEastAsia"/>
+                <w:rFonts w:asciiTheme="minorAscii" w:eastAsiaTheme="minorEastAsia" w:hAnsiTheme="minorAscii" w:hint="eastAsia"/>
                 <w:spacing w:val="227"/>
                 <w:sz w:val="21"/>
                 <w:vertAlign w:val="baseline"/>
@@ -475,14 +477,8 @@
       </w:tr>
       <w:tr>
         <w:tblPrEx>
-          <w:tblBorders>
-            <w:top w:val="none" w:color="auto" w:sz="0" w:space="0"/>
-            <w:left w:val="none" w:color="auto" w:sz="0" w:space="0"/>
-            <w:bottom w:val="none" w:color="auto" w:sz="0" w:space="0"/>
-            <w:right w:val="none" w:color="auto" w:sz="0" w:space="0"/>
-            <w:insideH w:val="none" w:color="auto" w:sz="0" w:space="0"/>
-            <w:insideV w:val="none" w:color="auto" w:sz="0" w:space="0"/>
-          </w:tblBorders>
+          <w:tblW w:w="0" w:type="auto"/>
+          <w:jc w:val="center"/>
           <w:tblCellMar>
             <w:top w:w="0" w:type="dxa"/>
             <w:left w:w="108" w:type="dxa"/>
@@ -491,7 +487,7 @@
           </w:tblCellMar>
         </w:tblPrEx>
         <w:trPr>
-          <w:trHeight w:val="810" w:hRule="atLeast"/>
+          <w:trHeight w:val="810"/>
           <w:jc w:val="center"/>
         </w:trPr>
         <w:tc>
@@ -516,7 +512,7 @@
               <w:snapToGrid w:val="0"/>
               <w:textAlignment w:val="baseline"/>
               <w:rPr>
-                <w:rFonts w:hint="default" w:ascii="Arial" w:hAnsi="Arial" w:eastAsia="Arial" w:cs="Arial"/>
+                <w:rFonts w:ascii="Arial" w:eastAsia="Arial" w:hAnsi="Arial" w:cs="Arial" w:hint="default"/>
                 <w:snapToGrid w:val="0"/>
                 <w:color w:val="000000"/>
                 <w:kern w:val="0"/>
@@ -548,7 +544,7 @@
             </w:r>
             <w:r>
               <w:rPr>
-                <w:rFonts w:hint="default" w:asciiTheme="minorAscii" w:hAnsiTheme="minorAscii" w:eastAsiaTheme="minorEastAsia"/>
+                <w:rFonts w:asciiTheme="minorAscii" w:eastAsiaTheme="minorEastAsia" w:hAnsiTheme="minorAscii" w:hint="default"/>
                 <w:spacing w:val="227"/>
                 <w:sz w:val="21"/>
                 <w:vertAlign w:val="baseline"/>
@@ -602,7 +598,7 @@
               <w:snapToGrid w:val="0"/>
               <w:textAlignment w:val="baseline"/>
               <w:rPr>
-                <w:rFonts w:hint="default" w:ascii="Arial" w:hAnsi="Arial" w:eastAsia="Arial" w:cs="Arial"/>
+                <w:rFonts w:ascii="Arial" w:eastAsia="Arial" w:hAnsi="Arial" w:cs="Arial" w:hint="default"/>
                 <w:snapToGrid w:val="0"/>
                 <w:color w:val="000000"/>
                 <w:kern w:val="0"/>
@@ -622,7 +618,7 @@
             </w:r>
             <w:r>
               <w:rPr>
-                <w:rFonts w:hint="eastAsia" w:asciiTheme="minorAscii" w:hAnsiTheme="minorAscii" w:eastAsiaTheme="minorEastAsia"/>
+                <w:rFonts w:asciiTheme="minorAscii" w:eastAsiaTheme="minorEastAsia" w:hAnsiTheme="minorAscii" w:hint="eastAsia"/>
                 <w:spacing w:val="227"/>
                 <w:sz w:val="21"/>
                 <w:vertAlign w:val="baseline"/>
@@ -644,14 +640,8 @@
       </w:tr>
       <w:tr>
         <w:tblPrEx>
-          <w:tblBorders>
-            <w:top w:val="none" w:color="auto" w:sz="0" w:space="0"/>
-            <w:left w:val="none" w:color="auto" w:sz="0" w:space="0"/>
-            <w:bottom w:val="none" w:color="auto" w:sz="0" w:space="0"/>
-            <w:right w:val="none" w:color="auto" w:sz="0" w:space="0"/>
-            <w:insideH w:val="none" w:color="auto" w:sz="0" w:space="0"/>
-            <w:insideV w:val="none" w:color="auto" w:sz="0" w:space="0"/>
-          </w:tblBorders>
+          <w:tblW w:w="0" w:type="auto"/>
+          <w:jc w:val="center"/>
           <w:tblCellMar>
             <w:top w:w="0" w:type="dxa"/>
             <w:left w:w="108" w:type="dxa"/>
@@ -660,7 +650,7 @@
           </w:tblCellMar>
         </w:tblPrEx>
         <w:trPr>
-          <w:trHeight w:val="635" w:hRule="atLeast"/>
+          <w:trHeight w:val="635"/>
           <w:jc w:val="center"/>
         </w:trPr>
         <w:tc>
@@ -711,7 +701,7 @@
             </w:r>
             <w:r>
               <w:rPr>
-                <w:rFonts w:hint="eastAsia" w:asciiTheme="minorAscii" w:hAnsiTheme="minorAscii" w:eastAsiaTheme="minorEastAsia"/>
+                <w:rFonts w:asciiTheme="minorAscii" w:eastAsiaTheme="minorEastAsia" w:hAnsiTheme="minorAscii" w:hint="eastAsia"/>
                 <w:spacing w:val="227"/>
                 <w:sz w:val="21"/>
                 <w:vertAlign w:val="baseline"/>
@@ -765,7 +755,7 @@
             </w:r>
             <w:r>
               <w:rPr>
-                <w:rFonts w:hint="eastAsia" w:asciiTheme="minorAscii" w:hAnsiTheme="minorAscii" w:eastAsiaTheme="minorEastAsia"/>
+                <w:rFonts w:asciiTheme="minorAscii" w:eastAsiaTheme="minorEastAsia" w:hAnsiTheme="minorAscii" w:hint="eastAsia"/>
                 <w:spacing w:val="227"/>
                 <w:sz w:val="21"/>
                 <w:vertAlign w:val="baseline"/>
@@ -826,14 +816,14 @@
         <w:ind w:left="3634"/>
         <w:textAlignment w:val="baseline"/>
         <w:rPr>
-          <w:rFonts w:ascii="宋体" w:hAnsi="宋体" w:eastAsia="宋体" w:cs="宋体"/>
+          <w:rFonts w:ascii="宋体" w:eastAsia="宋体" w:hAnsi="宋体" w:cs="宋体"/>
           <w:sz w:val="31"/>
           <w:szCs w:val="31"/>
         </w:rPr>
       </w:pPr>
       <w:r>
         <w:rPr>
-          <w:rFonts w:ascii="宋体" w:hAnsi="宋体" w:eastAsia="宋体" w:cs="宋体"/>
+          <w:rFonts w:ascii="宋体" w:eastAsia="宋体" w:hAnsi="宋体" w:cs="宋体"/>
           <w:b/>
           <w:bCs/>
           <w:spacing w:val="4"/>
@@ -845,16 +835,16 @@
     </w:p>
     <w:tbl>
       <w:tblPr>
-        <w:tblStyle w:val="26"/>
+        <w:tblStyle w:val="TableNormal0"/>
         <w:tblW w:w="8214" w:type="dxa"/>
         <w:jc w:val="center"/>
         <w:tblBorders>
-          <w:top w:val="single" w:color="000000" w:sz="2" w:space="0"/>
-          <w:left w:val="single" w:color="000000" w:sz="2" w:space="0"/>
-          <w:bottom w:val="single" w:color="000000" w:sz="2" w:space="0"/>
-          <w:right w:val="single" w:color="000000" w:sz="2" w:space="0"/>
-          <w:insideH w:val="single" w:color="000000" w:sz="2" w:space="0"/>
-          <w:insideV w:val="single" w:color="000000" w:sz="2" w:space="0"/>
+          <w:top w:val="single" w:sz="2" w:space="0" w:color="000000"/>
+          <w:left w:val="single" w:sz="2" w:space="0" w:color="000000"/>
+          <w:bottom w:val="single" w:sz="2" w:space="0" w:color="000000"/>
+          <w:right w:val="single" w:sz="2" w:space="0" w:color="000000"/>
+          <w:insideH w:val="single" w:sz="2" w:space="0" w:color="000000"/>
+          <w:insideV w:val="single" w:sz="2" w:space="0" w:color="000000"/>
         </w:tblBorders>
         <w:tblLayout w:type="fixed"/>
         <w:tblCellMar>
@@ -874,14 +864,17 @@
       </w:tblGrid>
       <w:tr>
         <w:tblPrEx>
+          <w:tblW w:w="8214" w:type="dxa"/>
+          <w:jc w:val="center"/>
           <w:tblBorders>
-            <w:top w:val="single" w:color="000000" w:sz="2" w:space="0"/>
-            <w:left w:val="single" w:color="000000" w:sz="2" w:space="0"/>
-            <w:bottom w:val="single" w:color="000000" w:sz="2" w:space="0"/>
-            <w:right w:val="single" w:color="000000" w:sz="2" w:space="0"/>
-            <w:insideH w:val="single" w:color="000000" w:sz="2" w:space="0"/>
-            <w:insideV w:val="single" w:color="000000" w:sz="2" w:space="0"/>
+            <w:top w:val="single" w:sz="2" w:space="0" w:color="000000"/>
+            <w:left w:val="single" w:sz="2" w:space="0" w:color="000000"/>
+            <w:bottom w:val="single" w:sz="2" w:space="0" w:color="000000"/>
+            <w:right w:val="single" w:sz="2" w:space="0" w:color="000000"/>
+            <w:insideH w:val="single" w:sz="2" w:space="0" w:color="000000"/>
+            <w:insideV w:val="single" w:sz="2" w:space="0" w:color="000000"/>
           </w:tblBorders>
+          <w:tblLayout w:type="fixed"/>
           <w:tblCellMar>
             <w:top w:w="0" w:type="dxa"/>
             <w:left w:w="0" w:type="dxa"/>
@@ -890,7 +883,7 @@
           </w:tblCellMar>
         </w:tblPrEx>
         <w:trPr>
-          <w:trHeight w:val="593" w:hRule="atLeast"/>
+          <w:trHeight w:val="593"/>
           <w:jc w:val="center"/>
         </w:trPr>
         <w:tc>
@@ -912,18 +905,18 @@
               <w:adjustRightInd w:val="0"/>
               <w:snapToGrid w:val="0"/>
               <w:spacing w:before="176" w:line="228" w:lineRule="auto"/>
-              <w:ind w:left="0" w:leftChars="0" w:right="0" w:rightChars="0" w:firstLine="0" w:firstLineChars="0"/>
+              <w:ind w:left="0" w:right="0" w:firstLine="0" w:leftChars="0" w:rightChars="0" w:firstLineChars="0"/>
               <w:jc w:val="center"/>
               <w:textAlignment w:val="baseline"/>
               <w:rPr>
-                <w:rFonts w:ascii="宋体" w:hAnsi="宋体" w:eastAsia="宋体" w:cs="宋体"/>
+                <w:rFonts w:ascii="宋体" w:eastAsia="宋体" w:hAnsi="宋体" w:cs="宋体"/>
                 <w:sz w:val="20"/>
                 <w:szCs w:val="20"/>
               </w:rPr>
             </w:pPr>
             <w:r>
               <w:rPr>
-                <w:rFonts w:hint="eastAsia" w:ascii="宋体" w:hAnsi="宋体" w:cs="宋体"/>
+                <w:rFonts w:ascii="宋体" w:hAnsi="宋体" w:cs="宋体" w:hint="eastAsia"/>
                 <w:spacing w:val="-14"/>
                 <w:sz w:val="20"/>
                 <w:szCs w:val="20"/>
@@ -933,7 +926,7 @@
             </w:r>
             <w:r>
               <w:rPr>
-                <w:rFonts w:ascii="宋体" w:hAnsi="宋体" w:eastAsia="宋体" w:cs="宋体"/>
+                <w:rFonts w:ascii="宋体" w:eastAsia="宋体" w:hAnsi="宋体" w:cs="宋体"/>
                 <w:spacing w:val="-14"/>
                 <w:sz w:val="20"/>
                 <w:szCs w:val="20"/>
@@ -961,18 +954,18 @@
               <w:adjustRightInd w:val="0"/>
               <w:snapToGrid w:val="0"/>
               <w:spacing w:before="175" w:line="227" w:lineRule="auto"/>
-              <w:ind w:left="0" w:leftChars="0" w:right="0" w:rightChars="0" w:firstLine="0" w:firstLineChars="0"/>
+              <w:ind w:left="0" w:right="0" w:firstLine="0" w:leftChars="0" w:rightChars="0" w:firstLineChars="0"/>
               <w:jc w:val="center"/>
               <w:textAlignment w:val="baseline"/>
               <w:rPr>
-                <w:rFonts w:ascii="宋体" w:hAnsi="宋体" w:eastAsia="宋体" w:cs="宋体"/>
+                <w:rFonts w:ascii="宋体" w:eastAsia="宋体" w:hAnsi="宋体" w:cs="宋体"/>
                 <w:sz w:val="20"/>
                 <w:szCs w:val="20"/>
               </w:rPr>
             </w:pPr>
             <w:r>
               <w:rPr>
-                <w:rFonts w:ascii="宋体" w:hAnsi="宋体" w:eastAsia="宋体" w:cs="宋体"/>
+                <w:rFonts w:ascii="宋体" w:eastAsia="宋体" w:hAnsi="宋体" w:cs="宋体"/>
                 <w:spacing w:val="4"/>
                 <w:sz w:val="20"/>
                 <w:szCs w:val="20"/>
@@ -1000,18 +993,18 @@
               <w:adjustRightInd w:val="0"/>
               <w:snapToGrid w:val="0"/>
               <w:spacing w:before="175" w:line="228" w:lineRule="auto"/>
-              <w:ind w:left="0" w:leftChars="0" w:right="0" w:rightChars="0" w:firstLine="0" w:firstLineChars="0"/>
+              <w:ind w:left="0" w:right="0" w:firstLine="0" w:leftChars="0" w:rightChars="0" w:firstLineChars="0"/>
               <w:jc w:val="center"/>
               <w:textAlignment w:val="baseline"/>
               <w:rPr>
-                <w:rFonts w:ascii="宋体" w:hAnsi="宋体" w:eastAsia="宋体" w:cs="宋体"/>
+                <w:rFonts w:ascii="宋体" w:eastAsia="宋体" w:hAnsi="宋体" w:cs="宋体"/>
                 <w:sz w:val="20"/>
                 <w:szCs w:val="20"/>
               </w:rPr>
             </w:pPr>
             <w:r>
               <w:rPr>
-                <w:rFonts w:ascii="宋体" w:hAnsi="宋体" w:eastAsia="宋体" w:cs="宋体"/>
+                <w:rFonts w:ascii="宋体" w:eastAsia="宋体" w:hAnsi="宋体" w:cs="宋体"/>
                 <w:spacing w:val="7"/>
                 <w:sz w:val="20"/>
                 <w:szCs w:val="20"/>
@@ -1039,11 +1032,11 @@
               <w:adjustRightInd w:val="0"/>
               <w:snapToGrid w:val="0"/>
               <w:spacing w:before="175" w:line="228" w:lineRule="auto"/>
-              <w:ind w:left="0" w:leftChars="0" w:right="0" w:rightChars="0" w:firstLine="0" w:firstLineChars="0"/>
+              <w:ind w:left="0" w:right="0" w:firstLine="0" w:leftChars="0" w:rightChars="0" w:firstLineChars="0"/>
               <w:jc w:val="center"/>
               <w:textAlignment w:val="baseline"/>
               <w:rPr>
-                <w:rFonts w:hint="eastAsia" w:ascii="宋体" w:hAnsi="宋体" w:eastAsia="宋体" w:cs="宋体"/>
+                <w:rFonts w:ascii="宋体" w:eastAsia="宋体" w:hAnsi="宋体" w:cs="宋体" w:hint="eastAsia"/>
                 <w:spacing w:val="7"/>
                 <w:sz w:val="20"/>
                 <w:szCs w:val="20"/>
@@ -1052,7 +1045,7 @@
             </w:pPr>
             <w:r>
               <w:rPr>
-                <w:rFonts w:hint="eastAsia" w:ascii="宋体" w:hAnsi="宋体" w:cs="宋体"/>
+                <w:rFonts w:ascii="宋体" w:hAnsi="宋体" w:cs="宋体" w:hint="eastAsia"/>
                 <w:spacing w:val="7"/>
                 <w:sz w:val="20"/>
                 <w:szCs w:val="20"/>
@@ -1081,11 +1074,11 @@
               <w:adjustRightInd w:val="0"/>
               <w:snapToGrid w:val="0"/>
               <w:spacing w:before="175" w:line="228" w:lineRule="auto"/>
-              <w:ind w:left="0" w:leftChars="0" w:right="0" w:rightChars="0" w:firstLine="0" w:firstLineChars="0"/>
+              <w:ind w:left="0" w:right="0" w:firstLine="0" w:leftChars="0" w:rightChars="0" w:firstLineChars="0"/>
               <w:jc w:val="center"/>
               <w:textAlignment w:val="baseline"/>
               <w:rPr>
-                <w:rFonts w:hint="default" w:ascii="宋体" w:hAnsi="宋体" w:cs="宋体"/>
+                <w:rFonts w:ascii="宋体" w:hAnsi="宋体" w:cs="宋体" w:hint="default"/>
                 <w:spacing w:val="7"/>
                 <w:sz w:val="20"/>
                 <w:szCs w:val="20"/>
@@ -1094,7 +1087,7 @@
             </w:pPr>
             <w:r>
               <w:rPr>
-                <w:rFonts w:hint="eastAsia" w:ascii="宋体" w:hAnsi="宋体" w:cs="宋体"/>
+                <w:rFonts w:ascii="宋体" w:hAnsi="宋体" w:cs="宋体" w:hint="eastAsia"/>
                 <w:spacing w:val="7"/>
                 <w:sz w:val="20"/>
                 <w:szCs w:val="20"/>
@@ -1123,18 +1116,18 @@
               <w:adjustRightInd w:val="0"/>
               <w:snapToGrid w:val="0"/>
               <w:spacing w:before="176" w:line="229" w:lineRule="auto"/>
-              <w:ind w:left="0" w:leftChars="0" w:right="0" w:rightChars="0" w:firstLine="0" w:firstLineChars="0"/>
+              <w:ind w:left="0" w:right="0" w:firstLine="0" w:leftChars="0" w:rightChars="0" w:firstLineChars="0"/>
               <w:jc w:val="center"/>
               <w:textAlignment w:val="baseline"/>
               <w:rPr>
-                <w:rFonts w:ascii="宋体" w:hAnsi="宋体" w:eastAsia="宋体" w:cs="宋体"/>
+                <w:rFonts w:ascii="宋体" w:eastAsia="宋体" w:hAnsi="宋体" w:cs="宋体"/>
                 <w:sz w:val="20"/>
                 <w:szCs w:val="20"/>
               </w:rPr>
             </w:pPr>
             <w:r>
               <w:rPr>
-                <w:rFonts w:ascii="宋体" w:hAnsi="宋体" w:eastAsia="宋体" w:cs="宋体"/>
+                <w:rFonts w:ascii="宋体" w:eastAsia="宋体" w:hAnsi="宋体" w:cs="宋体"/>
                 <w:spacing w:val="7"/>
                 <w:sz w:val="20"/>
                 <w:szCs w:val="20"/>
@@ -1146,14 +1139,9 @@
       </w:tr>
       <w:tr>
         <w:tblPrEx>
-          <w:tblBorders>
-            <w:top w:val="single" w:color="000000" w:sz="2" w:space="0"/>
-            <w:left w:val="single" w:color="000000" w:sz="2" w:space="0"/>
-            <w:bottom w:val="single" w:color="000000" w:sz="2" w:space="0"/>
-            <w:right w:val="single" w:color="000000" w:sz="2" w:space="0"/>
-            <w:insideH w:val="single" w:color="000000" w:sz="2" w:space="0"/>
-            <w:insideV w:val="single" w:color="000000" w:sz="2" w:space="0"/>
-          </w:tblBorders>
+          <w:tblW w:w="8214" w:type="dxa"/>
+          <w:jc w:val="center"/>
+          <w:tblLayout w:type="fixed"/>
           <w:tblCellMar>
             <w:top w:w="0" w:type="dxa"/>
             <w:left w:w="0" w:type="dxa"/>
@@ -1162,7 +1150,7 @@
           </w:tblCellMar>
         </w:tblPrEx>
         <w:trPr>
-          <w:trHeight w:val="516" w:hRule="atLeast"/>
+          <w:trHeight w:val="516"/>
           <w:jc w:val="center"/>
         </w:trPr>
         <w:tc>
@@ -1184,11 +1172,11 @@
               <w:adjustRightInd w:val="0"/>
               <w:snapToGrid w:val="0"/>
               <w:spacing w:before="173" w:line="267" w:lineRule="exact"/>
-              <w:ind w:left="0" w:leftChars="0" w:right="0" w:rightChars="0" w:firstLine="0" w:firstLineChars="0"/>
+              <w:ind w:left="0" w:right="0" w:firstLine="0" w:leftChars="0" w:rightChars="0" w:firstLineChars="0"/>
               <w:jc w:val="center"/>
               <w:textAlignment w:val="baseline"/>
               <w:rPr>
-                <w:rFonts w:hint="default" w:ascii="宋体" w:hAnsi="宋体" w:eastAsia="宋体" w:cs="宋体"/>
+                <w:rFonts w:ascii="宋体" w:eastAsia="宋体" w:hAnsi="宋体" w:cs="宋体" w:hint="default"/>
                 <w:sz w:val="20"/>
                 <w:szCs w:val="20"/>
                 <w:lang w:val="en-US"/>
@@ -1196,7 +1184,7 @@
             </w:pPr>
             <w:r>
               <w:rPr>
-                <w:rFonts w:ascii="宋体" w:hAnsi="宋体" w:eastAsia="宋体" w:cs="宋体"/>
+                <w:rFonts w:ascii="宋体" w:eastAsia="宋体" w:hAnsi="宋体" w:cs="宋体"/>
                 <w:spacing w:val="3"/>
                 <w:position w:val="1"/>
                 <w:sz w:val="20"/>
@@ -1206,7 +1194,7 @@
             </w:r>
             <w:r>
               <w:rPr>
-                <w:rFonts w:hint="eastAsia" w:ascii="宋体" w:hAnsi="宋体" w:cs="宋体"/>
+                <w:rFonts w:ascii="宋体" w:hAnsi="宋体" w:cs="宋体" w:hint="eastAsia"/>
                 <w:spacing w:val="3"/>
                 <w:position w:val="1"/>
                 <w:sz w:val="20"/>
@@ -1217,7 +1205,7 @@
             </w:r>
             <w:r>
               <w:rPr>
-                <w:rFonts w:ascii="宋体" w:hAnsi="宋体" w:eastAsia="宋体" w:cs="宋体"/>
+                <w:rFonts w:ascii="宋体" w:eastAsia="宋体" w:hAnsi="宋体" w:cs="宋体"/>
                 <w:spacing w:val="3"/>
                 <w:position w:val="1"/>
                 <w:sz w:val="20"/>
@@ -1227,7 +1215,7 @@
             </w:r>
             <w:r>
               <w:rPr>
-                <w:rFonts w:hint="eastAsia" w:ascii="宋体" w:hAnsi="宋体" w:cs="宋体"/>
+                <w:rFonts w:ascii="宋体" w:hAnsi="宋体" w:cs="宋体" w:hint="eastAsia"/>
                 <w:spacing w:val="3"/>
                 <w:position w:val="1"/>
                 <w:sz w:val="20"/>
@@ -1257,18 +1245,18 @@
               <w:adjustRightInd w:val="0"/>
               <w:snapToGrid w:val="0"/>
               <w:spacing w:before="173" w:line="267" w:lineRule="exact"/>
-              <w:ind w:left="0" w:leftChars="0" w:right="0" w:rightChars="0" w:firstLine="0" w:firstLineChars="0"/>
+              <w:ind w:left="0" w:right="0" w:firstLine="0" w:leftChars="0" w:rightChars="0" w:firstLineChars="0"/>
               <w:jc w:val="center"/>
               <w:textAlignment w:val="baseline"/>
               <w:rPr>
-                <w:rFonts w:ascii="宋体" w:hAnsi="宋体" w:eastAsia="宋体" w:cs="宋体"/>
+                <w:rFonts w:ascii="宋体" w:eastAsia="宋体" w:hAnsi="宋体" w:cs="宋体"/>
                 <w:sz w:val="20"/>
                 <w:szCs w:val="20"/>
               </w:rPr>
             </w:pPr>
             <w:r>
               <w:rPr>
-                <w:rFonts w:ascii="宋体" w:hAnsi="宋体" w:eastAsia="宋体" w:cs="宋体"/>
+                <w:rFonts w:ascii="宋体" w:eastAsia="宋体" w:hAnsi="宋体" w:cs="宋体"/>
                 <w:spacing w:val="4"/>
                 <w:position w:val="1"/>
                 <w:sz w:val="20"/>
@@ -1297,18 +1285,18 @@
               <w:adjustRightInd w:val="0"/>
               <w:snapToGrid w:val="0"/>
               <w:spacing w:before="172" w:line="228" w:lineRule="auto"/>
-              <w:ind w:left="0" w:leftChars="0" w:right="0" w:rightChars="0" w:firstLine="0" w:firstLineChars="0"/>
+              <w:ind w:left="0" w:right="0" w:firstLine="0" w:leftChars="0" w:rightChars="0" w:firstLineChars="0"/>
               <w:jc w:val="center"/>
               <w:textAlignment w:val="baseline"/>
               <w:rPr>
-                <w:rFonts w:ascii="宋体" w:hAnsi="宋体" w:eastAsia="宋体" w:cs="宋体"/>
+                <w:rFonts w:ascii="宋体" w:eastAsia="宋体" w:hAnsi="宋体" w:cs="宋体"/>
                 <w:sz w:val="20"/>
                 <w:szCs w:val="20"/>
               </w:rPr>
             </w:pPr>
             <w:r>
               <w:rPr>
-                <w:rFonts w:ascii="宋体" w:hAnsi="宋体" w:eastAsia="宋体" w:cs="宋体"/>
+                <w:rFonts w:ascii="宋体" w:eastAsia="宋体" w:hAnsi="宋体" w:cs="宋体"/>
                 <w:spacing w:val="200"/>
                 <w:kern w:val="0"/>
                 <w:sz w:val="20"/>
@@ -1318,7 +1306,7 @@
             </w:r>
             <w:r>
               <w:rPr>
-                <w:rFonts w:ascii="宋体" w:hAnsi="宋体" w:eastAsia="宋体" w:cs="宋体"/>
+                <w:rFonts w:ascii="宋体" w:eastAsia="宋体" w:hAnsi="宋体" w:cs="宋体"/>
                 <w:spacing w:val="0"/>
                 <w:kern w:val="0"/>
                 <w:sz w:val="20"/>
@@ -1347,11 +1335,11 @@
               <w:adjustRightInd w:val="0"/>
               <w:snapToGrid w:val="0"/>
               <w:spacing w:before="173" w:line="229" w:lineRule="auto"/>
-              <w:ind w:left="0" w:leftChars="0" w:right="0" w:rightChars="0" w:firstLine="0" w:firstLineChars="0"/>
+              <w:ind w:left="0" w:right="0" w:firstLine="0" w:leftChars="0" w:rightChars="0" w:firstLineChars="0"/>
               <w:jc w:val="center"/>
               <w:textAlignment w:val="baseline"/>
               <w:rPr>
-                <w:rFonts w:ascii="宋体" w:hAnsi="宋体" w:eastAsia="宋体" w:cs="宋体"/>
+                <w:rFonts w:ascii="宋体" w:eastAsia="宋体" w:hAnsi="宋体" w:cs="宋体"/>
                 <w:spacing w:val="200"/>
                 <w:kern w:val="0"/>
                 <w:sz w:val="20"/>
@@ -1360,14 +1348,14 @@
             </w:pPr>
             <w:r>
               <w:rPr>
-                <w:rFonts w:hint="eastAsia" w:asciiTheme="minorAscii" w:hAnsiTheme="minorAscii" w:eastAsiaTheme="minorEastAsia"/>
+                <w:rFonts w:asciiTheme="minorAscii" w:eastAsiaTheme="minorEastAsia" w:hAnsiTheme="minorAscii" w:hint="eastAsia"/>
                 <w:spacing w:val="0"/>
                 <w:kern w:val="0"/>
                 <w:sz w:val="21"/>
                 <w:vertAlign w:val="baseline"/>
                 <w:lang w:val="en-US" w:eastAsia="zh-CN"/>
               </w:rPr>
-              <w:t>程方</w:t>
+              <w:t>强宇涛</w:t>
             </w:r>
           </w:p>
         </w:tc>
@@ -1390,11 +1378,11 @@
               <w:adjustRightInd w:val="0"/>
               <w:snapToGrid w:val="0"/>
               <w:spacing w:before="173" w:line="229" w:lineRule="auto"/>
-              <w:ind w:left="0" w:leftChars="0" w:right="0" w:rightChars="0" w:firstLine="0" w:firstLineChars="0"/>
+              <w:ind w:left="0" w:right="0" w:firstLine="0" w:leftChars="0" w:rightChars="0" w:firstLineChars="0"/>
               <w:jc w:val="center"/>
               <w:textAlignment w:val="baseline"/>
               <w:rPr>
-                <w:rFonts w:ascii="宋体" w:hAnsi="宋体" w:eastAsia="宋体" w:cs="宋体"/>
+                <w:rFonts w:ascii="宋体" w:eastAsia="宋体" w:hAnsi="宋体" w:cs="宋体"/>
                 <w:spacing w:val="200"/>
                 <w:kern w:val="0"/>
                 <w:sz w:val="20"/>
@@ -1403,14 +1391,14 @@
             </w:pPr>
             <w:r>
               <w:rPr>
-                <w:rFonts w:hint="eastAsia" w:asciiTheme="minorAscii" w:hAnsiTheme="minorAscii" w:eastAsiaTheme="minorEastAsia"/>
+                <w:rFonts w:asciiTheme="minorAscii" w:eastAsiaTheme="minorEastAsia" w:hAnsiTheme="minorAscii" w:hint="eastAsia"/>
                 <w:spacing w:val="0"/>
                 <w:kern w:val="0"/>
                 <w:sz w:val="21"/>
                 <w:vertAlign w:val="baseline"/>
                 <w:lang w:val="en-US" w:eastAsia="zh-CN"/>
               </w:rPr>
-              <w:t>茅建根</w:t>
+              <w:t>陈凯</w:t>
             </w:r>
           </w:p>
         </w:tc>
@@ -1433,18 +1421,18 @@
               <w:adjustRightInd w:val="0"/>
               <w:snapToGrid w:val="0"/>
               <w:spacing w:before="173" w:line="229" w:lineRule="auto"/>
-              <w:ind w:left="0" w:leftChars="0" w:right="0" w:rightChars="0" w:firstLine="0" w:firstLineChars="0"/>
+              <w:ind w:left="0" w:right="0" w:firstLine="0" w:leftChars="0" w:rightChars="0" w:firstLineChars="0"/>
               <w:jc w:val="center"/>
               <w:textAlignment w:val="baseline"/>
               <w:rPr>
-                <w:rFonts w:ascii="宋体" w:hAnsi="宋体" w:eastAsia="宋体" w:cs="宋体"/>
+                <w:rFonts w:ascii="宋体" w:eastAsia="宋体" w:hAnsi="宋体" w:cs="宋体"/>
                 <w:sz w:val="20"/>
                 <w:szCs w:val="20"/>
               </w:rPr>
             </w:pPr>
             <w:r>
               <w:rPr>
-                <w:rFonts w:hint="eastAsia" w:asciiTheme="minorAscii" w:hAnsiTheme="minorAscii" w:eastAsiaTheme="minorEastAsia"/>
+                <w:rFonts w:asciiTheme="minorAscii" w:eastAsiaTheme="minorEastAsia" w:hAnsiTheme="minorAscii" w:hint="eastAsia"/>
                 <w:spacing w:val="0"/>
                 <w:kern w:val="0"/>
                 <w:sz w:val="21"/>
@@ -1458,14 +1446,9 @@
       </w:tr>
       <w:tr>
         <w:tblPrEx>
-          <w:tblBorders>
-            <w:top w:val="single" w:color="000000" w:sz="2" w:space="0"/>
-            <w:left w:val="single" w:color="000000" w:sz="2" w:space="0"/>
-            <w:bottom w:val="single" w:color="000000" w:sz="2" w:space="0"/>
-            <w:right w:val="single" w:color="000000" w:sz="2" w:space="0"/>
-            <w:insideH w:val="single" w:color="000000" w:sz="2" w:space="0"/>
-            <w:insideV w:val="single" w:color="000000" w:sz="2" w:space="0"/>
-          </w:tblBorders>
+          <w:tblW w:w="8214" w:type="dxa"/>
+          <w:jc w:val="center"/>
+          <w:tblLayout w:type="fixed"/>
           <w:tblCellMar>
             <w:top w:w="0" w:type="dxa"/>
             <w:left w:w="0" w:type="dxa"/>
@@ -1474,7 +1457,7 @@
           </w:tblCellMar>
         </w:tblPrEx>
         <w:trPr>
-          <w:trHeight w:val="556" w:hRule="atLeast"/>
+          <w:trHeight w:val="556"/>
           <w:jc w:val="center"/>
         </w:trPr>
         <w:tc>
@@ -1483,7 +1466,7 @@
           </w:tcPr>
           <w:p>
             <w:pPr>
-              <w:pStyle w:val="27"/>
+              <w:pStyle w:val="TableText"/>
               <w:keepNext w:val="0"/>
               <w:keepLines w:val="0"/>
               <w:pageBreakBefore w:val="0"/>
@@ -1496,7 +1479,7 @@
               <w:bidi w:val="0"/>
               <w:adjustRightInd w:val="0"/>
               <w:snapToGrid w:val="0"/>
-              <w:ind w:left="0" w:leftChars="0" w:right="0" w:rightChars="0" w:firstLine="0" w:firstLineChars="0"/>
+              <w:ind w:left="0" w:right="0" w:firstLine="0" w:leftChars="0" w:rightChars="0" w:firstLineChars="0"/>
               <w:jc w:val="center"/>
               <w:textAlignment w:val="baseline"/>
             </w:pPr>
@@ -1508,7 +1491,7 @@
           </w:tcPr>
           <w:p>
             <w:pPr>
-              <w:pStyle w:val="27"/>
+              <w:pStyle w:val="TableText"/>
               <w:keepNext w:val="0"/>
               <w:keepLines w:val="0"/>
               <w:pageBreakBefore w:val="0"/>
@@ -1521,7 +1504,7 @@
               <w:bidi w:val="0"/>
               <w:adjustRightInd w:val="0"/>
               <w:snapToGrid w:val="0"/>
-              <w:ind w:left="0" w:leftChars="0" w:right="0" w:rightChars="0" w:firstLine="0" w:firstLineChars="0"/>
+              <w:ind w:left="0" w:right="0" w:firstLine="0" w:leftChars="0" w:rightChars="0" w:firstLineChars="0"/>
               <w:jc w:val="center"/>
               <w:textAlignment w:val="baseline"/>
             </w:pPr>
@@ -1533,7 +1516,7 @@
           </w:tcPr>
           <w:p>
             <w:pPr>
-              <w:pStyle w:val="27"/>
+              <w:pStyle w:val="TableText"/>
               <w:keepNext w:val="0"/>
               <w:keepLines w:val="0"/>
               <w:pageBreakBefore w:val="0"/>
@@ -1546,7 +1529,7 @@
               <w:bidi w:val="0"/>
               <w:adjustRightInd w:val="0"/>
               <w:snapToGrid w:val="0"/>
-              <w:ind w:left="0" w:leftChars="0" w:right="0" w:rightChars="0" w:firstLine="0" w:firstLineChars="0"/>
+              <w:ind w:left="0" w:right="0" w:firstLine="0" w:leftChars="0" w:rightChars="0" w:firstLineChars="0"/>
               <w:jc w:val="center"/>
               <w:textAlignment w:val="baseline"/>
             </w:pPr>
@@ -1558,7 +1541,7 @@
           </w:tcPr>
           <w:p>
             <w:pPr>
-              <w:pStyle w:val="27"/>
+              <w:pStyle w:val="TableText"/>
               <w:keepNext w:val="0"/>
               <w:keepLines w:val="0"/>
               <w:pageBreakBefore w:val="0"/>
@@ -1571,7 +1554,7 @@
               <w:bidi w:val="0"/>
               <w:adjustRightInd w:val="0"/>
               <w:snapToGrid w:val="0"/>
-              <w:ind w:left="0" w:leftChars="0" w:right="0" w:rightChars="0" w:firstLine="0" w:firstLineChars="0"/>
+              <w:ind w:left="0" w:right="0" w:firstLine="0" w:leftChars="0" w:rightChars="0" w:firstLineChars="0"/>
               <w:jc w:val="center"/>
               <w:textAlignment w:val="baseline"/>
             </w:pPr>
@@ -1583,7 +1566,7 @@
           </w:tcPr>
           <w:p>
             <w:pPr>
-              <w:pStyle w:val="27"/>
+              <w:pStyle w:val="TableText"/>
               <w:keepNext w:val="0"/>
               <w:keepLines w:val="0"/>
               <w:pageBreakBefore w:val="0"/>
@@ -1596,7 +1579,7 @@
               <w:bidi w:val="0"/>
               <w:adjustRightInd w:val="0"/>
               <w:snapToGrid w:val="0"/>
-              <w:ind w:left="0" w:leftChars="0" w:right="0" w:rightChars="0" w:firstLine="0" w:firstLineChars="0"/>
+              <w:ind w:left="0" w:right="0" w:firstLine="0" w:leftChars="0" w:rightChars="0" w:firstLineChars="0"/>
               <w:jc w:val="center"/>
               <w:textAlignment w:val="baseline"/>
             </w:pPr>
@@ -1608,7 +1591,7 @@
           </w:tcPr>
           <w:p>
             <w:pPr>
-              <w:pStyle w:val="27"/>
+              <w:pStyle w:val="TableText"/>
               <w:keepNext w:val="0"/>
               <w:keepLines w:val="0"/>
               <w:pageBreakBefore w:val="0"/>
@@ -1621,7 +1604,7 @@
               <w:bidi w:val="0"/>
               <w:adjustRightInd w:val="0"/>
               <w:snapToGrid w:val="0"/>
-              <w:ind w:left="0" w:leftChars="0" w:right="0" w:rightChars="0" w:firstLine="0" w:firstLineChars="0"/>
+              <w:ind w:left="0" w:right="0" w:firstLine="0" w:leftChars="0" w:rightChars="0" w:firstLineChars="0"/>
               <w:jc w:val="center"/>
               <w:textAlignment w:val="baseline"/>
             </w:pPr>
@@ -1630,14 +1613,9 @@
       </w:tr>
       <w:tr>
         <w:tblPrEx>
-          <w:tblBorders>
-            <w:top w:val="single" w:color="000000" w:sz="2" w:space="0"/>
-            <w:left w:val="single" w:color="000000" w:sz="2" w:space="0"/>
-            <w:bottom w:val="single" w:color="000000" w:sz="2" w:space="0"/>
-            <w:right w:val="single" w:color="000000" w:sz="2" w:space="0"/>
-            <w:insideH w:val="single" w:color="000000" w:sz="2" w:space="0"/>
-            <w:insideV w:val="single" w:color="000000" w:sz="2" w:space="0"/>
-          </w:tblBorders>
+          <w:tblW w:w="8214" w:type="dxa"/>
+          <w:jc w:val="center"/>
+          <w:tblLayout w:type="fixed"/>
           <w:tblCellMar>
             <w:top w:w="0" w:type="dxa"/>
             <w:left w:w="0" w:type="dxa"/>
@@ -1646,7 +1624,7 @@
           </w:tblCellMar>
         </w:tblPrEx>
         <w:trPr>
-          <w:trHeight w:val="556" w:hRule="atLeast"/>
+          <w:trHeight w:val="556"/>
           <w:jc w:val="center"/>
         </w:trPr>
         <w:tc>
@@ -1655,7 +1633,7 @@
           </w:tcPr>
           <w:p>
             <w:pPr>
-              <w:pStyle w:val="27"/>
+              <w:pStyle w:val="TableText"/>
               <w:keepNext w:val="0"/>
               <w:keepLines w:val="0"/>
               <w:pageBreakBefore w:val="0"/>
@@ -1668,7 +1646,7 @@
               <w:bidi w:val="0"/>
               <w:adjustRightInd w:val="0"/>
               <w:snapToGrid w:val="0"/>
-              <w:ind w:left="0" w:leftChars="0" w:right="0" w:rightChars="0" w:firstLine="0" w:firstLineChars="0"/>
+              <w:ind w:left="0" w:right="0" w:firstLine="0" w:leftChars="0" w:rightChars="0" w:firstLineChars="0"/>
               <w:jc w:val="center"/>
               <w:textAlignment w:val="baseline"/>
             </w:pPr>
@@ -1680,7 +1658,7 @@
           </w:tcPr>
           <w:p>
             <w:pPr>
-              <w:pStyle w:val="27"/>
+              <w:pStyle w:val="TableText"/>
               <w:keepNext w:val="0"/>
               <w:keepLines w:val="0"/>
               <w:pageBreakBefore w:val="0"/>
@@ -1693,7 +1671,7 @@
               <w:bidi w:val="0"/>
               <w:adjustRightInd w:val="0"/>
               <w:snapToGrid w:val="0"/>
-              <w:ind w:left="0" w:leftChars="0" w:right="0" w:rightChars="0" w:firstLine="0" w:firstLineChars="0"/>
+              <w:ind w:left="0" w:right="0" w:firstLine="0" w:leftChars="0" w:rightChars="0" w:firstLineChars="0"/>
               <w:jc w:val="center"/>
               <w:textAlignment w:val="baseline"/>
             </w:pPr>
@@ -1705,7 +1683,7 @@
           </w:tcPr>
           <w:p>
             <w:pPr>
-              <w:pStyle w:val="27"/>
+              <w:pStyle w:val="TableText"/>
               <w:keepNext w:val="0"/>
               <w:keepLines w:val="0"/>
               <w:pageBreakBefore w:val="0"/>
@@ -1718,7 +1696,7 @@
               <w:bidi w:val="0"/>
               <w:adjustRightInd w:val="0"/>
               <w:snapToGrid w:val="0"/>
-              <w:ind w:left="0" w:leftChars="0" w:right="0" w:rightChars="0" w:firstLine="0" w:firstLineChars="0"/>
+              <w:ind w:left="0" w:right="0" w:firstLine="0" w:leftChars="0" w:rightChars="0" w:firstLineChars="0"/>
               <w:jc w:val="center"/>
               <w:textAlignment w:val="baseline"/>
             </w:pPr>
@@ -1730,7 +1708,7 @@
           </w:tcPr>
           <w:p>
             <w:pPr>
-              <w:pStyle w:val="27"/>
+              <w:pStyle w:val="TableText"/>
               <w:keepNext w:val="0"/>
               <w:keepLines w:val="0"/>
               <w:pageBreakBefore w:val="0"/>
@@ -1743,7 +1721,7 @@
               <w:bidi w:val="0"/>
               <w:adjustRightInd w:val="0"/>
               <w:snapToGrid w:val="0"/>
-              <w:ind w:left="0" w:leftChars="0" w:right="0" w:rightChars="0" w:firstLine="0" w:firstLineChars="0"/>
+              <w:ind w:left="0" w:right="0" w:firstLine="0" w:leftChars="0" w:rightChars="0" w:firstLineChars="0"/>
               <w:jc w:val="center"/>
               <w:textAlignment w:val="baseline"/>
             </w:pPr>
@@ -1755,7 +1733,7 @@
           </w:tcPr>
           <w:p>
             <w:pPr>
-              <w:pStyle w:val="27"/>
+              <w:pStyle w:val="TableText"/>
               <w:keepNext w:val="0"/>
               <w:keepLines w:val="0"/>
               <w:pageBreakBefore w:val="0"/>
@@ -1768,7 +1746,7 @@
               <w:bidi w:val="0"/>
               <w:adjustRightInd w:val="0"/>
               <w:snapToGrid w:val="0"/>
-              <w:ind w:left="0" w:leftChars="0" w:right="0" w:rightChars="0" w:firstLine="0" w:firstLineChars="0"/>
+              <w:ind w:left="0" w:right="0" w:firstLine="0" w:leftChars="0" w:rightChars="0" w:firstLineChars="0"/>
               <w:jc w:val="center"/>
               <w:textAlignment w:val="baseline"/>
             </w:pPr>
@@ -1780,7 +1758,7 @@
           </w:tcPr>
           <w:p>
             <w:pPr>
-              <w:pStyle w:val="27"/>
+              <w:pStyle w:val="TableText"/>
               <w:keepNext w:val="0"/>
               <w:keepLines w:val="0"/>
               <w:pageBreakBefore w:val="0"/>
@@ -1793,7 +1771,7 @@
               <w:bidi w:val="0"/>
               <w:adjustRightInd w:val="0"/>
               <w:snapToGrid w:val="0"/>
-              <w:ind w:left="0" w:leftChars="0" w:right="0" w:rightChars="0" w:firstLine="0" w:firstLineChars="0"/>
+              <w:ind w:left="0" w:right="0" w:firstLine="0" w:leftChars="0" w:rightChars="0" w:firstLineChars="0"/>
               <w:jc w:val="center"/>
               <w:textAlignment w:val="baseline"/>
             </w:pPr>
@@ -1802,14 +1780,9 @@
       </w:tr>
       <w:tr>
         <w:tblPrEx>
-          <w:tblBorders>
-            <w:top w:val="single" w:color="000000" w:sz="2" w:space="0"/>
-            <w:left w:val="single" w:color="000000" w:sz="2" w:space="0"/>
-            <w:bottom w:val="single" w:color="000000" w:sz="2" w:space="0"/>
-            <w:right w:val="single" w:color="000000" w:sz="2" w:space="0"/>
-            <w:insideH w:val="single" w:color="000000" w:sz="2" w:space="0"/>
-            <w:insideV w:val="single" w:color="000000" w:sz="2" w:space="0"/>
-          </w:tblBorders>
+          <w:tblW w:w="8214" w:type="dxa"/>
+          <w:jc w:val="center"/>
+          <w:tblLayout w:type="fixed"/>
           <w:tblCellMar>
             <w:top w:w="0" w:type="dxa"/>
             <w:left w:w="0" w:type="dxa"/>
@@ -1818,7 +1791,7 @@
           </w:tblCellMar>
         </w:tblPrEx>
         <w:trPr>
-          <w:trHeight w:val="557" w:hRule="atLeast"/>
+          <w:trHeight w:val="557"/>
           <w:jc w:val="center"/>
         </w:trPr>
         <w:tc>
@@ -1827,7 +1800,7 @@
           </w:tcPr>
           <w:p>
             <w:pPr>
-              <w:pStyle w:val="27"/>
+              <w:pStyle w:val="TableText"/>
               <w:keepNext w:val="0"/>
               <w:keepLines w:val="0"/>
               <w:pageBreakBefore w:val="0"/>
@@ -1840,7 +1813,7 @@
               <w:bidi w:val="0"/>
               <w:adjustRightInd w:val="0"/>
               <w:snapToGrid w:val="0"/>
-              <w:ind w:left="0" w:leftChars="0" w:right="0" w:rightChars="0" w:firstLine="0" w:firstLineChars="0"/>
+              <w:ind w:left="0" w:right="0" w:firstLine="0" w:leftChars="0" w:rightChars="0" w:firstLineChars="0"/>
               <w:jc w:val="center"/>
               <w:textAlignment w:val="baseline"/>
             </w:pPr>
@@ -1852,7 +1825,7 @@
           </w:tcPr>
           <w:p>
             <w:pPr>
-              <w:pStyle w:val="27"/>
+              <w:pStyle w:val="TableText"/>
               <w:keepNext w:val="0"/>
               <w:keepLines w:val="0"/>
               <w:pageBreakBefore w:val="0"/>
@@ -1865,7 +1838,7 @@
               <w:bidi w:val="0"/>
               <w:adjustRightInd w:val="0"/>
               <w:snapToGrid w:val="0"/>
-              <w:ind w:left="0" w:leftChars="0" w:right="0" w:rightChars="0" w:firstLine="0" w:firstLineChars="0"/>
+              <w:ind w:left="0" w:right="0" w:firstLine="0" w:leftChars="0" w:rightChars="0" w:firstLineChars="0"/>
               <w:jc w:val="center"/>
               <w:textAlignment w:val="baseline"/>
             </w:pPr>
@@ -1877,7 +1850,7 @@
           </w:tcPr>
           <w:p>
             <w:pPr>
-              <w:pStyle w:val="27"/>
+              <w:pStyle w:val="TableText"/>
               <w:keepNext w:val="0"/>
               <w:keepLines w:val="0"/>
               <w:pageBreakBefore w:val="0"/>
@@ -1890,7 +1863,7 @@
               <w:bidi w:val="0"/>
               <w:adjustRightInd w:val="0"/>
               <w:snapToGrid w:val="0"/>
-              <w:ind w:left="0" w:leftChars="0" w:right="0" w:rightChars="0" w:firstLine="0" w:firstLineChars="0"/>
+              <w:ind w:left="0" w:right="0" w:firstLine="0" w:leftChars="0" w:rightChars="0" w:firstLineChars="0"/>
               <w:jc w:val="center"/>
               <w:textAlignment w:val="baseline"/>
             </w:pPr>
@@ -1902,7 +1875,7 @@
           </w:tcPr>
           <w:p>
             <w:pPr>
-              <w:pStyle w:val="27"/>
+              <w:pStyle w:val="TableText"/>
               <w:keepNext w:val="0"/>
               <w:keepLines w:val="0"/>
               <w:pageBreakBefore w:val="0"/>
@@ -1915,7 +1888,7 @@
               <w:bidi w:val="0"/>
               <w:adjustRightInd w:val="0"/>
               <w:snapToGrid w:val="0"/>
-              <w:ind w:left="0" w:leftChars="0" w:right="0" w:rightChars="0" w:firstLine="0" w:firstLineChars="0"/>
+              <w:ind w:left="0" w:right="0" w:firstLine="0" w:leftChars="0" w:rightChars="0" w:firstLineChars="0"/>
               <w:jc w:val="center"/>
               <w:textAlignment w:val="baseline"/>
             </w:pPr>
@@ -1927,7 +1900,7 @@
           </w:tcPr>
           <w:p>
             <w:pPr>
-              <w:pStyle w:val="27"/>
+              <w:pStyle w:val="TableText"/>
               <w:keepNext w:val="0"/>
               <w:keepLines w:val="0"/>
               <w:pageBreakBefore w:val="0"/>
@@ -1940,7 +1913,7 @@
               <w:bidi w:val="0"/>
               <w:adjustRightInd w:val="0"/>
               <w:snapToGrid w:val="0"/>
-              <w:ind w:left="0" w:leftChars="0" w:right="0" w:rightChars="0" w:firstLine="0" w:firstLineChars="0"/>
+              <w:ind w:left="0" w:right="0" w:firstLine="0" w:leftChars="0" w:rightChars="0" w:firstLineChars="0"/>
               <w:jc w:val="center"/>
               <w:textAlignment w:val="baseline"/>
             </w:pPr>
@@ -1952,7 +1925,7 @@
           </w:tcPr>
           <w:p>
             <w:pPr>
-              <w:pStyle w:val="27"/>
+              <w:pStyle w:val="TableText"/>
               <w:keepNext w:val="0"/>
               <w:keepLines w:val="0"/>
               <w:pageBreakBefore w:val="0"/>
@@ -1965,7 +1938,7 @@
               <w:bidi w:val="0"/>
               <w:adjustRightInd w:val="0"/>
               <w:snapToGrid w:val="0"/>
-              <w:ind w:left="0" w:leftChars="0" w:right="0" w:rightChars="0" w:firstLine="0" w:firstLineChars="0"/>
+              <w:ind w:left="0" w:right="0" w:firstLine="0" w:leftChars="0" w:rightChars="0" w:firstLineChars="0"/>
               <w:jc w:val="center"/>
               <w:textAlignment w:val="baseline"/>
             </w:pPr>
@@ -1997,7 +1970,7 @@
     <w:sdt>
       <w:sdtPr>
         <w:rPr>
-          <w:rFonts w:hint="eastAsia" w:ascii="宋体" w:hAnsi="宋体" w:eastAsia="宋体" w:cs="宋体"/>
+          <w:rFonts w:ascii="宋体" w:eastAsia="宋体" w:hAnsi="宋体" w:cs="宋体" w:hint="eastAsia"/>
           <w:snapToGrid w:val="0"/>
           <w:color w:val="000000"/>
           <w:kern w:val="0"/>
@@ -2013,7 +1986,7 @@
       </w:sdtPr>
       <w:sdtEndPr>
         <w:rPr>
-          <w:rFonts w:hint="eastAsia" w:ascii="宋体" w:hAnsi="宋体" w:eastAsia="宋体" w:cs="宋体"/>
+          <w:rFonts w:ascii="宋体" w:eastAsia="宋体" w:hAnsi="宋体" w:cs="宋体" w:hint="eastAsia"/>
           <w:snapToGrid w:val="0"/>
           <w:color w:val="000000"/>
           <w:kern w:val="0"/>
@@ -2039,18 +2012,18 @@
             <w:adjustRightInd w:val="0"/>
             <w:snapToGrid w:val="0"/>
             <w:spacing w:before="0" w:beforeLines="0" w:after="0" w:afterLines="0" w:line="312" w:lineRule="auto"/>
-            <w:ind w:left="0" w:leftChars="0" w:right="0" w:rightChars="0" w:firstLine="0" w:firstLineChars="0"/>
+            <w:ind w:left="0" w:right="0" w:firstLine="0" w:leftChars="0" w:rightChars="0" w:firstLineChars="0"/>
             <w:jc w:val="center"/>
             <w:textAlignment w:val="baseline"/>
             <w:rPr>
-              <w:rFonts w:hint="eastAsia" w:ascii="宋体" w:hAnsi="宋体" w:eastAsia="宋体" w:cs="宋体"/>
+              <w:rFonts w:ascii="宋体" w:eastAsia="宋体" w:hAnsi="宋体" w:cs="宋体" w:hint="eastAsia"/>
               <w:sz w:val="24"/>
               <w:szCs w:val="24"/>
             </w:rPr>
           </w:pPr>
           <w:r>
             <w:rPr>
-              <w:rFonts w:hint="eastAsia" w:ascii="宋体" w:hAnsi="宋体" w:eastAsia="宋体" w:cs="宋体"/>
+              <w:rFonts w:ascii="宋体" w:eastAsia="宋体" w:hAnsi="宋体" w:cs="宋体" w:hint="eastAsia"/>
               <w:sz w:val="24"/>
               <w:szCs w:val="24"/>
             </w:rPr>
@@ -2059,14 +2032,14 @@
         </w:p>
         <w:p>
           <w:pPr>
-            <w:pStyle w:val="16"/>
+            <w:pStyle w:val="TOC1"/>
             <w:tabs>
               <w:tab w:val="right" w:leader="dot" w:pos="8306"/>
             </w:tabs>
           </w:pPr>
           <w:r>
             <w:rPr>
-              <w:rFonts w:hint="eastAsia" w:ascii="宋体" w:hAnsi="宋体" w:eastAsia="宋体" w:cs="宋体"/>
+              <w:rFonts w:ascii="宋体" w:eastAsia="宋体" w:hAnsi="宋体" w:cs="宋体" w:hint="eastAsia"/>
               <w:sz w:val="24"/>
               <w:szCs w:val="24"/>
             </w:rPr>
@@ -2074,7 +2047,7 @@
           </w:r>
           <w:r>
             <w:rPr>
-              <w:rFonts w:hint="eastAsia" w:ascii="宋体" w:hAnsi="宋体" w:eastAsia="宋体" w:cs="宋体"/>
+              <w:rFonts w:ascii="宋体" w:eastAsia="宋体" w:hAnsi="宋体" w:cs="宋体" w:hint="eastAsia"/>
               <w:sz w:val="24"/>
               <w:szCs w:val="24"/>
             </w:rPr>
@@ -2082,7 +2055,7 @@
           </w:r>
           <w:r>
             <w:rPr>
-              <w:rFonts w:hint="eastAsia" w:ascii="宋体" w:hAnsi="宋体" w:eastAsia="宋体" w:cs="宋体"/>
+              <w:rFonts w:ascii="宋体" w:eastAsia="宋体" w:hAnsi="宋体" w:cs="宋体" w:hint="eastAsia"/>
               <w:sz w:val="24"/>
               <w:szCs w:val="24"/>
             </w:rPr>
@@ -2090,21 +2063,21 @@
           </w:r>
           <w:r>
             <w:rPr>
-              <w:rFonts w:hint="eastAsia" w:ascii="宋体" w:hAnsi="宋体" w:eastAsia="宋体" w:cs="宋体"/>
+              <w:rFonts w:ascii="宋体" w:eastAsia="宋体" w:hAnsi="宋体" w:cs="宋体" w:hint="eastAsia"/>
               <w:szCs w:val="24"/>
             </w:rPr>
             <w:fldChar w:fldCharType="begin"/>
           </w:r>
           <w:r>
             <w:rPr>
-              <w:rFonts w:hint="eastAsia" w:ascii="宋体" w:hAnsi="宋体" w:eastAsia="宋体" w:cs="宋体"/>
+              <w:rFonts w:ascii="宋体" w:eastAsia="宋体" w:hAnsi="宋体" w:cs="宋体" w:hint="eastAsia"/>
               <w:szCs w:val="24"/>
             </w:rPr>
             <w:instrText xml:space="preserve"> HYPERLINK \l _Toc2684 </w:instrText>
           </w:r>
           <w:r>
             <w:rPr>
-              <w:rFonts w:hint="eastAsia" w:ascii="宋体" w:hAnsi="宋体" w:eastAsia="宋体" w:cs="宋体"/>
+              <w:rFonts w:ascii="宋体" w:eastAsia="宋体" w:hAnsi="宋体" w:cs="宋体" w:hint="eastAsia"/>
               <w:szCs w:val="24"/>
             </w:rPr>
             <w:fldChar w:fldCharType="separate"/>
@@ -2136,7 +2109,7 @@
           </w:r>
           <w:r>
             <w:rPr>
-              <w:rFonts w:hint="eastAsia" w:ascii="宋体" w:hAnsi="宋体" w:eastAsia="宋体" w:cs="宋体"/>
+              <w:rFonts w:ascii="宋体" w:eastAsia="宋体" w:hAnsi="宋体" w:cs="宋体" w:hint="eastAsia"/>
               <w:szCs w:val="24"/>
             </w:rPr>
             <w:fldChar w:fldCharType="end"/>
@@ -2144,28 +2117,28 @@
         </w:p>
         <w:p>
           <w:pPr>
-            <w:pStyle w:val="16"/>
+            <w:pStyle w:val="TOC1"/>
             <w:tabs>
               <w:tab w:val="right" w:leader="dot" w:pos="8306"/>
             </w:tabs>
           </w:pPr>
           <w:r>
             <w:rPr>
-              <w:rFonts w:hint="eastAsia" w:ascii="宋体" w:hAnsi="宋体" w:eastAsia="宋体" w:cs="宋体"/>
+              <w:rFonts w:ascii="宋体" w:eastAsia="宋体" w:hAnsi="宋体" w:cs="宋体" w:hint="eastAsia"/>
               <w:szCs w:val="24"/>
             </w:rPr>
             <w:fldChar w:fldCharType="begin"/>
           </w:r>
           <w:r>
             <w:rPr>
-              <w:rFonts w:hint="eastAsia" w:ascii="宋体" w:hAnsi="宋体" w:eastAsia="宋体" w:cs="宋体"/>
+              <w:rFonts w:ascii="宋体" w:eastAsia="宋体" w:hAnsi="宋体" w:cs="宋体" w:hint="eastAsia"/>
               <w:szCs w:val="24"/>
             </w:rPr>
             <w:instrText xml:space="preserve"> HYPERLINK \l _Toc29710 </w:instrText>
           </w:r>
           <w:r>
             <w:rPr>
-              <w:rFonts w:hint="eastAsia" w:ascii="宋体" w:hAnsi="宋体" w:eastAsia="宋体" w:cs="宋体"/>
+              <w:rFonts w:ascii="宋体" w:eastAsia="宋体" w:hAnsi="宋体" w:cs="宋体" w:hint="eastAsia"/>
               <w:szCs w:val="24"/>
             </w:rPr>
             <w:fldChar w:fldCharType="separate"/>
@@ -2197,7 +2170,7 @@
           </w:r>
           <w:r>
             <w:rPr>
-              <w:rFonts w:hint="eastAsia" w:ascii="宋体" w:hAnsi="宋体" w:eastAsia="宋体" w:cs="宋体"/>
+              <w:rFonts w:ascii="宋体" w:eastAsia="宋体" w:hAnsi="宋体" w:cs="宋体" w:hint="eastAsia"/>
               <w:szCs w:val="24"/>
             </w:rPr>
             <w:fldChar w:fldCharType="end"/>
@@ -2205,28 +2178,28 @@
         </w:p>
         <w:p>
           <w:pPr>
-            <w:pStyle w:val="16"/>
+            <w:pStyle w:val="TOC1"/>
             <w:tabs>
               <w:tab w:val="right" w:leader="dot" w:pos="8306"/>
             </w:tabs>
           </w:pPr>
           <w:r>
             <w:rPr>
-              <w:rFonts w:hint="eastAsia" w:ascii="宋体" w:hAnsi="宋体" w:eastAsia="宋体" w:cs="宋体"/>
+              <w:rFonts w:ascii="宋体" w:eastAsia="宋体" w:hAnsi="宋体" w:cs="宋体" w:hint="eastAsia"/>
               <w:szCs w:val="24"/>
             </w:rPr>
             <w:fldChar w:fldCharType="begin"/>
           </w:r>
           <w:r>
             <w:rPr>
-              <w:rFonts w:hint="eastAsia" w:ascii="宋体" w:hAnsi="宋体" w:eastAsia="宋体" w:cs="宋体"/>
+              <w:rFonts w:ascii="宋体" w:eastAsia="宋体" w:hAnsi="宋体" w:cs="宋体" w:hint="eastAsia"/>
               <w:szCs w:val="24"/>
             </w:rPr>
             <w:instrText xml:space="preserve"> HYPERLINK \l _Toc15477 </w:instrText>
           </w:r>
           <w:r>
             <w:rPr>
-              <w:rFonts w:hint="eastAsia" w:ascii="宋体" w:hAnsi="宋体" w:eastAsia="宋体" w:cs="宋体"/>
+              <w:rFonts w:ascii="宋体" w:eastAsia="宋体" w:hAnsi="宋体" w:cs="宋体" w:hint="eastAsia"/>
               <w:szCs w:val="24"/>
             </w:rPr>
             <w:fldChar w:fldCharType="separate"/>
@@ -2258,7 +2231,7 @@
           </w:r>
           <w:r>
             <w:rPr>
-              <w:rFonts w:hint="eastAsia" w:ascii="宋体" w:hAnsi="宋体" w:eastAsia="宋体" w:cs="宋体"/>
+              <w:rFonts w:ascii="宋体" w:eastAsia="宋体" w:hAnsi="宋体" w:cs="宋体" w:hint="eastAsia"/>
               <w:szCs w:val="24"/>
             </w:rPr>
             <w:fldChar w:fldCharType="end"/>
@@ -2266,28 +2239,28 @@
         </w:p>
         <w:p>
           <w:pPr>
-            <w:pStyle w:val="16"/>
+            <w:pStyle w:val="TOC1"/>
             <w:tabs>
               <w:tab w:val="right" w:leader="dot" w:pos="8306"/>
             </w:tabs>
           </w:pPr>
           <w:r>
             <w:rPr>
-              <w:rFonts w:hint="eastAsia" w:ascii="宋体" w:hAnsi="宋体" w:eastAsia="宋体" w:cs="宋体"/>
+              <w:rFonts w:ascii="宋体" w:eastAsia="宋体" w:hAnsi="宋体" w:cs="宋体" w:hint="eastAsia"/>
               <w:szCs w:val="24"/>
             </w:rPr>
             <w:fldChar w:fldCharType="begin"/>
           </w:r>
           <w:r>
             <w:rPr>
-              <w:rFonts w:hint="eastAsia" w:ascii="宋体" w:hAnsi="宋体" w:eastAsia="宋体" w:cs="宋体"/>
+              <w:rFonts w:ascii="宋体" w:eastAsia="宋体" w:hAnsi="宋体" w:cs="宋体" w:hint="eastAsia"/>
               <w:szCs w:val="24"/>
             </w:rPr>
             <w:instrText xml:space="preserve"> HYPERLINK \l _Toc28064 </w:instrText>
           </w:r>
           <w:r>
             <w:rPr>
-              <w:rFonts w:hint="eastAsia" w:ascii="宋体" w:hAnsi="宋体" w:eastAsia="宋体" w:cs="宋体"/>
+              <w:rFonts w:ascii="宋体" w:eastAsia="宋体" w:hAnsi="宋体" w:cs="宋体" w:hint="eastAsia"/>
               <w:szCs w:val="24"/>
             </w:rPr>
             <w:fldChar w:fldCharType="separate"/>
@@ -2319,7 +2292,7 @@
           </w:r>
           <w:r>
             <w:rPr>
-              <w:rFonts w:hint="eastAsia" w:ascii="宋体" w:hAnsi="宋体" w:eastAsia="宋体" w:cs="宋体"/>
+              <w:rFonts w:ascii="宋体" w:eastAsia="宋体" w:hAnsi="宋体" w:cs="宋体" w:hint="eastAsia"/>
               <w:szCs w:val="24"/>
             </w:rPr>
             <w:fldChar w:fldCharType="end"/>
@@ -2327,28 +2300,28 @@
         </w:p>
         <w:p>
           <w:pPr>
-            <w:pStyle w:val="17"/>
+            <w:pStyle w:val="TOC2"/>
             <w:tabs>
               <w:tab w:val="right" w:leader="dot" w:pos="8306"/>
             </w:tabs>
           </w:pPr>
           <w:r>
             <w:rPr>
-              <w:rFonts w:hint="eastAsia" w:ascii="宋体" w:hAnsi="宋体" w:eastAsia="宋体" w:cs="宋体"/>
+              <w:rFonts w:ascii="宋体" w:eastAsia="宋体" w:hAnsi="宋体" w:cs="宋体" w:hint="eastAsia"/>
               <w:szCs w:val="24"/>
             </w:rPr>
             <w:fldChar w:fldCharType="begin"/>
           </w:r>
           <w:r>
             <w:rPr>
-              <w:rFonts w:hint="eastAsia" w:ascii="宋体" w:hAnsi="宋体" w:eastAsia="宋体" w:cs="宋体"/>
+              <w:rFonts w:ascii="宋体" w:eastAsia="宋体" w:hAnsi="宋体" w:cs="宋体" w:hint="eastAsia"/>
               <w:szCs w:val="24"/>
             </w:rPr>
             <w:instrText xml:space="preserve"> HYPERLINK \l _Toc11757 </w:instrText>
           </w:r>
           <w:r>
             <w:rPr>
-              <w:rFonts w:hint="eastAsia" w:ascii="宋体" w:hAnsi="宋体" w:eastAsia="宋体" w:cs="宋体"/>
+              <w:rFonts w:ascii="宋体" w:eastAsia="宋体" w:hAnsi="宋体" w:cs="宋体" w:hint="eastAsia"/>
               <w:szCs w:val="24"/>
             </w:rPr>
             <w:fldChar w:fldCharType="separate"/>
@@ -2380,7 +2353,7 @@
           </w:r>
           <w:r>
             <w:rPr>
-              <w:rFonts w:hint="eastAsia" w:ascii="宋体" w:hAnsi="宋体" w:eastAsia="宋体" w:cs="宋体"/>
+              <w:rFonts w:ascii="宋体" w:eastAsia="宋体" w:hAnsi="宋体" w:cs="宋体" w:hint="eastAsia"/>
               <w:szCs w:val="24"/>
             </w:rPr>
             <w:fldChar w:fldCharType="end"/>
@@ -2388,28 +2361,28 @@
         </w:p>
         <w:p>
           <w:pPr>
-            <w:pStyle w:val="17"/>
+            <w:pStyle w:val="TOC2"/>
             <w:tabs>
               <w:tab w:val="right" w:leader="dot" w:pos="8306"/>
             </w:tabs>
           </w:pPr>
           <w:r>
             <w:rPr>
-              <w:rFonts w:hint="eastAsia" w:ascii="宋体" w:hAnsi="宋体" w:eastAsia="宋体" w:cs="宋体"/>
+              <w:rFonts w:ascii="宋体" w:eastAsia="宋体" w:hAnsi="宋体" w:cs="宋体" w:hint="eastAsia"/>
               <w:szCs w:val="24"/>
             </w:rPr>
             <w:fldChar w:fldCharType="begin"/>
           </w:r>
           <w:r>
             <w:rPr>
-              <w:rFonts w:hint="eastAsia" w:ascii="宋体" w:hAnsi="宋体" w:eastAsia="宋体" w:cs="宋体"/>
+              <w:rFonts w:ascii="宋体" w:eastAsia="宋体" w:hAnsi="宋体" w:cs="宋体" w:hint="eastAsia"/>
               <w:szCs w:val="24"/>
             </w:rPr>
             <w:instrText xml:space="preserve"> HYPERLINK \l _Toc22726 </w:instrText>
           </w:r>
           <w:r>
             <w:rPr>
-              <w:rFonts w:hint="eastAsia" w:ascii="宋体" w:hAnsi="宋体" w:eastAsia="宋体" w:cs="宋体"/>
+              <w:rFonts w:ascii="宋体" w:eastAsia="宋体" w:hAnsi="宋体" w:cs="宋体" w:hint="eastAsia"/>
               <w:szCs w:val="24"/>
             </w:rPr>
             <w:fldChar w:fldCharType="separate"/>
@@ -2441,7 +2414,7 @@
           </w:r>
           <w:r>
             <w:rPr>
-              <w:rFonts w:hint="eastAsia" w:ascii="宋体" w:hAnsi="宋体" w:eastAsia="宋体" w:cs="宋体"/>
+              <w:rFonts w:ascii="宋体" w:eastAsia="宋体" w:hAnsi="宋体" w:cs="宋体" w:hint="eastAsia"/>
               <w:szCs w:val="24"/>
             </w:rPr>
             <w:fldChar w:fldCharType="end"/>
@@ -2449,28 +2422,28 @@
         </w:p>
         <w:p>
           <w:pPr>
-            <w:pStyle w:val="16"/>
+            <w:pStyle w:val="TOC1"/>
             <w:tabs>
               <w:tab w:val="right" w:leader="dot" w:pos="8306"/>
             </w:tabs>
           </w:pPr>
           <w:r>
             <w:rPr>
-              <w:rFonts w:hint="eastAsia" w:ascii="宋体" w:hAnsi="宋体" w:eastAsia="宋体" w:cs="宋体"/>
+              <w:rFonts w:ascii="宋体" w:eastAsia="宋体" w:hAnsi="宋体" w:cs="宋体" w:hint="eastAsia"/>
               <w:szCs w:val="24"/>
             </w:rPr>
             <w:fldChar w:fldCharType="begin"/>
           </w:r>
           <w:r>
             <w:rPr>
-              <w:rFonts w:hint="eastAsia" w:ascii="宋体" w:hAnsi="宋体" w:eastAsia="宋体" w:cs="宋体"/>
+              <w:rFonts w:ascii="宋体" w:eastAsia="宋体" w:hAnsi="宋体" w:cs="宋体" w:hint="eastAsia"/>
               <w:szCs w:val="24"/>
             </w:rPr>
             <w:instrText xml:space="preserve"> HYPERLINK \l _Toc8043 </w:instrText>
           </w:r>
           <w:r>
             <w:rPr>
-              <w:rFonts w:hint="eastAsia" w:ascii="宋体" w:hAnsi="宋体" w:eastAsia="宋体" w:cs="宋体"/>
+              <w:rFonts w:ascii="宋体" w:eastAsia="宋体" w:hAnsi="宋体" w:cs="宋体" w:hint="eastAsia"/>
               <w:szCs w:val="24"/>
             </w:rPr>
             <w:fldChar w:fldCharType="separate"/>
@@ -2502,7 +2475,7 @@
           </w:r>
           <w:r>
             <w:rPr>
-              <w:rFonts w:hint="eastAsia" w:ascii="宋体" w:hAnsi="宋体" w:eastAsia="宋体" w:cs="宋体"/>
+              <w:rFonts w:ascii="宋体" w:eastAsia="宋体" w:hAnsi="宋体" w:cs="宋体" w:hint="eastAsia"/>
               <w:szCs w:val="24"/>
             </w:rPr>
             <w:fldChar w:fldCharType="end"/>
@@ -2510,28 +2483,28 @@
         </w:p>
         <w:p>
           <w:pPr>
-            <w:pStyle w:val="16"/>
+            <w:pStyle w:val="TOC1"/>
             <w:tabs>
               <w:tab w:val="right" w:leader="dot" w:pos="8306"/>
             </w:tabs>
           </w:pPr>
           <w:r>
             <w:rPr>
-              <w:rFonts w:hint="eastAsia" w:ascii="宋体" w:hAnsi="宋体" w:eastAsia="宋体" w:cs="宋体"/>
+              <w:rFonts w:ascii="宋体" w:eastAsia="宋体" w:hAnsi="宋体" w:cs="宋体" w:hint="eastAsia"/>
               <w:szCs w:val="24"/>
             </w:rPr>
             <w:fldChar w:fldCharType="begin"/>
           </w:r>
           <w:r>
             <w:rPr>
-              <w:rFonts w:hint="eastAsia" w:ascii="宋体" w:hAnsi="宋体" w:eastAsia="宋体" w:cs="宋体"/>
+              <w:rFonts w:ascii="宋体" w:eastAsia="宋体" w:hAnsi="宋体" w:cs="宋体" w:hint="eastAsia"/>
               <w:szCs w:val="24"/>
             </w:rPr>
             <w:instrText xml:space="preserve"> HYPERLINK \l _Toc5788 </w:instrText>
           </w:r>
           <w:r>
             <w:rPr>
-              <w:rFonts w:hint="eastAsia" w:ascii="宋体" w:hAnsi="宋体" w:eastAsia="宋体" w:cs="宋体"/>
+              <w:rFonts w:ascii="宋体" w:eastAsia="宋体" w:hAnsi="宋体" w:cs="宋体" w:hint="eastAsia"/>
               <w:szCs w:val="24"/>
             </w:rPr>
             <w:fldChar w:fldCharType="separate"/>
@@ -2563,7 +2536,7 @@
           </w:r>
           <w:r>
             <w:rPr>
-              <w:rFonts w:hint="eastAsia" w:ascii="宋体" w:hAnsi="宋体" w:eastAsia="宋体" w:cs="宋体"/>
+              <w:rFonts w:ascii="宋体" w:eastAsia="宋体" w:hAnsi="宋体" w:cs="宋体" w:hint="eastAsia"/>
               <w:szCs w:val="24"/>
             </w:rPr>
             <w:fldChar w:fldCharType="end"/>
@@ -2571,28 +2544,28 @@
         </w:p>
         <w:p>
           <w:pPr>
-            <w:pStyle w:val="16"/>
+            <w:pStyle w:val="TOC1"/>
             <w:tabs>
               <w:tab w:val="right" w:leader="dot" w:pos="8306"/>
             </w:tabs>
           </w:pPr>
           <w:r>
             <w:rPr>
-              <w:rFonts w:hint="eastAsia" w:ascii="宋体" w:hAnsi="宋体" w:eastAsia="宋体" w:cs="宋体"/>
+              <w:rFonts w:ascii="宋体" w:eastAsia="宋体" w:hAnsi="宋体" w:cs="宋体" w:hint="eastAsia"/>
               <w:szCs w:val="24"/>
             </w:rPr>
             <w:fldChar w:fldCharType="begin"/>
           </w:r>
           <w:r>
             <w:rPr>
-              <w:rFonts w:hint="eastAsia" w:ascii="宋体" w:hAnsi="宋体" w:eastAsia="宋体" w:cs="宋体"/>
+              <w:rFonts w:ascii="宋体" w:eastAsia="宋体" w:hAnsi="宋体" w:cs="宋体" w:hint="eastAsia"/>
               <w:szCs w:val="24"/>
             </w:rPr>
             <w:instrText xml:space="preserve"> HYPERLINK \l _Toc11675 </w:instrText>
           </w:r>
           <w:r>
             <w:rPr>
-              <w:rFonts w:hint="eastAsia" w:ascii="宋体" w:hAnsi="宋体" w:eastAsia="宋体" w:cs="宋体"/>
+              <w:rFonts w:ascii="宋体" w:eastAsia="宋体" w:hAnsi="宋体" w:cs="宋体" w:hint="eastAsia"/>
               <w:szCs w:val="24"/>
             </w:rPr>
             <w:fldChar w:fldCharType="separate"/>
@@ -2624,7 +2597,7 @@
           </w:r>
           <w:r>
             <w:rPr>
-              <w:rFonts w:hint="eastAsia" w:ascii="宋体" w:hAnsi="宋体" w:eastAsia="宋体" w:cs="宋体"/>
+              <w:rFonts w:ascii="宋体" w:eastAsia="宋体" w:hAnsi="宋体" w:cs="宋体" w:hint="eastAsia"/>
               <w:szCs w:val="24"/>
             </w:rPr>
             <w:fldChar w:fldCharType="end"/>
@@ -2632,28 +2605,28 @@
         </w:p>
         <w:p>
           <w:pPr>
-            <w:pStyle w:val="17"/>
+            <w:pStyle w:val="TOC2"/>
             <w:tabs>
               <w:tab w:val="right" w:leader="dot" w:pos="8306"/>
             </w:tabs>
           </w:pPr>
           <w:r>
             <w:rPr>
-              <w:rFonts w:hint="eastAsia" w:ascii="宋体" w:hAnsi="宋体" w:eastAsia="宋体" w:cs="宋体"/>
+              <w:rFonts w:ascii="宋体" w:eastAsia="宋体" w:hAnsi="宋体" w:cs="宋体" w:hint="eastAsia"/>
               <w:szCs w:val="24"/>
             </w:rPr>
             <w:fldChar w:fldCharType="begin"/>
           </w:r>
           <w:r>
             <w:rPr>
-              <w:rFonts w:hint="eastAsia" w:ascii="宋体" w:hAnsi="宋体" w:eastAsia="宋体" w:cs="宋体"/>
+              <w:rFonts w:ascii="宋体" w:eastAsia="宋体" w:hAnsi="宋体" w:cs="宋体" w:hint="eastAsia"/>
               <w:szCs w:val="24"/>
             </w:rPr>
             <w:instrText xml:space="preserve"> HYPERLINK \l _Toc6419 </w:instrText>
           </w:r>
           <w:r>
             <w:rPr>
-              <w:rFonts w:hint="eastAsia" w:ascii="宋体" w:hAnsi="宋体" w:eastAsia="宋体" w:cs="宋体"/>
+              <w:rFonts w:ascii="宋体" w:eastAsia="宋体" w:hAnsi="宋体" w:cs="宋体" w:hint="eastAsia"/>
               <w:szCs w:val="24"/>
             </w:rPr>
             <w:fldChar w:fldCharType="separate"/>
@@ -2685,7 +2658,7 @@
           </w:r>
           <w:r>
             <w:rPr>
-              <w:rFonts w:hint="eastAsia" w:ascii="宋体" w:hAnsi="宋体" w:eastAsia="宋体" w:cs="宋体"/>
+              <w:rFonts w:ascii="宋体" w:eastAsia="宋体" w:hAnsi="宋体" w:cs="宋体" w:hint="eastAsia"/>
               <w:szCs w:val="24"/>
             </w:rPr>
             <w:fldChar w:fldCharType="end"/>
@@ -2693,28 +2666,28 @@
         </w:p>
         <w:p>
           <w:pPr>
-            <w:pStyle w:val="17"/>
+            <w:pStyle w:val="TOC2"/>
             <w:tabs>
               <w:tab w:val="right" w:leader="dot" w:pos="8306"/>
             </w:tabs>
           </w:pPr>
           <w:r>
             <w:rPr>
-              <w:rFonts w:hint="eastAsia" w:ascii="宋体" w:hAnsi="宋体" w:eastAsia="宋体" w:cs="宋体"/>
+              <w:rFonts w:ascii="宋体" w:eastAsia="宋体" w:hAnsi="宋体" w:cs="宋体" w:hint="eastAsia"/>
               <w:szCs w:val="24"/>
             </w:rPr>
             <w:fldChar w:fldCharType="begin"/>
           </w:r>
           <w:r>
             <w:rPr>
-              <w:rFonts w:hint="eastAsia" w:ascii="宋体" w:hAnsi="宋体" w:eastAsia="宋体" w:cs="宋体"/>
+              <w:rFonts w:ascii="宋体" w:eastAsia="宋体" w:hAnsi="宋体" w:cs="宋体" w:hint="eastAsia"/>
               <w:szCs w:val="24"/>
             </w:rPr>
             <w:instrText xml:space="preserve"> HYPERLINK \l _Toc4798 </w:instrText>
           </w:r>
           <w:r>
             <w:rPr>
-              <w:rFonts w:hint="eastAsia" w:ascii="宋体" w:hAnsi="宋体" w:eastAsia="宋体" w:cs="宋体"/>
+              <w:rFonts w:ascii="宋体" w:eastAsia="宋体" w:hAnsi="宋体" w:cs="宋体" w:hint="eastAsia"/>
               <w:szCs w:val="24"/>
             </w:rPr>
             <w:fldChar w:fldCharType="separate"/>
@@ -2746,7 +2719,7 @@
           </w:r>
           <w:r>
             <w:rPr>
-              <w:rFonts w:hint="eastAsia" w:ascii="宋体" w:hAnsi="宋体" w:eastAsia="宋体" w:cs="宋体"/>
+              <w:rFonts w:ascii="宋体" w:eastAsia="宋体" w:hAnsi="宋体" w:cs="宋体" w:hint="eastAsia"/>
               <w:szCs w:val="24"/>
             </w:rPr>
             <w:fldChar w:fldCharType="end"/>
@@ -2754,28 +2727,28 @@
         </w:p>
         <w:p>
           <w:pPr>
-            <w:pStyle w:val="16"/>
+            <w:pStyle w:val="TOC1"/>
             <w:tabs>
               <w:tab w:val="right" w:leader="dot" w:pos="8306"/>
             </w:tabs>
           </w:pPr>
           <w:r>
             <w:rPr>
-              <w:rFonts w:hint="eastAsia" w:ascii="宋体" w:hAnsi="宋体" w:eastAsia="宋体" w:cs="宋体"/>
+              <w:rFonts w:ascii="宋体" w:eastAsia="宋体" w:hAnsi="宋体" w:cs="宋体" w:hint="eastAsia"/>
               <w:szCs w:val="24"/>
             </w:rPr>
             <w:fldChar w:fldCharType="begin"/>
           </w:r>
           <w:r>
             <w:rPr>
-              <w:rFonts w:hint="eastAsia" w:ascii="宋体" w:hAnsi="宋体" w:eastAsia="宋体" w:cs="宋体"/>
+              <w:rFonts w:ascii="宋体" w:eastAsia="宋体" w:hAnsi="宋体" w:cs="宋体" w:hint="eastAsia"/>
               <w:szCs w:val="24"/>
             </w:rPr>
             <w:instrText xml:space="preserve"> HYPERLINK \l _Toc18742 </w:instrText>
           </w:r>
           <w:r>
             <w:rPr>
-              <w:rFonts w:hint="eastAsia" w:ascii="宋体" w:hAnsi="宋体" w:eastAsia="宋体" w:cs="宋体"/>
+              <w:rFonts w:ascii="宋体" w:eastAsia="宋体" w:hAnsi="宋体" w:cs="宋体" w:hint="eastAsia"/>
               <w:szCs w:val="24"/>
             </w:rPr>
             <w:fldChar w:fldCharType="separate"/>
@@ -2807,7 +2780,7 @@
           </w:r>
           <w:r>
             <w:rPr>
-              <w:rFonts w:hint="eastAsia" w:ascii="宋体" w:hAnsi="宋体" w:eastAsia="宋体" w:cs="宋体"/>
+              <w:rFonts w:ascii="宋体" w:eastAsia="宋体" w:hAnsi="宋体" w:cs="宋体" w:hint="eastAsia"/>
               <w:szCs w:val="24"/>
             </w:rPr>
             <w:fldChar w:fldCharType="end"/>
@@ -2815,28 +2788,28 @@
         </w:p>
         <w:p>
           <w:pPr>
-            <w:pStyle w:val="16"/>
+            <w:pStyle w:val="TOC1"/>
             <w:tabs>
               <w:tab w:val="right" w:leader="dot" w:pos="8306"/>
             </w:tabs>
           </w:pPr>
           <w:r>
             <w:rPr>
-              <w:rFonts w:hint="eastAsia" w:ascii="宋体" w:hAnsi="宋体" w:eastAsia="宋体" w:cs="宋体"/>
+              <w:rFonts w:ascii="宋体" w:eastAsia="宋体" w:hAnsi="宋体" w:cs="宋体" w:hint="eastAsia"/>
               <w:szCs w:val="24"/>
             </w:rPr>
             <w:fldChar w:fldCharType="begin"/>
           </w:r>
           <w:r>
             <w:rPr>
-              <w:rFonts w:hint="eastAsia" w:ascii="宋体" w:hAnsi="宋体" w:eastAsia="宋体" w:cs="宋体"/>
+              <w:rFonts w:ascii="宋体" w:eastAsia="宋体" w:hAnsi="宋体" w:cs="宋体" w:hint="eastAsia"/>
               <w:szCs w:val="24"/>
             </w:rPr>
             <w:instrText xml:space="preserve"> HYPERLINK \l _Toc29778 </w:instrText>
           </w:r>
           <w:r>
             <w:rPr>
-              <w:rFonts w:hint="eastAsia" w:ascii="宋体" w:hAnsi="宋体" w:eastAsia="宋体" w:cs="宋体"/>
+              <w:rFonts w:ascii="宋体" w:eastAsia="宋体" w:hAnsi="宋体" w:cs="宋体" w:hint="eastAsia"/>
               <w:szCs w:val="24"/>
             </w:rPr>
             <w:fldChar w:fldCharType="separate"/>
@@ -2868,7 +2841,7 @@
           </w:r>
           <w:r>
             <w:rPr>
-              <w:rFonts w:hint="eastAsia" w:ascii="宋体" w:hAnsi="宋体" w:eastAsia="宋体" w:cs="宋体"/>
+              <w:rFonts w:ascii="宋体" w:eastAsia="宋体" w:hAnsi="宋体" w:cs="宋体" w:hint="eastAsia"/>
               <w:szCs w:val="24"/>
             </w:rPr>
             <w:fldChar w:fldCharType="end"/>
@@ -2892,7 +2865,7 @@
             <w:spacing w:line="312" w:lineRule="auto"/>
             <w:textAlignment w:val="baseline"/>
             <w:rPr>
-              <w:rFonts w:hint="eastAsia" w:ascii="宋体" w:hAnsi="宋体" w:eastAsia="宋体" w:cs="宋体"/>
+              <w:rFonts w:ascii="宋体" w:eastAsia="宋体" w:hAnsi="宋体" w:cs="宋体" w:hint="eastAsia"/>
               <w:snapToGrid w:val="0"/>
               <w:color w:val="000000"/>
               <w:kern w:val="0"/>
@@ -2903,7 +2876,7 @@
           </w:pPr>
           <w:r>
             <w:rPr>
-              <w:rFonts w:hint="eastAsia" w:ascii="宋体" w:hAnsi="宋体" w:eastAsia="宋体" w:cs="宋体"/>
+              <w:rFonts w:ascii="宋体" w:eastAsia="宋体" w:hAnsi="宋体" w:cs="宋体" w:hint="eastAsia"/>
               <w:szCs w:val="24"/>
             </w:rPr>
             <w:fldChar w:fldCharType="end"/>
@@ -2928,7 +2901,7 @@
         <w:snapToGrid w:val="0"/>
         <w:textAlignment w:val="baseline"/>
         <w:rPr>
-          <w:rFonts w:ascii="Arial" w:hAnsi="Arial" w:eastAsia="Arial" w:cs="Arial"/>
+          <w:rFonts w:ascii="Arial" w:eastAsia="Arial" w:hAnsi="Arial" w:cs="Arial"/>
           <w:snapToGrid w:val="0"/>
           <w:color w:val="000000"/>
           <w:kern w:val="0"/>
@@ -2939,7 +2912,7 @@
       </w:pPr>
       <w:r>
         <w:rPr>
-          <w:rFonts w:ascii="Arial" w:hAnsi="Arial" w:eastAsia="Arial" w:cs="Arial"/>
+          <w:rFonts w:ascii="Arial" w:eastAsia="Arial" w:hAnsi="Arial" w:cs="Arial"/>
           <w:snapToGrid w:val="0"/>
           <w:color w:val="000000"/>
           <w:kern w:val="0"/>
@@ -2952,7 +2925,7 @@
     </w:p>
     <w:p>
       <w:pPr>
-        <w:pStyle w:val="28"/>
+        <w:pStyle w:val="1"/>
         <w:bidi w:val="0"/>
         <w:rPr>
           <w:rFonts w:hint="default"/>
@@ -2971,7 +2944,7 @@
     </w:p>
     <w:p>
       <w:pPr>
-        <w:pStyle w:val="29"/>
+        <w:pStyle w:val="a1"/>
         <w:keepNext w:val="0"/>
         <w:keepLines w:val="0"/>
         <w:pageBreakBefore w:val="0"/>
@@ -3001,7 +2974,7 @@
     </w:p>
     <w:p>
       <w:pPr>
-        <w:pStyle w:val="28"/>
+        <w:pStyle w:val="1"/>
         <w:bidi w:val="0"/>
         <w:rPr>
           <w:rFonts w:hint="default"/>
@@ -3027,7 +3000,7 @@
     </w:p>
     <w:p>
       <w:pPr>
-        <w:pStyle w:val="30"/>
+        <w:pStyle w:val="2"/>
         <w:bidi w:val="0"/>
         <w:rPr>
           <w:rFonts w:hint="default"/>
@@ -3046,7 +3019,7 @@
     </w:p>
     <w:p>
       <w:pPr>
-        <w:pStyle w:val="29"/>
+        <w:pStyle w:val="a1"/>
         <w:keepNext w:val="0"/>
         <w:keepLines w:val="0"/>
         <w:pageBreakBefore w:val="0"/>
@@ -3076,7 +3049,7 @@
     </w:p>
     <w:p>
       <w:pPr>
-        <w:pStyle w:val="29"/>
+        <w:pStyle w:val="a1"/>
         <w:keepNext w:val="0"/>
         <w:keepLines w:val="0"/>
         <w:pageBreakBefore w:val="0"/>
@@ -3106,7 +3079,7 @@
     </w:p>
     <w:p>
       <w:pPr>
-        <w:pStyle w:val="29"/>
+        <w:pStyle w:val="a1"/>
         <w:keepNext w:val="0"/>
         <w:keepLines w:val="0"/>
         <w:pageBreakBefore w:val="0"/>
@@ -3136,7 +3109,7 @@
     </w:p>
     <w:p>
       <w:pPr>
-        <w:pStyle w:val="29"/>
+        <w:pStyle w:val="a1"/>
         <w:keepNext w:val="0"/>
         <w:keepLines w:val="0"/>
         <w:pageBreakBefore w:val="0"/>
@@ -3166,7 +3139,7 @@
     </w:p>
     <w:p>
       <w:pPr>
-        <w:pStyle w:val="29"/>
+        <w:pStyle w:val="a1"/>
         <w:keepNext w:val="0"/>
         <w:keepLines w:val="0"/>
         <w:pageBreakBefore w:val="0"/>
@@ -3196,7 +3169,7 @@
     </w:p>
     <w:p>
       <w:pPr>
-        <w:pStyle w:val="30"/>
+        <w:pStyle w:val="2"/>
         <w:bidi w:val="0"/>
         <w:rPr>
           <w:rFonts w:hint="default"/>
@@ -3215,7 +3188,7 @@
     </w:p>
     <w:p>
       <w:pPr>
-        <w:pStyle w:val="29"/>
+        <w:pStyle w:val="a1"/>
         <w:keepNext w:val="0"/>
         <w:keepLines w:val="0"/>
         <w:pageBreakBefore w:val="0"/>
@@ -3245,7 +3218,7 @@
     </w:p>
     <w:p>
       <w:pPr>
-        <w:pStyle w:val="29"/>
+        <w:pStyle w:val="a1"/>
         <w:keepNext w:val="0"/>
         <w:keepLines w:val="0"/>
         <w:pageBreakBefore w:val="0"/>
@@ -3275,7 +3248,7 @@
     </w:p>
     <w:p>
       <w:pPr>
-        <w:pStyle w:val="29"/>
+        <w:pStyle w:val="a1"/>
         <w:keepNext w:val="0"/>
         <w:keepLines w:val="0"/>
         <w:pageBreakBefore w:val="0"/>
@@ -3305,7 +3278,7 @@
     </w:p>
     <w:p>
       <w:pPr>
-        <w:pStyle w:val="29"/>
+        <w:pStyle w:val="a1"/>
         <w:keepNext w:val="0"/>
         <w:keepLines w:val="0"/>
         <w:pageBreakBefore w:val="0"/>
@@ -3335,7 +3308,7 @@
     </w:p>
     <w:p>
       <w:pPr>
-        <w:pStyle w:val="29"/>
+        <w:pStyle w:val="a1"/>
         <w:keepNext w:val="0"/>
         <w:keepLines w:val="0"/>
         <w:pageBreakBefore w:val="0"/>
@@ -3365,7 +3338,7 @@
     </w:p>
     <w:p>
       <w:pPr>
-        <w:pStyle w:val="28"/>
+        <w:pStyle w:val="1"/>
         <w:bidi w:val="0"/>
         <w:rPr>
           <w:rFonts w:hint="default"/>
@@ -3384,19 +3357,18 @@
     </w:p>
     <w:tbl>
       <w:tblPr>
-        <w:tblStyle w:val="20"/>
+        <w:tblStyle w:val="TableNormal"/>
         <w:tblW w:w="9024" w:type="dxa"/>
         <w:tblInd w:w="0" w:type="dxa"/>
         <w:tblBorders>
-          <w:top w:val="single" w:color="auto" w:sz="4" w:space="0"/>
-          <w:left w:val="single" w:color="auto" w:sz="4" w:space="0"/>
-          <w:bottom w:val="single" w:color="auto" w:sz="4" w:space="0"/>
-          <w:right w:val="single" w:color="auto" w:sz="4" w:space="0"/>
-          <w:insideH w:val="single" w:color="auto" w:sz="4" w:space="0"/>
-          <w:insideV w:val="single" w:color="auto" w:sz="4" w:space="0"/>
+          <w:top w:val="single" w:sz="4" w:space="0" w:color="auto"/>
+          <w:left w:val="single" w:sz="4" w:space="0" w:color="auto"/>
+          <w:bottom w:val="single" w:sz="4" w:space="0" w:color="auto"/>
+          <w:right w:val="single" w:sz="4" w:space="0" w:color="auto"/>
+          <w:insideH w:val="single" w:sz="4" w:space="0" w:color="auto"/>
+          <w:insideV w:val="single" w:sz="4" w:space="0" w:color="auto"/>
         </w:tblBorders>
         <w:shd w:val="clear" w:color="auto" w:fill="auto"/>
-        <w:tblLayout w:type="autofit"/>
         <w:tblCellMar>
           <w:top w:w="15" w:type="dxa"/>
           <w:left w:w="15" w:type="dxa"/>
@@ -3411,13 +3383,15 @@
       </w:tblGrid>
       <w:tr>
         <w:tblPrEx>
+          <w:tblW w:w="9024" w:type="dxa"/>
+          <w:tblInd w:w="0" w:type="dxa"/>
           <w:tblBorders>
-            <w:top w:val="single" w:color="auto" w:sz="4" w:space="0"/>
-            <w:left w:val="single" w:color="auto" w:sz="4" w:space="0"/>
-            <w:bottom w:val="single" w:color="auto" w:sz="4" w:space="0"/>
-            <w:right w:val="single" w:color="auto" w:sz="4" w:space="0"/>
-            <w:insideH w:val="single" w:color="auto" w:sz="4" w:space="0"/>
-            <w:insideV w:val="single" w:color="auto" w:sz="4" w:space="0"/>
+            <w:top w:val="single" w:sz="4" w:space="0" w:color="auto"/>
+            <w:left w:val="single" w:sz="4" w:space="0" w:color="auto"/>
+            <w:bottom w:val="single" w:sz="4" w:space="0" w:color="auto"/>
+            <w:right w:val="single" w:sz="4" w:space="0" w:color="auto"/>
+            <w:insideH w:val="single" w:sz="4" w:space="0" w:color="auto"/>
+            <w:insideV w:val="single" w:sz="4" w:space="0" w:color="auto"/>
           </w:tblBorders>
           <w:shd w:val="clear" w:color="auto" w:fill="auto"/>
           <w:tblCellMar>
@@ -3451,7 +3425,7 @@
               <w:spacing w:line="300" w:lineRule="atLeast"/>
               <w:jc w:val="left"/>
               <w:rPr>
-                <w:rFonts w:ascii="Segoe UI" w:hAnsi="Segoe UI" w:eastAsia="Segoe UI" w:cs="Segoe UI"/>
+                <w:rFonts w:ascii="Segoe UI" w:eastAsia="Segoe UI" w:hAnsi="Segoe UI" w:cs="Segoe UI"/>
                 <w:i w:val="0"/>
                 <w:iCs w:val="0"/>
                 <w:caps w:val="0"/>
@@ -3463,7 +3437,7 @@
             </w:pPr>
             <w:r>
               <w:rPr>
-                <w:rFonts w:hint="default" w:ascii="Segoe UI" w:hAnsi="Segoe UI" w:eastAsia="Segoe UI" w:cs="Segoe UI"/>
+                <w:rFonts w:ascii="Segoe UI" w:eastAsia="Segoe UI" w:hAnsi="Segoe UI" w:cs="Segoe UI" w:hint="default"/>
                 <w:i w:val="0"/>
                 <w:iCs w:val="0"/>
                 <w:caps w:val="0"/>
@@ -3500,7 +3474,7 @@
               <w:spacing w:line="300" w:lineRule="atLeast"/>
               <w:jc w:val="left"/>
               <w:rPr>
-                <w:rFonts w:hint="default" w:ascii="Segoe UI" w:hAnsi="Segoe UI" w:eastAsia="Segoe UI" w:cs="Segoe UI"/>
+                <w:rFonts w:ascii="Segoe UI" w:eastAsia="Segoe UI" w:hAnsi="Segoe UI" w:cs="Segoe UI" w:hint="default"/>
                 <w:i w:val="0"/>
                 <w:iCs w:val="0"/>
                 <w:caps w:val="0"/>
@@ -3512,7 +3486,7 @@
             </w:pPr>
             <w:r>
               <w:rPr>
-                <w:rFonts w:hint="default" w:ascii="Segoe UI" w:hAnsi="Segoe UI" w:eastAsia="Segoe UI" w:cs="Segoe UI"/>
+                <w:rFonts w:ascii="Segoe UI" w:eastAsia="Segoe UI" w:hAnsi="Segoe UI" w:cs="Segoe UI" w:hint="default"/>
                 <w:i w:val="0"/>
                 <w:iCs w:val="0"/>
                 <w:caps w:val="0"/>
@@ -3549,7 +3523,7 @@
               <w:spacing w:line="300" w:lineRule="atLeast"/>
               <w:jc w:val="left"/>
               <w:rPr>
-                <w:rFonts w:hint="default" w:ascii="Segoe UI" w:hAnsi="Segoe UI" w:eastAsia="Segoe UI" w:cs="Segoe UI"/>
+                <w:rFonts w:ascii="Segoe UI" w:eastAsia="Segoe UI" w:hAnsi="Segoe UI" w:cs="Segoe UI" w:hint="default"/>
                 <w:i w:val="0"/>
                 <w:iCs w:val="0"/>
                 <w:caps w:val="0"/>
@@ -3561,7 +3535,7 @@
             </w:pPr>
             <w:r>
               <w:rPr>
-                <w:rFonts w:hint="default" w:ascii="Segoe UI" w:hAnsi="Segoe UI" w:eastAsia="Segoe UI" w:cs="Segoe UI"/>
+                <w:rFonts w:ascii="Segoe UI" w:eastAsia="Segoe UI" w:hAnsi="Segoe UI" w:cs="Segoe UI" w:hint="default"/>
                 <w:i w:val="0"/>
                 <w:iCs w:val="0"/>
                 <w:caps w:val="0"/>
@@ -3580,14 +3554,8 @@
       </w:tr>
       <w:tr>
         <w:tblPrEx>
-          <w:tblBorders>
-            <w:top w:val="single" w:color="auto" w:sz="4" w:space="0"/>
-            <w:left w:val="single" w:color="auto" w:sz="4" w:space="0"/>
-            <w:bottom w:val="single" w:color="auto" w:sz="4" w:space="0"/>
-            <w:right w:val="single" w:color="auto" w:sz="4" w:space="0"/>
-            <w:insideH w:val="single" w:color="auto" w:sz="4" w:space="0"/>
-            <w:insideV w:val="single" w:color="auto" w:sz="4" w:space="0"/>
-          </w:tblBorders>
+          <w:tblW w:w="9024" w:type="dxa"/>
+          <w:tblInd w:w="0" w:type="dxa"/>
           <w:shd w:val="clear" w:color="auto" w:fill="auto"/>
           <w:tblCellMar>
             <w:top w:w="15" w:type="dxa"/>
@@ -3618,7 +3586,7 @@
               <w:spacing w:line="300" w:lineRule="atLeast"/>
               <w:jc w:val="left"/>
               <w:rPr>
-                <w:rFonts w:hint="default" w:ascii="Segoe UI" w:hAnsi="Segoe UI" w:eastAsia="Segoe UI" w:cs="Segoe UI"/>
+                <w:rFonts w:ascii="Segoe UI" w:eastAsia="Segoe UI" w:hAnsi="Segoe UI" w:cs="Segoe UI" w:hint="default"/>
                 <w:i w:val="0"/>
                 <w:iCs w:val="0"/>
                 <w:caps w:val="0"/>
@@ -3630,8 +3598,8 @@
             </w:pPr>
             <w:r>
               <w:rPr>
-                <w:rStyle w:val="23"/>
-                <w:rFonts w:hint="default" w:ascii="Segoe UI" w:hAnsi="Segoe UI" w:eastAsia="Segoe UI" w:cs="Segoe UI"/>
+                <w:rStyle w:val="Strong"/>
+                <w:rFonts w:ascii="Segoe UI" w:eastAsia="Segoe UI" w:hAnsi="Segoe UI" w:cs="Segoe UI" w:hint="default"/>
                 <w:b/>
                 <w:bCs/>
                 <w:i w:val="0"/>
@@ -3670,7 +3638,7 @@
               <w:spacing w:line="300" w:lineRule="atLeast"/>
               <w:jc w:val="left"/>
               <w:rPr>
-                <w:rFonts w:hint="default" w:ascii="Segoe UI" w:hAnsi="Segoe UI" w:eastAsia="Segoe UI" w:cs="Segoe UI"/>
+                <w:rFonts w:ascii="Segoe UI" w:eastAsia="Segoe UI" w:hAnsi="Segoe UI" w:cs="Segoe UI" w:hint="default"/>
                 <w:i w:val="0"/>
                 <w:iCs w:val="0"/>
                 <w:caps w:val="0"/>
@@ -3682,7 +3650,7 @@
             </w:pPr>
             <w:r>
               <w:rPr>
-                <w:rFonts w:hint="default" w:ascii="Segoe UI" w:hAnsi="Segoe UI" w:eastAsia="Segoe UI" w:cs="Segoe UI"/>
+                <w:rFonts w:ascii="Segoe UI" w:eastAsia="Segoe UI" w:hAnsi="Segoe UI" w:cs="Segoe UI" w:hint="default"/>
                 <w:i w:val="0"/>
                 <w:iCs w:val="0"/>
                 <w:caps w:val="0"/>
@@ -3719,7 +3687,7 @@
               <w:spacing w:line="300" w:lineRule="atLeast"/>
               <w:jc w:val="left"/>
               <w:rPr>
-                <w:rFonts w:hint="default" w:ascii="Segoe UI" w:hAnsi="Segoe UI" w:eastAsia="Segoe UI" w:cs="Segoe UI"/>
+                <w:rFonts w:ascii="Segoe UI" w:eastAsia="Segoe UI" w:hAnsi="Segoe UI" w:cs="Segoe UI" w:hint="default"/>
                 <w:i w:val="0"/>
                 <w:iCs w:val="0"/>
                 <w:caps w:val="0"/>
@@ -3731,7 +3699,7 @@
             </w:pPr>
             <w:r>
               <w:rPr>
-                <w:rFonts w:hint="default" w:ascii="Segoe UI" w:hAnsi="Segoe UI" w:eastAsia="Segoe UI" w:cs="Segoe UI"/>
+                <w:rFonts w:ascii="Segoe UI" w:eastAsia="Segoe UI" w:hAnsi="Segoe UI" w:cs="Segoe UI" w:hint="default"/>
                 <w:i w:val="0"/>
                 <w:iCs w:val="0"/>
                 <w:caps w:val="0"/>
@@ -3747,7 +3715,7 @@
             </w:r>
             <w:r>
               <w:rPr>
-                <w:rFonts w:hint="default" w:ascii="Segoe UI" w:hAnsi="Segoe UI" w:eastAsia="Segoe UI" w:cs="Segoe UI"/>
+                <w:rFonts w:ascii="Segoe UI" w:eastAsia="Segoe UI" w:hAnsi="Segoe UI" w:cs="Segoe UI" w:hint="default"/>
                 <w:i w:val="0"/>
                 <w:iCs w:val="0"/>
                 <w:caps w:val="0"/>
@@ -3759,11 +3727,11 @@
                 <w:szCs w:val="18"/>
                 <w:lang w:val="en-US" w:eastAsia="zh-CN"/>
               </w:rPr>
-              <w:br w:type="textWrapping"/>
+              <w:br/>
             </w:r>
             <w:r>
               <w:rPr>
-                <w:rFonts w:hint="default" w:ascii="Segoe UI" w:hAnsi="Segoe UI" w:eastAsia="Segoe UI" w:cs="Segoe UI"/>
+                <w:rFonts w:ascii="Segoe UI" w:eastAsia="Segoe UI" w:hAnsi="Segoe UI" w:cs="Segoe UI" w:hint="default"/>
                 <w:i w:val="0"/>
                 <w:iCs w:val="0"/>
                 <w:caps w:val="0"/>
@@ -3782,14 +3750,8 @@
       </w:tr>
       <w:tr>
         <w:tblPrEx>
-          <w:tblBorders>
-            <w:top w:val="single" w:color="auto" w:sz="4" w:space="0"/>
-            <w:left w:val="single" w:color="auto" w:sz="4" w:space="0"/>
-            <w:bottom w:val="single" w:color="auto" w:sz="4" w:space="0"/>
-            <w:right w:val="single" w:color="auto" w:sz="4" w:space="0"/>
-            <w:insideH w:val="single" w:color="auto" w:sz="4" w:space="0"/>
-            <w:insideV w:val="single" w:color="auto" w:sz="4" w:space="0"/>
-          </w:tblBorders>
+          <w:tblW w:w="9024" w:type="dxa"/>
+          <w:tblInd w:w="0" w:type="dxa"/>
           <w:shd w:val="clear" w:color="auto" w:fill="auto"/>
           <w:tblCellMar>
             <w:top w:w="15" w:type="dxa"/>
@@ -3801,7 +3763,7 @@
         <w:tc>
           <w:tcPr>
             <w:tcW w:w="0" w:type="auto"/>
-            <w:vMerge w:val="continue"/>
+            <w:vMerge/>
             <w:shd w:val="clear" w:color="auto" w:fill="auto"/>
             <w:tcMar>
               <w:top w:w="120" w:type="dxa"/>
@@ -3814,7 +3776,7 @@
           <w:p>
             <w:pPr>
               <w:rPr>
-                <w:rFonts w:hint="default" w:ascii="Segoe UI" w:hAnsi="Segoe UI" w:eastAsia="Segoe UI" w:cs="Segoe UI"/>
+                <w:rFonts w:ascii="Segoe UI" w:eastAsia="Segoe UI" w:hAnsi="Segoe UI" w:cs="Segoe UI" w:hint="default"/>
                 <w:i w:val="0"/>
                 <w:iCs w:val="0"/>
                 <w:caps w:val="0"/>
@@ -3847,7 +3809,7 @@
               <w:spacing w:line="300" w:lineRule="atLeast"/>
               <w:jc w:val="left"/>
               <w:rPr>
-                <w:rFonts w:hint="default" w:ascii="Segoe UI" w:hAnsi="Segoe UI" w:eastAsia="Segoe UI" w:cs="Segoe UI"/>
+                <w:rFonts w:ascii="Segoe UI" w:eastAsia="Segoe UI" w:hAnsi="Segoe UI" w:cs="Segoe UI" w:hint="default"/>
                 <w:i w:val="0"/>
                 <w:iCs w:val="0"/>
                 <w:caps w:val="0"/>
@@ -3859,7 +3821,7 @@
             </w:pPr>
             <w:r>
               <w:rPr>
-                <w:rFonts w:hint="default" w:ascii="Segoe UI" w:hAnsi="Segoe UI" w:eastAsia="Segoe UI" w:cs="Segoe UI"/>
+                <w:rFonts w:ascii="Segoe UI" w:eastAsia="Segoe UI" w:hAnsi="Segoe UI" w:cs="Segoe UI" w:hint="default"/>
                 <w:i w:val="0"/>
                 <w:iCs w:val="0"/>
                 <w:caps w:val="0"/>
@@ -3896,7 +3858,7 @@
               <w:spacing w:line="300" w:lineRule="atLeast"/>
               <w:jc w:val="left"/>
               <w:rPr>
-                <w:rFonts w:hint="default" w:ascii="Segoe UI" w:hAnsi="Segoe UI" w:eastAsia="Segoe UI" w:cs="Segoe UI"/>
+                <w:rFonts w:ascii="Segoe UI" w:eastAsia="Segoe UI" w:hAnsi="Segoe UI" w:cs="Segoe UI" w:hint="default"/>
                 <w:i w:val="0"/>
                 <w:iCs w:val="0"/>
                 <w:caps w:val="0"/>
@@ -3908,7 +3870,7 @@
             </w:pPr>
             <w:r>
               <w:rPr>
-                <w:rFonts w:hint="default" w:ascii="Segoe UI" w:hAnsi="Segoe UI" w:eastAsia="Segoe UI" w:cs="Segoe UI"/>
+                <w:rFonts w:ascii="Segoe UI" w:eastAsia="Segoe UI" w:hAnsi="Segoe UI" w:cs="Segoe UI" w:hint="default"/>
                 <w:i w:val="0"/>
                 <w:iCs w:val="0"/>
                 <w:caps w:val="0"/>
@@ -3927,14 +3889,8 @@
       </w:tr>
       <w:tr>
         <w:tblPrEx>
-          <w:tblBorders>
-            <w:top w:val="single" w:color="auto" w:sz="4" w:space="0"/>
-            <w:left w:val="single" w:color="auto" w:sz="4" w:space="0"/>
-            <w:bottom w:val="single" w:color="auto" w:sz="4" w:space="0"/>
-            <w:right w:val="single" w:color="auto" w:sz="4" w:space="0"/>
-            <w:insideH w:val="single" w:color="auto" w:sz="4" w:space="0"/>
-            <w:insideV w:val="single" w:color="auto" w:sz="4" w:space="0"/>
-          </w:tblBorders>
+          <w:tblW w:w="9024" w:type="dxa"/>
+          <w:tblInd w:w="0" w:type="dxa"/>
           <w:shd w:val="clear" w:color="auto" w:fill="auto"/>
           <w:tblCellMar>
             <w:top w:w="15" w:type="dxa"/>
@@ -3965,7 +3921,7 @@
               <w:spacing w:line="300" w:lineRule="atLeast"/>
               <w:jc w:val="left"/>
               <w:rPr>
-                <w:rFonts w:hint="default" w:ascii="Segoe UI" w:hAnsi="Segoe UI" w:eastAsia="Segoe UI" w:cs="Segoe UI"/>
+                <w:rFonts w:ascii="Segoe UI" w:eastAsia="Segoe UI" w:hAnsi="Segoe UI" w:cs="Segoe UI" w:hint="default"/>
                 <w:i w:val="0"/>
                 <w:iCs w:val="0"/>
                 <w:caps w:val="0"/>
@@ -3977,8 +3933,8 @@
             </w:pPr>
             <w:r>
               <w:rPr>
-                <w:rStyle w:val="23"/>
-                <w:rFonts w:hint="default" w:ascii="Segoe UI" w:hAnsi="Segoe UI" w:eastAsia="Segoe UI" w:cs="Segoe UI"/>
+                <w:rStyle w:val="Strong"/>
+                <w:rFonts w:ascii="Segoe UI" w:eastAsia="Segoe UI" w:hAnsi="Segoe UI" w:cs="Segoe UI" w:hint="default"/>
                 <w:b/>
                 <w:bCs/>
                 <w:i w:val="0"/>
@@ -4017,7 +3973,7 @@
               <w:spacing w:line="300" w:lineRule="atLeast"/>
               <w:jc w:val="left"/>
               <w:rPr>
-                <w:rFonts w:hint="default" w:ascii="Segoe UI" w:hAnsi="Segoe UI" w:eastAsia="Segoe UI" w:cs="Segoe UI"/>
+                <w:rFonts w:ascii="Segoe UI" w:eastAsia="Segoe UI" w:hAnsi="Segoe UI" w:cs="Segoe UI" w:hint="default"/>
                 <w:i w:val="0"/>
                 <w:iCs w:val="0"/>
                 <w:caps w:val="0"/>
@@ -4029,7 +3985,7 @@
             </w:pPr>
             <w:r>
               <w:rPr>
-                <w:rFonts w:hint="default" w:ascii="Segoe UI" w:hAnsi="Segoe UI" w:eastAsia="Segoe UI" w:cs="Segoe UI"/>
+                <w:rFonts w:ascii="Segoe UI" w:eastAsia="Segoe UI" w:hAnsi="Segoe UI" w:cs="Segoe UI" w:hint="default"/>
                 <w:i w:val="0"/>
                 <w:iCs w:val="0"/>
                 <w:caps w:val="0"/>
@@ -4066,7 +4022,7 @@
               <w:spacing w:line="300" w:lineRule="atLeast"/>
               <w:jc w:val="left"/>
               <w:rPr>
-                <w:rFonts w:hint="default" w:ascii="Segoe UI" w:hAnsi="Segoe UI" w:eastAsia="Segoe UI" w:cs="Segoe UI"/>
+                <w:rFonts w:ascii="Segoe UI" w:eastAsia="Segoe UI" w:hAnsi="Segoe UI" w:cs="Segoe UI" w:hint="default"/>
                 <w:i w:val="0"/>
                 <w:iCs w:val="0"/>
                 <w:caps w:val="0"/>
@@ -4078,7 +4034,7 @@
             </w:pPr>
             <w:r>
               <w:rPr>
-                <w:rFonts w:hint="default" w:ascii="Segoe UI" w:hAnsi="Segoe UI" w:eastAsia="Segoe UI" w:cs="Segoe UI"/>
+                <w:rFonts w:ascii="Segoe UI" w:eastAsia="Segoe UI" w:hAnsi="Segoe UI" w:cs="Segoe UI" w:hint="default"/>
                 <w:i w:val="0"/>
                 <w:iCs w:val="0"/>
                 <w:caps w:val="0"/>
@@ -4097,14 +4053,8 @@
       </w:tr>
       <w:tr>
         <w:tblPrEx>
-          <w:tblBorders>
-            <w:top w:val="single" w:color="auto" w:sz="4" w:space="0"/>
-            <w:left w:val="single" w:color="auto" w:sz="4" w:space="0"/>
-            <w:bottom w:val="single" w:color="auto" w:sz="4" w:space="0"/>
-            <w:right w:val="single" w:color="auto" w:sz="4" w:space="0"/>
-            <w:insideH w:val="single" w:color="auto" w:sz="4" w:space="0"/>
-            <w:insideV w:val="single" w:color="auto" w:sz="4" w:space="0"/>
-          </w:tblBorders>
+          <w:tblW w:w="9024" w:type="dxa"/>
+          <w:tblInd w:w="0" w:type="dxa"/>
           <w:shd w:val="clear" w:color="auto" w:fill="auto"/>
           <w:tblCellMar>
             <w:top w:w="15" w:type="dxa"/>
@@ -4116,7 +4066,7 @@
         <w:tc>
           <w:tcPr>
             <w:tcW w:w="0" w:type="auto"/>
-            <w:vMerge w:val="continue"/>
+            <w:vMerge/>
             <w:shd w:val="clear" w:color="auto" w:fill="auto"/>
             <w:tcMar>
               <w:top w:w="120" w:type="dxa"/>
@@ -4129,7 +4079,7 @@
           <w:p>
             <w:pPr>
               <w:rPr>
-                <w:rFonts w:hint="default" w:ascii="Segoe UI" w:hAnsi="Segoe UI" w:eastAsia="Segoe UI" w:cs="Segoe UI"/>
+                <w:rFonts w:ascii="Segoe UI" w:eastAsia="Segoe UI" w:hAnsi="Segoe UI" w:cs="Segoe UI" w:hint="default"/>
                 <w:i w:val="0"/>
                 <w:iCs w:val="0"/>
                 <w:caps w:val="0"/>
@@ -4162,7 +4112,7 @@
               <w:spacing w:line="300" w:lineRule="atLeast"/>
               <w:jc w:val="left"/>
               <w:rPr>
-                <w:rFonts w:hint="default" w:ascii="Segoe UI" w:hAnsi="Segoe UI" w:eastAsia="Segoe UI" w:cs="Segoe UI"/>
+                <w:rFonts w:ascii="Segoe UI" w:eastAsia="Segoe UI" w:hAnsi="Segoe UI" w:cs="Segoe UI" w:hint="default"/>
                 <w:i w:val="0"/>
                 <w:iCs w:val="0"/>
                 <w:caps w:val="0"/>
@@ -4174,7 +4124,7 @@
             </w:pPr>
             <w:r>
               <w:rPr>
-                <w:rFonts w:hint="default" w:ascii="Segoe UI" w:hAnsi="Segoe UI" w:eastAsia="Segoe UI" w:cs="Segoe UI"/>
+                <w:rFonts w:ascii="Segoe UI" w:eastAsia="Segoe UI" w:hAnsi="Segoe UI" w:cs="Segoe UI" w:hint="default"/>
                 <w:i w:val="0"/>
                 <w:iCs w:val="0"/>
                 <w:caps w:val="0"/>
@@ -4211,7 +4161,7 @@
               <w:spacing w:line="300" w:lineRule="atLeast"/>
               <w:jc w:val="left"/>
               <w:rPr>
-                <w:rFonts w:hint="default" w:ascii="Segoe UI" w:hAnsi="Segoe UI" w:eastAsia="Segoe UI" w:cs="Segoe UI"/>
+                <w:rFonts w:ascii="Segoe UI" w:eastAsia="Segoe UI" w:hAnsi="Segoe UI" w:cs="Segoe UI" w:hint="default"/>
                 <w:i w:val="0"/>
                 <w:iCs w:val="0"/>
                 <w:caps w:val="0"/>
@@ -4223,7 +4173,7 @@
             </w:pPr>
             <w:r>
               <w:rPr>
-                <w:rFonts w:hint="default" w:ascii="Segoe UI" w:hAnsi="Segoe UI" w:eastAsia="Segoe UI" w:cs="Segoe UI"/>
+                <w:rFonts w:ascii="Segoe UI" w:eastAsia="Segoe UI" w:hAnsi="Segoe UI" w:cs="Segoe UI" w:hint="default"/>
                 <w:i w:val="0"/>
                 <w:iCs w:val="0"/>
                 <w:caps w:val="0"/>
@@ -4242,14 +4192,8 @@
       </w:tr>
       <w:tr>
         <w:tblPrEx>
-          <w:tblBorders>
-            <w:top w:val="single" w:color="auto" w:sz="4" w:space="0"/>
-            <w:left w:val="single" w:color="auto" w:sz="4" w:space="0"/>
-            <w:bottom w:val="single" w:color="auto" w:sz="4" w:space="0"/>
-            <w:right w:val="single" w:color="auto" w:sz="4" w:space="0"/>
-            <w:insideH w:val="single" w:color="auto" w:sz="4" w:space="0"/>
-            <w:insideV w:val="single" w:color="auto" w:sz="4" w:space="0"/>
-          </w:tblBorders>
+          <w:tblW w:w="9024" w:type="dxa"/>
+          <w:tblInd w:w="0" w:type="dxa"/>
           <w:shd w:val="clear" w:color="auto" w:fill="auto"/>
           <w:tblCellMar>
             <w:top w:w="15" w:type="dxa"/>
@@ -4261,7 +4205,7 @@
         <w:tc>
           <w:tcPr>
             <w:tcW w:w="0" w:type="auto"/>
-            <w:vMerge w:val="continue"/>
+            <w:vMerge/>
             <w:shd w:val="clear" w:color="auto" w:fill="auto"/>
             <w:tcMar>
               <w:top w:w="120" w:type="dxa"/>
@@ -4274,7 +4218,7 @@
           <w:p>
             <w:pPr>
               <w:rPr>
-                <w:rFonts w:hint="default" w:ascii="Segoe UI" w:hAnsi="Segoe UI" w:eastAsia="Segoe UI" w:cs="Segoe UI"/>
+                <w:rFonts w:ascii="Segoe UI" w:eastAsia="Segoe UI" w:hAnsi="Segoe UI" w:cs="Segoe UI" w:hint="default"/>
                 <w:i w:val="0"/>
                 <w:iCs w:val="0"/>
                 <w:caps w:val="0"/>
@@ -4307,7 +4251,7 @@
               <w:spacing w:line="300" w:lineRule="atLeast"/>
               <w:jc w:val="left"/>
               <w:rPr>
-                <w:rFonts w:hint="default" w:ascii="Segoe UI" w:hAnsi="Segoe UI" w:eastAsia="Segoe UI" w:cs="Segoe UI"/>
+                <w:rFonts w:ascii="Segoe UI" w:eastAsia="Segoe UI" w:hAnsi="Segoe UI" w:cs="Segoe UI" w:hint="default"/>
                 <w:i w:val="0"/>
                 <w:iCs w:val="0"/>
                 <w:caps w:val="0"/>
@@ -4319,7 +4263,7 @@
             </w:pPr>
             <w:r>
               <w:rPr>
-                <w:rFonts w:hint="default" w:ascii="Segoe UI" w:hAnsi="Segoe UI" w:eastAsia="Segoe UI" w:cs="Segoe UI"/>
+                <w:rFonts w:ascii="Segoe UI" w:eastAsia="Segoe UI" w:hAnsi="Segoe UI" w:cs="Segoe UI" w:hint="default"/>
                 <w:i w:val="0"/>
                 <w:iCs w:val="0"/>
                 <w:caps w:val="0"/>
@@ -4356,7 +4300,7 @@
               <w:spacing w:line="300" w:lineRule="atLeast"/>
               <w:jc w:val="left"/>
               <w:rPr>
-                <w:rFonts w:hint="default" w:ascii="Segoe UI" w:hAnsi="Segoe UI" w:eastAsia="Segoe UI" w:cs="Segoe UI"/>
+                <w:rFonts w:ascii="Segoe UI" w:eastAsia="Segoe UI" w:hAnsi="Segoe UI" w:cs="Segoe UI" w:hint="default"/>
                 <w:i w:val="0"/>
                 <w:iCs w:val="0"/>
                 <w:caps w:val="0"/>
@@ -4368,7 +4312,7 @@
             </w:pPr>
             <w:r>
               <w:rPr>
-                <w:rFonts w:hint="default" w:ascii="Segoe UI" w:hAnsi="Segoe UI" w:eastAsia="Segoe UI" w:cs="Segoe UI"/>
+                <w:rFonts w:ascii="Segoe UI" w:eastAsia="Segoe UI" w:hAnsi="Segoe UI" w:cs="Segoe UI" w:hint="default"/>
                 <w:i w:val="0"/>
                 <w:iCs w:val="0"/>
                 <w:caps w:val="0"/>
@@ -4384,7 +4328,7 @@
             </w:r>
             <w:r>
               <w:rPr>
-                <w:rFonts w:hint="default" w:ascii="Segoe UI" w:hAnsi="Segoe UI" w:eastAsia="Segoe UI" w:cs="Segoe UI"/>
+                <w:rFonts w:ascii="Segoe UI" w:eastAsia="Segoe UI" w:hAnsi="Segoe UI" w:cs="Segoe UI" w:hint="default"/>
                 <w:i w:val="0"/>
                 <w:iCs w:val="0"/>
                 <w:caps w:val="0"/>
@@ -4396,11 +4340,11 @@
                 <w:szCs w:val="18"/>
                 <w:lang w:val="en-US" w:eastAsia="zh-CN"/>
               </w:rPr>
-              <w:br w:type="textWrapping"/>
+              <w:br/>
             </w:r>
             <w:r>
               <w:rPr>
-                <w:rFonts w:hint="default" w:ascii="Segoe UI" w:hAnsi="Segoe UI" w:eastAsia="Segoe UI" w:cs="Segoe UI"/>
+                <w:rFonts w:ascii="Segoe UI" w:eastAsia="Segoe UI" w:hAnsi="Segoe UI" w:cs="Segoe UI" w:hint="default"/>
                 <w:i w:val="0"/>
                 <w:iCs w:val="0"/>
                 <w:caps w:val="0"/>
@@ -4419,14 +4363,8 @@
       </w:tr>
       <w:tr>
         <w:tblPrEx>
-          <w:tblBorders>
-            <w:top w:val="single" w:color="auto" w:sz="4" w:space="0"/>
-            <w:left w:val="single" w:color="auto" w:sz="4" w:space="0"/>
-            <w:bottom w:val="single" w:color="auto" w:sz="4" w:space="0"/>
-            <w:right w:val="single" w:color="auto" w:sz="4" w:space="0"/>
-            <w:insideH w:val="single" w:color="auto" w:sz="4" w:space="0"/>
-            <w:insideV w:val="single" w:color="auto" w:sz="4" w:space="0"/>
-          </w:tblBorders>
+          <w:tblW w:w="9024" w:type="dxa"/>
+          <w:tblInd w:w="0" w:type="dxa"/>
           <w:shd w:val="clear" w:color="auto" w:fill="auto"/>
           <w:tblCellMar>
             <w:top w:w="15" w:type="dxa"/>
@@ -4457,7 +4395,7 @@
               <w:spacing w:line="300" w:lineRule="atLeast"/>
               <w:jc w:val="left"/>
               <w:rPr>
-                <w:rFonts w:hint="default" w:ascii="Segoe UI" w:hAnsi="Segoe UI" w:eastAsia="Segoe UI" w:cs="Segoe UI"/>
+                <w:rFonts w:ascii="Segoe UI" w:eastAsia="Segoe UI" w:hAnsi="Segoe UI" w:cs="Segoe UI" w:hint="default"/>
                 <w:i w:val="0"/>
                 <w:iCs w:val="0"/>
                 <w:caps w:val="0"/>
@@ -4469,8 +4407,8 @@
             </w:pPr>
             <w:r>
               <w:rPr>
-                <w:rStyle w:val="23"/>
-                <w:rFonts w:hint="default" w:ascii="Segoe UI" w:hAnsi="Segoe UI" w:eastAsia="Segoe UI" w:cs="Segoe UI"/>
+                <w:rStyle w:val="Strong"/>
+                <w:rFonts w:ascii="Segoe UI" w:eastAsia="Segoe UI" w:hAnsi="Segoe UI" w:cs="Segoe UI" w:hint="default"/>
                 <w:b/>
                 <w:bCs/>
                 <w:i w:val="0"/>
@@ -4509,7 +4447,7 @@
               <w:spacing w:line="300" w:lineRule="atLeast"/>
               <w:jc w:val="left"/>
               <w:rPr>
-                <w:rFonts w:hint="default" w:ascii="Segoe UI" w:hAnsi="Segoe UI" w:eastAsia="Segoe UI" w:cs="Segoe UI"/>
+                <w:rFonts w:ascii="Segoe UI" w:eastAsia="Segoe UI" w:hAnsi="Segoe UI" w:cs="Segoe UI" w:hint="default"/>
                 <w:i w:val="0"/>
                 <w:iCs w:val="0"/>
                 <w:caps w:val="0"/>
@@ -4521,7 +4459,7 @@
             </w:pPr>
             <w:r>
               <w:rPr>
-                <w:rFonts w:hint="default" w:ascii="Segoe UI" w:hAnsi="Segoe UI" w:eastAsia="Segoe UI" w:cs="Segoe UI"/>
+                <w:rFonts w:ascii="Segoe UI" w:eastAsia="Segoe UI" w:hAnsi="Segoe UI" w:cs="Segoe UI" w:hint="default"/>
                 <w:i w:val="0"/>
                 <w:iCs w:val="0"/>
                 <w:caps w:val="0"/>
@@ -4558,7 +4496,7 @@
               <w:spacing w:line="300" w:lineRule="atLeast"/>
               <w:jc w:val="left"/>
               <w:rPr>
-                <w:rFonts w:hint="default" w:ascii="Segoe UI" w:hAnsi="Segoe UI" w:eastAsia="Segoe UI" w:cs="Segoe UI"/>
+                <w:rFonts w:ascii="Segoe UI" w:eastAsia="Segoe UI" w:hAnsi="Segoe UI" w:cs="Segoe UI" w:hint="default"/>
                 <w:i w:val="0"/>
                 <w:iCs w:val="0"/>
                 <w:caps w:val="0"/>
@@ -4570,7 +4508,7 @@
             </w:pPr>
             <w:r>
               <w:rPr>
-                <w:rFonts w:hint="default" w:ascii="Segoe UI" w:hAnsi="Segoe UI" w:eastAsia="Segoe UI" w:cs="Segoe UI"/>
+                <w:rFonts w:ascii="Segoe UI" w:eastAsia="Segoe UI" w:hAnsi="Segoe UI" w:cs="Segoe UI" w:hint="default"/>
                 <w:i w:val="0"/>
                 <w:iCs w:val="0"/>
                 <w:caps w:val="0"/>
@@ -4589,14 +4527,8 @@
       </w:tr>
       <w:tr>
         <w:tblPrEx>
-          <w:tblBorders>
-            <w:top w:val="single" w:color="auto" w:sz="4" w:space="0"/>
-            <w:left w:val="single" w:color="auto" w:sz="4" w:space="0"/>
-            <w:bottom w:val="single" w:color="auto" w:sz="4" w:space="0"/>
-            <w:right w:val="single" w:color="auto" w:sz="4" w:space="0"/>
-            <w:insideH w:val="single" w:color="auto" w:sz="4" w:space="0"/>
-            <w:insideV w:val="single" w:color="auto" w:sz="4" w:space="0"/>
-          </w:tblBorders>
+          <w:tblW w:w="9024" w:type="dxa"/>
+          <w:tblInd w:w="0" w:type="dxa"/>
           <w:shd w:val="clear" w:color="auto" w:fill="auto"/>
           <w:tblCellMar>
             <w:top w:w="15" w:type="dxa"/>
@@ -4608,7 +4540,7 @@
         <w:tc>
           <w:tcPr>
             <w:tcW w:w="0" w:type="auto"/>
-            <w:vMerge w:val="continue"/>
+            <w:vMerge/>
             <w:shd w:val="clear" w:color="auto" w:fill="auto"/>
             <w:tcMar>
               <w:top w:w="120" w:type="dxa"/>
@@ -4621,7 +4553,7 @@
           <w:p>
             <w:pPr>
               <w:rPr>
-                <w:rFonts w:hint="default" w:ascii="Segoe UI" w:hAnsi="Segoe UI" w:eastAsia="Segoe UI" w:cs="Segoe UI"/>
+                <w:rFonts w:ascii="Segoe UI" w:eastAsia="Segoe UI" w:hAnsi="Segoe UI" w:cs="Segoe UI" w:hint="default"/>
                 <w:i w:val="0"/>
                 <w:iCs w:val="0"/>
                 <w:caps w:val="0"/>
@@ -4654,7 +4586,7 @@
               <w:spacing w:line="300" w:lineRule="atLeast"/>
               <w:jc w:val="left"/>
               <w:rPr>
-                <w:rFonts w:hint="default" w:ascii="Segoe UI" w:hAnsi="Segoe UI" w:eastAsia="Segoe UI" w:cs="Segoe UI"/>
+                <w:rFonts w:ascii="Segoe UI" w:eastAsia="Segoe UI" w:hAnsi="Segoe UI" w:cs="Segoe UI" w:hint="default"/>
                 <w:i w:val="0"/>
                 <w:iCs w:val="0"/>
                 <w:caps w:val="0"/>
@@ -4666,7 +4598,7 @@
             </w:pPr>
             <w:r>
               <w:rPr>
-                <w:rFonts w:hint="default" w:ascii="Segoe UI" w:hAnsi="Segoe UI" w:eastAsia="Segoe UI" w:cs="Segoe UI"/>
+                <w:rFonts w:ascii="Segoe UI" w:eastAsia="Segoe UI" w:hAnsi="Segoe UI" w:cs="Segoe UI" w:hint="default"/>
                 <w:i w:val="0"/>
                 <w:iCs w:val="0"/>
                 <w:caps w:val="0"/>
@@ -4703,7 +4635,7 @@
               <w:spacing w:line="300" w:lineRule="atLeast"/>
               <w:jc w:val="left"/>
               <w:rPr>
-                <w:rFonts w:hint="default" w:ascii="Segoe UI" w:hAnsi="Segoe UI" w:eastAsia="Segoe UI" w:cs="Segoe UI"/>
+                <w:rFonts w:ascii="Segoe UI" w:eastAsia="Segoe UI" w:hAnsi="Segoe UI" w:cs="Segoe UI" w:hint="default"/>
                 <w:i w:val="0"/>
                 <w:iCs w:val="0"/>
                 <w:caps w:val="0"/>
@@ -4715,7 +4647,7 @@
             </w:pPr>
             <w:r>
               <w:rPr>
-                <w:rFonts w:hint="default" w:ascii="Segoe UI" w:hAnsi="Segoe UI" w:eastAsia="Segoe UI" w:cs="Segoe UI"/>
+                <w:rFonts w:ascii="Segoe UI" w:eastAsia="Segoe UI" w:hAnsi="Segoe UI" w:cs="Segoe UI" w:hint="default"/>
                 <w:i w:val="0"/>
                 <w:iCs w:val="0"/>
                 <w:caps w:val="0"/>
@@ -4734,14 +4666,8 @@
       </w:tr>
       <w:tr>
         <w:tblPrEx>
-          <w:tblBorders>
-            <w:top w:val="single" w:color="auto" w:sz="4" w:space="0"/>
-            <w:left w:val="single" w:color="auto" w:sz="4" w:space="0"/>
-            <w:bottom w:val="single" w:color="auto" w:sz="4" w:space="0"/>
-            <w:right w:val="single" w:color="auto" w:sz="4" w:space="0"/>
-            <w:insideH w:val="single" w:color="auto" w:sz="4" w:space="0"/>
-            <w:insideV w:val="single" w:color="auto" w:sz="4" w:space="0"/>
-          </w:tblBorders>
+          <w:tblW w:w="9024" w:type="dxa"/>
+          <w:tblInd w:w="0" w:type="dxa"/>
           <w:shd w:val="clear" w:color="auto" w:fill="auto"/>
           <w:tblCellMar>
             <w:top w:w="15" w:type="dxa"/>
@@ -4753,7 +4679,7 @@
         <w:tc>
           <w:tcPr>
             <w:tcW w:w="0" w:type="auto"/>
-            <w:vMerge w:val="continue"/>
+            <w:vMerge/>
             <w:shd w:val="clear" w:color="auto" w:fill="auto"/>
             <w:tcMar>
               <w:top w:w="120" w:type="dxa"/>
@@ -4766,7 +4692,7 @@
           <w:p>
             <w:pPr>
               <w:rPr>
-                <w:rFonts w:hint="default" w:ascii="Segoe UI" w:hAnsi="Segoe UI" w:eastAsia="Segoe UI" w:cs="Segoe UI"/>
+                <w:rFonts w:ascii="Segoe UI" w:eastAsia="Segoe UI" w:hAnsi="Segoe UI" w:cs="Segoe UI" w:hint="default"/>
                 <w:i w:val="0"/>
                 <w:iCs w:val="0"/>
                 <w:caps w:val="0"/>
@@ -4799,7 +4725,7 @@
               <w:spacing w:line="300" w:lineRule="atLeast"/>
               <w:jc w:val="left"/>
               <w:rPr>
-                <w:rFonts w:hint="default" w:ascii="Segoe UI" w:hAnsi="Segoe UI" w:eastAsia="Segoe UI" w:cs="Segoe UI"/>
+                <w:rFonts w:ascii="Segoe UI" w:eastAsia="Segoe UI" w:hAnsi="Segoe UI" w:cs="Segoe UI" w:hint="default"/>
                 <w:i w:val="0"/>
                 <w:iCs w:val="0"/>
                 <w:caps w:val="0"/>
@@ -4811,7 +4737,7 @@
             </w:pPr>
             <w:r>
               <w:rPr>
-                <w:rFonts w:hint="default" w:ascii="Segoe UI" w:hAnsi="Segoe UI" w:eastAsia="Segoe UI" w:cs="Segoe UI"/>
+                <w:rFonts w:ascii="Segoe UI" w:eastAsia="Segoe UI" w:hAnsi="Segoe UI" w:cs="Segoe UI" w:hint="default"/>
                 <w:i w:val="0"/>
                 <w:iCs w:val="0"/>
                 <w:caps w:val="0"/>
@@ -4848,7 +4774,7 @@
               <w:spacing w:line="300" w:lineRule="atLeast"/>
               <w:jc w:val="left"/>
               <w:rPr>
-                <w:rFonts w:hint="default" w:ascii="Segoe UI" w:hAnsi="Segoe UI" w:eastAsia="Segoe UI" w:cs="Segoe UI"/>
+                <w:rFonts w:ascii="Segoe UI" w:eastAsia="Segoe UI" w:hAnsi="Segoe UI" w:cs="Segoe UI" w:hint="default"/>
                 <w:i w:val="0"/>
                 <w:iCs w:val="0"/>
                 <w:caps w:val="0"/>
@@ -4860,7 +4786,7 @@
             </w:pPr>
             <w:r>
               <w:rPr>
-                <w:rFonts w:hint="default" w:ascii="Segoe UI" w:hAnsi="Segoe UI" w:eastAsia="Segoe UI" w:cs="Segoe UI"/>
+                <w:rFonts w:ascii="Segoe UI" w:eastAsia="Segoe UI" w:hAnsi="Segoe UI" w:cs="Segoe UI" w:hint="default"/>
                 <w:i w:val="0"/>
                 <w:iCs w:val="0"/>
                 <w:caps w:val="0"/>
@@ -4879,14 +4805,8 @@
       </w:tr>
       <w:tr>
         <w:tblPrEx>
-          <w:tblBorders>
-            <w:top w:val="single" w:color="auto" w:sz="4" w:space="0"/>
-            <w:left w:val="single" w:color="auto" w:sz="4" w:space="0"/>
-            <w:bottom w:val="single" w:color="auto" w:sz="4" w:space="0"/>
-            <w:right w:val="single" w:color="auto" w:sz="4" w:space="0"/>
-            <w:insideH w:val="single" w:color="auto" w:sz="4" w:space="0"/>
-            <w:insideV w:val="single" w:color="auto" w:sz="4" w:space="0"/>
-          </w:tblBorders>
+          <w:tblW w:w="9024" w:type="dxa"/>
+          <w:tblInd w:w="0" w:type="dxa"/>
           <w:shd w:val="clear" w:color="auto" w:fill="auto"/>
           <w:tblCellMar>
             <w:top w:w="15" w:type="dxa"/>
@@ -4917,7 +4837,7 @@
               <w:spacing w:line="300" w:lineRule="atLeast"/>
               <w:jc w:val="left"/>
               <w:rPr>
-                <w:rFonts w:hint="default" w:ascii="Segoe UI" w:hAnsi="Segoe UI" w:eastAsia="Segoe UI" w:cs="Segoe UI"/>
+                <w:rFonts w:ascii="Segoe UI" w:eastAsia="Segoe UI" w:hAnsi="Segoe UI" w:cs="Segoe UI" w:hint="default"/>
                 <w:i w:val="0"/>
                 <w:iCs w:val="0"/>
                 <w:caps w:val="0"/>
@@ -4929,8 +4849,8 @@
             </w:pPr>
             <w:r>
               <w:rPr>
-                <w:rStyle w:val="23"/>
-                <w:rFonts w:hint="default" w:ascii="Segoe UI" w:hAnsi="Segoe UI" w:eastAsia="Segoe UI" w:cs="Segoe UI"/>
+                <w:rStyle w:val="Strong"/>
+                <w:rFonts w:ascii="Segoe UI" w:eastAsia="Segoe UI" w:hAnsi="Segoe UI" w:cs="Segoe UI" w:hint="default"/>
                 <w:b/>
                 <w:bCs/>
                 <w:i w:val="0"/>
@@ -4969,7 +4889,7 @@
               <w:spacing w:line="300" w:lineRule="atLeast"/>
               <w:jc w:val="left"/>
               <w:rPr>
-                <w:rFonts w:hint="default" w:ascii="Segoe UI" w:hAnsi="Segoe UI" w:eastAsia="Segoe UI" w:cs="Segoe UI"/>
+                <w:rFonts w:ascii="Segoe UI" w:eastAsia="Segoe UI" w:hAnsi="Segoe UI" w:cs="Segoe UI" w:hint="default"/>
                 <w:i w:val="0"/>
                 <w:iCs w:val="0"/>
                 <w:caps w:val="0"/>
@@ -4981,7 +4901,7 @@
             </w:pPr>
             <w:r>
               <w:rPr>
-                <w:rFonts w:hint="default" w:ascii="Segoe UI" w:hAnsi="Segoe UI" w:eastAsia="Segoe UI" w:cs="Segoe UI"/>
+                <w:rFonts w:ascii="Segoe UI" w:eastAsia="Segoe UI" w:hAnsi="Segoe UI" w:cs="Segoe UI" w:hint="default"/>
                 <w:i w:val="0"/>
                 <w:iCs w:val="0"/>
                 <w:caps w:val="0"/>
@@ -5018,7 +4938,7 @@
               <w:spacing w:line="300" w:lineRule="atLeast"/>
               <w:jc w:val="left"/>
               <w:rPr>
-                <w:rFonts w:hint="default" w:ascii="Segoe UI" w:hAnsi="Segoe UI" w:eastAsia="Segoe UI" w:cs="Segoe UI"/>
+                <w:rFonts w:ascii="Segoe UI" w:eastAsia="Segoe UI" w:hAnsi="Segoe UI" w:cs="Segoe UI" w:hint="default"/>
                 <w:i w:val="0"/>
                 <w:iCs w:val="0"/>
                 <w:caps w:val="0"/>
@@ -5030,7 +4950,7 @@
             </w:pPr>
             <w:r>
               <w:rPr>
-                <w:rFonts w:hint="default" w:ascii="Segoe UI" w:hAnsi="Segoe UI" w:eastAsia="Segoe UI" w:cs="Segoe UI"/>
+                <w:rFonts w:ascii="Segoe UI" w:eastAsia="Segoe UI" w:hAnsi="Segoe UI" w:cs="Segoe UI" w:hint="default"/>
                 <w:i w:val="0"/>
                 <w:iCs w:val="0"/>
                 <w:caps w:val="0"/>
@@ -5049,14 +4969,8 @@
       </w:tr>
       <w:tr>
         <w:tblPrEx>
-          <w:tblBorders>
-            <w:top w:val="single" w:color="auto" w:sz="4" w:space="0"/>
-            <w:left w:val="single" w:color="auto" w:sz="4" w:space="0"/>
-            <w:bottom w:val="single" w:color="auto" w:sz="4" w:space="0"/>
-            <w:right w:val="single" w:color="auto" w:sz="4" w:space="0"/>
-            <w:insideH w:val="single" w:color="auto" w:sz="4" w:space="0"/>
-            <w:insideV w:val="single" w:color="auto" w:sz="4" w:space="0"/>
-          </w:tblBorders>
+          <w:tblW w:w="9024" w:type="dxa"/>
+          <w:tblInd w:w="0" w:type="dxa"/>
           <w:shd w:val="clear" w:color="auto" w:fill="auto"/>
           <w:tblCellMar>
             <w:top w:w="15" w:type="dxa"/>
@@ -5068,7 +4982,7 @@
         <w:tc>
           <w:tcPr>
             <w:tcW w:w="0" w:type="auto"/>
-            <w:vMerge w:val="continue"/>
+            <w:vMerge/>
             <w:shd w:val="clear" w:color="auto" w:fill="auto"/>
             <w:tcMar>
               <w:top w:w="120" w:type="dxa"/>
@@ -5081,7 +4995,7 @@
           <w:p>
             <w:pPr>
               <w:rPr>
-                <w:rFonts w:hint="default" w:ascii="Segoe UI" w:hAnsi="Segoe UI" w:eastAsia="Segoe UI" w:cs="Segoe UI"/>
+                <w:rFonts w:ascii="Segoe UI" w:eastAsia="Segoe UI" w:hAnsi="Segoe UI" w:cs="Segoe UI" w:hint="default"/>
                 <w:i w:val="0"/>
                 <w:iCs w:val="0"/>
                 <w:caps w:val="0"/>
@@ -5114,7 +5028,7 @@
               <w:spacing w:line="300" w:lineRule="atLeast"/>
               <w:jc w:val="left"/>
               <w:rPr>
-                <w:rFonts w:hint="default" w:ascii="Segoe UI" w:hAnsi="Segoe UI" w:eastAsia="Segoe UI" w:cs="Segoe UI"/>
+                <w:rFonts w:ascii="Segoe UI" w:eastAsia="Segoe UI" w:hAnsi="Segoe UI" w:cs="Segoe UI" w:hint="default"/>
                 <w:i w:val="0"/>
                 <w:iCs w:val="0"/>
                 <w:caps w:val="0"/>
@@ -5126,7 +5040,7 @@
             </w:pPr>
             <w:r>
               <w:rPr>
-                <w:rFonts w:hint="default" w:ascii="Segoe UI" w:hAnsi="Segoe UI" w:eastAsia="Segoe UI" w:cs="Segoe UI"/>
+                <w:rFonts w:ascii="Segoe UI" w:eastAsia="Segoe UI" w:hAnsi="Segoe UI" w:cs="Segoe UI" w:hint="default"/>
                 <w:i w:val="0"/>
                 <w:iCs w:val="0"/>
                 <w:caps w:val="0"/>
@@ -5163,7 +5077,7 @@
               <w:spacing w:line="300" w:lineRule="atLeast"/>
               <w:jc w:val="left"/>
               <w:rPr>
-                <w:rFonts w:hint="default" w:ascii="Segoe UI" w:hAnsi="Segoe UI" w:eastAsia="Segoe UI" w:cs="Segoe UI"/>
+                <w:rFonts w:ascii="Segoe UI" w:eastAsia="Segoe UI" w:hAnsi="Segoe UI" w:cs="Segoe UI" w:hint="default"/>
                 <w:i w:val="0"/>
                 <w:iCs w:val="0"/>
                 <w:caps w:val="0"/>
@@ -5178,7 +5092,7 @@
             </w:pPr>
             <w:r>
               <w:rPr>
-                <w:rFonts w:hint="default" w:ascii="Segoe UI" w:hAnsi="Segoe UI" w:eastAsia="Segoe UI" w:cs="Segoe UI"/>
+                <w:rFonts w:ascii="Segoe UI" w:eastAsia="Segoe UI" w:hAnsi="Segoe UI" w:cs="Segoe UI" w:hint="default"/>
                 <w:i w:val="0"/>
                 <w:iCs w:val="0"/>
                 <w:caps w:val="0"/>
@@ -5197,14 +5111,8 @@
       </w:tr>
       <w:tr>
         <w:tblPrEx>
-          <w:tblBorders>
-            <w:top w:val="single" w:color="auto" w:sz="4" w:space="0"/>
-            <w:left w:val="single" w:color="auto" w:sz="4" w:space="0"/>
-            <w:bottom w:val="single" w:color="auto" w:sz="4" w:space="0"/>
-            <w:right w:val="single" w:color="auto" w:sz="4" w:space="0"/>
-            <w:insideH w:val="single" w:color="auto" w:sz="4" w:space="0"/>
-            <w:insideV w:val="single" w:color="auto" w:sz="4" w:space="0"/>
-          </w:tblBorders>
+          <w:tblW w:w="9024" w:type="dxa"/>
+          <w:tblInd w:w="0" w:type="dxa"/>
           <w:shd w:val="clear" w:color="auto" w:fill="auto"/>
           <w:tblCellMar>
             <w:top w:w="15" w:type="dxa"/>
@@ -5235,7 +5143,7 @@
               <w:spacing w:line="300" w:lineRule="atLeast"/>
               <w:jc w:val="left"/>
               <w:rPr>
-                <w:rFonts w:hint="default" w:ascii="Segoe UI" w:hAnsi="Segoe UI" w:eastAsia="Segoe UI" w:cs="Segoe UI"/>
+                <w:rFonts w:ascii="Segoe UI" w:eastAsia="Segoe UI" w:hAnsi="Segoe UI" w:cs="Segoe UI" w:hint="default"/>
                 <w:i w:val="0"/>
                 <w:iCs w:val="0"/>
                 <w:caps w:val="0"/>
@@ -5247,8 +5155,8 @@
             </w:pPr>
             <w:r>
               <w:rPr>
-                <w:rStyle w:val="23"/>
-                <w:rFonts w:hint="default" w:ascii="Segoe UI" w:hAnsi="Segoe UI" w:eastAsia="Segoe UI" w:cs="Segoe UI"/>
+                <w:rStyle w:val="Strong"/>
+                <w:rFonts w:ascii="Segoe UI" w:eastAsia="Segoe UI" w:hAnsi="Segoe UI" w:cs="Segoe UI" w:hint="default"/>
                 <w:b/>
                 <w:bCs/>
                 <w:i w:val="0"/>
@@ -5287,7 +5195,7 @@
               <w:spacing w:line="300" w:lineRule="atLeast"/>
               <w:jc w:val="left"/>
               <w:rPr>
-                <w:rFonts w:hint="default" w:ascii="Segoe UI" w:hAnsi="Segoe UI" w:eastAsia="Segoe UI" w:cs="Segoe UI"/>
+                <w:rFonts w:ascii="Segoe UI" w:eastAsia="Segoe UI" w:hAnsi="Segoe UI" w:cs="Segoe UI" w:hint="default"/>
                 <w:i w:val="0"/>
                 <w:iCs w:val="0"/>
                 <w:caps w:val="0"/>
@@ -5299,7 +5207,7 @@
             </w:pPr>
             <w:r>
               <w:rPr>
-                <w:rFonts w:hint="default" w:ascii="Segoe UI" w:hAnsi="Segoe UI" w:eastAsia="Segoe UI" w:cs="Segoe UI"/>
+                <w:rFonts w:ascii="Segoe UI" w:eastAsia="Segoe UI" w:hAnsi="Segoe UI" w:cs="Segoe UI" w:hint="default"/>
                 <w:i w:val="0"/>
                 <w:iCs w:val="0"/>
                 <w:caps w:val="0"/>
@@ -5336,7 +5244,7 @@
               <w:spacing w:line="300" w:lineRule="atLeast"/>
               <w:jc w:val="left"/>
               <w:rPr>
-                <w:rFonts w:hint="default" w:ascii="Segoe UI" w:hAnsi="Segoe UI" w:eastAsia="Segoe UI" w:cs="Segoe UI"/>
+                <w:rFonts w:ascii="Segoe UI" w:eastAsia="Segoe UI" w:hAnsi="Segoe UI" w:cs="Segoe UI" w:hint="default"/>
                 <w:i w:val="0"/>
                 <w:iCs w:val="0"/>
                 <w:caps w:val="0"/>
@@ -5351,7 +5259,7 @@
             </w:pPr>
             <w:r>
               <w:rPr>
-                <w:rFonts w:hint="default" w:ascii="Segoe UI" w:hAnsi="Segoe UI" w:eastAsia="Segoe UI" w:cs="Segoe UI"/>
+                <w:rFonts w:ascii="Segoe UI" w:eastAsia="Segoe UI" w:hAnsi="Segoe UI" w:cs="Segoe UI" w:hint="default"/>
                 <w:i w:val="0"/>
                 <w:iCs w:val="0"/>
                 <w:caps w:val="0"/>
@@ -5370,14 +5278,8 @@
       </w:tr>
       <w:tr>
         <w:tblPrEx>
-          <w:tblBorders>
-            <w:top w:val="single" w:color="auto" w:sz="4" w:space="0"/>
-            <w:left w:val="single" w:color="auto" w:sz="4" w:space="0"/>
-            <w:bottom w:val="single" w:color="auto" w:sz="4" w:space="0"/>
-            <w:right w:val="single" w:color="auto" w:sz="4" w:space="0"/>
-            <w:insideH w:val="single" w:color="auto" w:sz="4" w:space="0"/>
-            <w:insideV w:val="single" w:color="auto" w:sz="4" w:space="0"/>
-          </w:tblBorders>
+          <w:tblW w:w="9024" w:type="dxa"/>
+          <w:tblInd w:w="0" w:type="dxa"/>
           <w:shd w:val="clear" w:color="auto" w:fill="auto"/>
           <w:tblCellMar>
             <w:top w:w="15" w:type="dxa"/>
@@ -5389,7 +5291,7 @@
         <w:tc>
           <w:tcPr>
             <w:tcW w:w="0" w:type="auto"/>
-            <w:vMerge w:val="continue"/>
+            <w:vMerge/>
             <w:shd w:val="clear" w:color="auto" w:fill="auto"/>
             <w:tcMar>
               <w:top w:w="120" w:type="dxa"/>
@@ -5402,7 +5304,7 @@
           <w:p>
             <w:pPr>
               <w:rPr>
-                <w:rFonts w:hint="default" w:ascii="Segoe UI" w:hAnsi="Segoe UI" w:eastAsia="Segoe UI" w:cs="Segoe UI"/>
+                <w:rFonts w:ascii="Segoe UI" w:eastAsia="Segoe UI" w:hAnsi="Segoe UI" w:cs="Segoe UI" w:hint="default"/>
                 <w:i w:val="0"/>
                 <w:iCs w:val="0"/>
                 <w:caps w:val="0"/>
@@ -5435,7 +5337,7 @@
               <w:spacing w:line="300" w:lineRule="atLeast"/>
               <w:jc w:val="left"/>
               <w:rPr>
-                <w:rFonts w:hint="default" w:ascii="Segoe UI" w:hAnsi="Segoe UI" w:eastAsia="Segoe UI" w:cs="Segoe UI"/>
+                <w:rFonts w:ascii="Segoe UI" w:eastAsia="Segoe UI" w:hAnsi="Segoe UI" w:cs="Segoe UI" w:hint="default"/>
                 <w:i w:val="0"/>
                 <w:iCs w:val="0"/>
                 <w:caps w:val="0"/>
@@ -5447,7 +5349,7 @@
             </w:pPr>
             <w:r>
               <w:rPr>
-                <w:rFonts w:hint="default" w:ascii="Segoe UI" w:hAnsi="Segoe UI" w:eastAsia="Segoe UI" w:cs="Segoe UI"/>
+                <w:rFonts w:ascii="Segoe UI" w:eastAsia="Segoe UI" w:hAnsi="Segoe UI" w:cs="Segoe UI" w:hint="default"/>
                 <w:i w:val="0"/>
                 <w:iCs w:val="0"/>
                 <w:caps w:val="0"/>
@@ -5484,7 +5386,7 @@
               <w:spacing w:line="300" w:lineRule="atLeast"/>
               <w:jc w:val="left"/>
               <w:rPr>
-                <w:rFonts w:hint="default" w:ascii="Segoe UI" w:hAnsi="Segoe UI" w:eastAsia="Segoe UI" w:cs="Segoe UI"/>
+                <w:rFonts w:ascii="Segoe UI" w:eastAsia="Segoe UI" w:hAnsi="Segoe UI" w:cs="Segoe UI" w:hint="default"/>
                 <w:i w:val="0"/>
                 <w:iCs w:val="0"/>
                 <w:caps w:val="0"/>
@@ -5499,7 +5401,7 @@
             </w:pPr>
             <w:r>
               <w:rPr>
-                <w:rFonts w:hint="default" w:ascii="Segoe UI" w:hAnsi="Segoe UI" w:eastAsia="Segoe UI" w:cs="Segoe UI"/>
+                <w:rFonts w:ascii="Segoe UI" w:eastAsia="Segoe UI" w:hAnsi="Segoe UI" w:cs="Segoe UI" w:hint="default"/>
                 <w:i w:val="0"/>
                 <w:iCs w:val="0"/>
                 <w:caps w:val="0"/>
@@ -5515,7 +5417,7 @@
             </w:r>
             <w:r>
               <w:rPr>
-                <w:rFonts w:hint="default" w:ascii="Segoe UI" w:hAnsi="Segoe UI" w:eastAsia="Segoe UI" w:cs="Segoe UI"/>
+                <w:rFonts w:ascii="Segoe UI" w:eastAsia="Segoe UI" w:hAnsi="Segoe UI" w:cs="Segoe UI" w:hint="default"/>
                 <w:i w:val="0"/>
                 <w:iCs w:val="0"/>
                 <w:caps w:val="0"/>
@@ -5527,11 +5429,11 @@
                 <w:szCs w:val="18"/>
                 <w:lang w:val="en-US" w:eastAsia="zh-CN"/>
               </w:rPr>
-              <w:br w:type="textWrapping"/>
+              <w:br/>
             </w:r>
             <w:r>
               <w:rPr>
-                <w:rFonts w:hint="default" w:ascii="Segoe UI" w:hAnsi="Segoe UI" w:eastAsia="Segoe UI" w:cs="Segoe UI"/>
+                <w:rFonts w:ascii="Segoe UI" w:eastAsia="Segoe UI" w:hAnsi="Segoe UI" w:cs="Segoe UI" w:hint="default"/>
                 <w:i w:val="0"/>
                 <w:iCs w:val="0"/>
                 <w:caps w:val="0"/>
@@ -5551,7 +5453,7 @@
     </w:tbl>
     <w:p>
       <w:pPr>
-        <w:pStyle w:val="29"/>
+        <w:pStyle w:val="a1"/>
         <w:rPr>
           <w:rFonts w:hint="default"/>
           <w:lang w:val="en-US" w:eastAsia="zh-CN"/>
@@ -5560,7 +5462,7 @@
     </w:p>
     <w:p>
       <w:pPr>
-        <w:pStyle w:val="28"/>
+        <w:pStyle w:val="1"/>
         <w:bidi w:val="0"/>
         <w:rPr>
           <w:rFonts w:hint="default"/>
@@ -5579,7 +5481,7 @@
     </w:p>
     <w:p>
       <w:pPr>
-        <w:pStyle w:val="29"/>
+        <w:pStyle w:val="a1"/>
         <w:keepNext w:val="0"/>
         <w:keepLines w:val="0"/>
         <w:pageBreakBefore w:val="0"/>
@@ -5609,7 +5511,7 @@
     </w:p>
     <w:p>
       <w:pPr>
-        <w:pStyle w:val="29"/>
+        <w:pStyle w:val="a1"/>
         <w:keepNext w:val="0"/>
         <w:keepLines w:val="0"/>
         <w:pageBreakBefore w:val="0"/>
@@ -5639,7 +5541,7 @@
     </w:p>
     <w:p>
       <w:pPr>
-        <w:pStyle w:val="29"/>
+        <w:pStyle w:val="a1"/>
         <w:keepNext w:val="0"/>
         <w:keepLines w:val="0"/>
         <w:pageBreakBefore w:val="0"/>
@@ -5669,7 +5571,7 @@
     </w:p>
     <w:p>
       <w:pPr>
-        <w:pStyle w:val="29"/>
+        <w:pStyle w:val="a1"/>
         <w:keepNext w:val="0"/>
         <w:keepLines w:val="0"/>
         <w:pageBreakBefore w:val="0"/>
@@ -5699,7 +5601,7 @@
     </w:p>
     <w:p>
       <w:pPr>
-        <w:pStyle w:val="29"/>
+        <w:pStyle w:val="a1"/>
         <w:keepNext w:val="0"/>
         <w:keepLines w:val="0"/>
         <w:pageBreakBefore w:val="0"/>
@@ -5729,7 +5631,7 @@
     </w:p>
     <w:p>
       <w:pPr>
-        <w:pStyle w:val="29"/>
+        <w:pStyle w:val="a1"/>
         <w:keepNext w:val="0"/>
         <w:keepLines w:val="0"/>
         <w:pageBreakBefore w:val="0"/>
@@ -5759,7 +5661,7 @@
     </w:p>
     <w:p>
       <w:pPr>
-        <w:pStyle w:val="29"/>
+        <w:pStyle w:val="a1"/>
         <w:keepNext w:val="0"/>
         <w:keepLines w:val="0"/>
         <w:pageBreakBefore w:val="0"/>
@@ -5789,7 +5691,7 @@
     </w:p>
     <w:p>
       <w:pPr>
-        <w:pStyle w:val="28"/>
+        <w:pStyle w:val="1"/>
         <w:bidi w:val="0"/>
         <w:rPr>
           <w:rFonts w:hint="default"/>
@@ -5808,7 +5710,7 @@
     </w:p>
     <w:p>
       <w:pPr>
-        <w:pStyle w:val="30"/>
+        <w:pStyle w:val="2"/>
         <w:bidi w:val="0"/>
         <w:rPr>
           <w:rFonts w:hint="default"/>
@@ -5827,7 +5729,7 @@
     </w:p>
     <w:p>
       <w:pPr>
-        <w:pStyle w:val="29"/>
+        <w:pStyle w:val="a1"/>
         <w:keepNext w:val="0"/>
         <w:keepLines w:val="0"/>
         <w:pageBreakBefore w:val="0"/>
@@ -5857,7 +5759,7 @@
     </w:p>
     <w:p>
       <w:pPr>
-        <w:pStyle w:val="29"/>
+        <w:pStyle w:val="a1"/>
         <w:keepNext w:val="0"/>
         <w:keepLines w:val="0"/>
         <w:pageBreakBefore w:val="0"/>
@@ -5887,7 +5789,7 @@
     </w:p>
     <w:p>
       <w:pPr>
-        <w:pStyle w:val="29"/>
+        <w:pStyle w:val="a1"/>
         <w:keepNext w:val="0"/>
         <w:keepLines w:val="0"/>
         <w:pageBreakBefore w:val="0"/>
@@ -5917,7 +5819,7 @@
     </w:p>
     <w:p>
       <w:pPr>
-        <w:pStyle w:val="29"/>
+        <w:pStyle w:val="a1"/>
         <w:keepNext w:val="0"/>
         <w:keepLines w:val="0"/>
         <w:pageBreakBefore w:val="0"/>
@@ -5947,7 +5849,7 @@
     </w:p>
     <w:p>
       <w:pPr>
-        <w:pStyle w:val="29"/>
+        <w:pStyle w:val="a1"/>
         <w:keepNext w:val="0"/>
         <w:keepLines w:val="0"/>
         <w:pageBreakBefore w:val="0"/>
@@ -5977,7 +5879,7 @@
     </w:p>
     <w:p>
       <w:pPr>
-        <w:pStyle w:val="30"/>
+        <w:pStyle w:val="2"/>
         <w:bidi w:val="0"/>
         <w:rPr>
           <w:rFonts w:hint="default"/>
@@ -6003,7 +5905,7 @@
     </w:p>
     <w:p>
       <w:pPr>
-        <w:pStyle w:val="29"/>
+        <w:pStyle w:val="a1"/>
         <w:rPr>
           <w:rFonts w:hint="default"/>
           <w:lang w:val="en-US" w:eastAsia="zh-CN"/>
@@ -6028,7 +5930,7 @@
                     </pic:cNvPicPr>
                   </pic:nvPicPr>
                   <pic:blipFill>
-                    <a:blip r:embed="rId10"/>
+                    <a:blip xmlns:r="http://schemas.openxmlformats.org/officeDocument/2006/relationships" r:embed="rId7"/>
                     <a:stretch>
                       <a:fillRect/>
                     </a:stretch>
@@ -6055,7 +5957,7 @@
     </w:p>
     <w:p>
       <w:pPr>
-        <w:pStyle w:val="28"/>
+        <w:pStyle w:val="1"/>
         <w:bidi w:val="0"/>
         <w:rPr>
           <w:rFonts w:hint="default"/>
@@ -6074,7 +5976,7 @@
     </w:p>
     <w:p>
       <w:pPr>
-        <w:pStyle w:val="29"/>
+        <w:pStyle w:val="a1"/>
         <w:keepNext w:val="0"/>
         <w:keepLines w:val="0"/>
         <w:pageBreakBefore w:val="0"/>
@@ -6094,7 +5996,7 @@
           <w:lang w:val="en-US" w:eastAsia="zh-CN"/>
         </w:rPr>
       </w:pPr>
-      <w:bookmarkStart w:id="13" w:name="_GoBack"/>
+      <w:bookmarkStart w:id="12" w:name="_GoBack"/>
       <w:r>
         <w:rPr>
           <w:rFonts w:hint="default"/>
@@ -6124,10 +6026,9 @@
         <w:t>。</w:t>
       </w:r>
     </w:p>
-    <w:bookmarkEnd w:id="13"/>
     <w:p>
       <w:pPr>
-        <w:pStyle w:val="29"/>
+        <w:pStyle w:val="a1"/>
         <w:keepNext w:val="0"/>
         <w:keepLines w:val="0"/>
         <w:pageBreakBefore w:val="0"/>
@@ -6147,6 +6048,7 @@
           <w:lang w:val="en-US" w:eastAsia="zh-CN"/>
         </w:rPr>
       </w:pPr>
+      <w:bookmarkEnd w:id="12"/>
       <w:r>
         <w:rPr>
           <w:rFonts w:hint="default"/>
@@ -6157,7 +6059,7 @@
     </w:p>
     <w:p>
       <w:pPr>
-        <w:pStyle w:val="29"/>
+        <w:pStyle w:val="a1"/>
         <w:keepNext w:val="0"/>
         <w:keepLines w:val="0"/>
         <w:pageBreakBefore w:val="0"/>
@@ -6187,7 +6089,7 @@
     </w:p>
     <w:p>
       <w:pPr>
-        <w:pStyle w:val="29"/>
+        <w:pStyle w:val="a1"/>
         <w:keepNext w:val="0"/>
         <w:keepLines w:val="0"/>
         <w:pageBreakBefore w:val="0"/>
@@ -6217,14 +6119,14 @@
     </w:p>
     <w:p>
       <w:pPr>
-        <w:pStyle w:val="28"/>
+        <w:pStyle w:val="1"/>
         <w:bidi w:val="0"/>
         <w:rPr>
           <w:rFonts w:hint="default"/>
           <w:lang w:val="en-US" w:eastAsia="zh-CN"/>
         </w:rPr>
       </w:pPr>
-      <w:bookmarkStart w:id="12" w:name="_Toc29778"/>
+      <w:bookmarkStart w:id="13" w:name="_Toc29778"/>
       <w:r>
         <w:rPr>
           <w:rFonts w:hint="default"/>
@@ -6232,11 +6134,11 @@
         </w:rPr>
         <w:t>结论与建议</w:t>
       </w:r>
-      <w:bookmarkEnd w:id="12"/>
+      <w:bookmarkEnd w:id="13"/>
     </w:p>
     <w:p>
       <w:pPr>
-        <w:pStyle w:val="29"/>
+        <w:pStyle w:val="a1"/>
         <w:keepNext w:val="0"/>
         <w:keepLines w:val="0"/>
         <w:pageBreakBefore w:val="0"/>
@@ -6266,7 +6168,7 @@
     </w:p>
     <w:p>
       <w:pPr>
-        <w:pStyle w:val="29"/>
+        <w:pStyle w:val="a1"/>
         <w:keepNext w:val="0"/>
         <w:keepLines w:val="0"/>
         <w:pageBreakBefore w:val="0"/>
@@ -6289,7 +6191,7 @@
     </w:p>
     <w:p>
       <w:pPr>
-        <w:pStyle w:val="29"/>
+        <w:pStyle w:val="a1"/>
         <w:keepNext w:val="0"/>
         <w:keepLines w:val="0"/>
         <w:pageBreakBefore w:val="0"/>
@@ -6319,7 +6221,7 @@
     </w:p>
     <w:p>
       <w:pPr>
-        <w:pStyle w:val="29"/>
+        <w:pStyle w:val="a1"/>
         <w:keepNext w:val="0"/>
         <w:keepLines w:val="0"/>
         <w:pageBreakBefore w:val="0"/>
@@ -6349,7 +6251,7 @@
     </w:p>
     <w:p>
       <w:pPr>
-        <w:pStyle w:val="29"/>
+        <w:pStyle w:val="a1"/>
         <w:keepNext w:val="0"/>
         <w:keepLines w:val="0"/>
         <w:pageBreakBefore w:val="0"/>
@@ -6379,7 +6281,7 @@
     </w:p>
     <w:p>
       <w:pPr>
-        <w:pStyle w:val="29"/>
+        <w:pStyle w:val="a1"/>
         <w:keepNext w:val="0"/>
         <w:keepLines w:val="0"/>
         <w:pageBreakBefore w:val="0"/>
@@ -6409,7 +6311,7 @@
     </w:p>
     <w:p>
       <w:pPr>
-        <w:pStyle w:val="29"/>
+        <w:pStyle w:val="a1"/>
         <w:keepNext w:val="0"/>
         <w:keepLines w:val="0"/>
         <w:pageBreakBefore w:val="0"/>
@@ -6438,73 +6340,23 @@
       </w:r>
     </w:p>
     <w:sectPr>
-      <w:headerReference r:id="rId5" w:type="default"/>
+      <w:headerReference w:type="default" r:id="rId8"/>
       <w:pgSz w:w="11906" w:h="16838"/>
       <w:pgMar w:top="1417" w:right="1800" w:bottom="1440" w:left="1800" w:header="1140" w:footer="992" w:gutter="0"/>
-      <w:cols w:space="425" w:num="1"/>
+      <w:cols w:num="1" w:space="425"/>
       <w:docGrid w:type="lines" w:linePitch="312" w:charSpace="0"/>
     </w:sectPr>
   </w:body>
 </w:document>
 </file>
 
-<file path=word/endnotes.xml><?xml version="1.0" encoding="utf-8"?>
-<w:endnotes xmlns:wpc="http://schemas.microsoft.com/office/word/2010/wordprocessingCanvas" xmlns:mc="http://schemas.openxmlformats.org/markup-compatibility/2006" xmlns:o="urn:schemas-microsoft-com:office:office" xmlns:r="http://schemas.openxmlformats.org/officeDocument/2006/relationships" xmlns:m="http://schemas.openxmlformats.org/officeDocument/2006/math" xmlns:v="urn:schemas-microsoft-com:vml" xmlns:wp14="http://schemas.microsoft.com/office/word/2010/wordprocessingDrawing" xmlns:wp="http://schemas.openxmlformats.org/drawingml/2006/wordprocessingDrawing" xmlns:w="http://schemas.openxmlformats.org/wordprocessingml/2006/main" xmlns:w14="http://schemas.microsoft.com/office/word/2010/wordml" xmlns:w15="http://schemas.microsoft.com/office/word/2012/wordml" xmlns:w10="urn:schemas-microsoft-com:office:word" xmlns:wpg="http://schemas.microsoft.com/office/word/2010/wordprocessingGroup" xmlns:wpi="http://schemas.microsoft.com/office/word/2010/wordprocessingInk" xmlns:wne="http://schemas.microsoft.com/office/word/2006/wordml" xmlns:wps="http://schemas.microsoft.com/office/word/2010/wordprocessingShape" xmlns:wpsCustomData="http://www.wps.cn/officeDocument/2013/wpsCustomData" mc:Ignorable="w14 w15 wp14">
-  <w:endnote w:type="separator" w:id="0">
-    <w:p>
-      <w:pPr>
-        <w:spacing w:line="240" w:lineRule="auto"/>
-      </w:pPr>
-      <w:r>
-        <w:separator/>
-      </w:r>
-    </w:p>
-  </w:endnote>
-  <w:endnote w:type="continuationSeparator" w:id="1">
-    <w:p>
-      <w:pPr>
-        <w:spacing w:line="240" w:lineRule="auto"/>
-      </w:pPr>
-      <w:r>
-        <w:continuationSeparator/>
-      </w:r>
-    </w:p>
-  </w:endnote>
-</w:endnotes>
-</file>
-
-<file path=word/footnotes.xml><?xml version="1.0" encoding="utf-8"?>
-<w:footnotes xmlns:wpc="http://schemas.microsoft.com/office/word/2010/wordprocessingCanvas" xmlns:mc="http://schemas.openxmlformats.org/markup-compatibility/2006" xmlns:o="urn:schemas-microsoft-com:office:office" xmlns:r="http://schemas.openxmlformats.org/officeDocument/2006/relationships" xmlns:m="http://schemas.openxmlformats.org/officeDocument/2006/math" xmlns:v="urn:schemas-microsoft-com:vml" xmlns:wp14="http://schemas.microsoft.com/office/word/2010/wordprocessingDrawing" xmlns:wp="http://schemas.openxmlformats.org/drawingml/2006/wordprocessingDrawing" xmlns:w="http://schemas.openxmlformats.org/wordprocessingml/2006/main" xmlns:w14="http://schemas.microsoft.com/office/word/2010/wordml" xmlns:w15="http://schemas.microsoft.com/office/word/2012/wordml" xmlns:w10="urn:schemas-microsoft-com:office:word" xmlns:wpg="http://schemas.microsoft.com/office/word/2010/wordprocessingGroup" xmlns:wpi="http://schemas.microsoft.com/office/word/2010/wordprocessingInk" xmlns:wne="http://schemas.microsoft.com/office/word/2006/wordml" xmlns:wps="http://schemas.microsoft.com/office/word/2010/wordprocessingShape" xmlns:wpsCustomData="http://www.wps.cn/officeDocument/2013/wpsCustomData" mc:Ignorable="w14 w15 wp14">
-  <w:footnote w:type="separator" w:id="0">
-    <w:p>
-      <w:pPr>
-        <w:spacing w:line="360" w:lineRule="auto"/>
-      </w:pPr>
-      <w:r>
-        <w:separator/>
-      </w:r>
-    </w:p>
-  </w:footnote>
-  <w:footnote w:type="continuationSeparator" w:id="1">
-    <w:p>
-      <w:pPr>
-        <w:spacing w:line="360" w:lineRule="auto"/>
-      </w:pPr>
-      <w:r>
-        <w:continuationSeparator/>
-      </w:r>
-    </w:p>
-  </w:footnote>
-</w:footnotes>
-</file>
-
 <file path=word/header1.xml><?xml version="1.0" encoding="utf-8"?>
-<w:hdr xmlns:wpc="http://schemas.microsoft.com/office/word/2010/wordprocessingCanvas" xmlns:mc="http://schemas.openxmlformats.org/markup-compatibility/2006" xmlns:o="urn:schemas-microsoft-com:office:office" xmlns:r="http://schemas.openxmlformats.org/officeDocument/2006/relationships" xmlns:m="http://schemas.openxmlformats.org/officeDocument/2006/math" xmlns:v="urn:schemas-microsoft-com:vml" xmlns:wp14="http://schemas.microsoft.com/office/word/2010/wordprocessingDrawing" xmlns:wp="http://schemas.openxmlformats.org/drawingml/2006/wordprocessingDrawing" xmlns:w10="urn:schemas-microsoft-com:office:word" xmlns:w="http://schemas.openxmlformats.org/wordprocessingml/2006/main" xmlns:w14="http://schemas.microsoft.com/office/word/2010/wordml" xmlns:w15="http://schemas.microsoft.com/office/word/2012/wordml" xmlns:wpg="http://schemas.microsoft.com/office/word/2010/wordprocessingGroup" xmlns:wpi="http://schemas.microsoft.com/office/word/2010/wordprocessingInk" xmlns:wne="http://schemas.microsoft.com/office/word/2006/wordml" xmlns:wps="http://schemas.microsoft.com/office/word/2010/wordprocessingShape" xmlns:wpsCustomData="http://www.wps.cn/officeDocument/2013/wpsCustomData" mc:Ignorable="w14 w15 wp14">
+<w:hdr xmlns:wpc="http://schemas.microsoft.com/office/word/2010/wordprocessingCanvas" xmlns:mc="http://schemas.openxmlformats.org/markup-compatibility/2006" xmlns:o="urn:schemas-microsoft-com:office:office" xmlns:r="http://schemas.openxmlformats.org/officeDocument/2006/relationships" xmlns:m="http://schemas.openxmlformats.org/officeDocument/2006/math" xmlns:v="urn:schemas-microsoft-com:vml" xmlns:wp14="http://schemas.microsoft.com/office/word/2010/wordprocessingDrawing" xmlns:wp="http://schemas.openxmlformats.org/drawingml/2006/wordprocessingDrawing" xmlns:w10="urn:schemas-microsoft-com:office:word" xmlns:w="http://schemas.openxmlformats.org/wordprocessingml/2006/main" xmlns:w14="http://schemas.microsoft.com/office/word/2010/wordml" xmlns:w15="http://schemas.microsoft.com/office/word/2012/wordml" xmlns:wne="http://schemas.microsoft.com/office/word/2006/wordml" xmlns:wpg="http://schemas.microsoft.com/office/word/2010/wordprocessingGroup" xmlns:wpi="http://schemas.microsoft.com/office/word/2010/wordprocessingInk" xmlns:wps="http://schemas.microsoft.com/office/word/2010/wordprocessingShape" mc:Ignorable="w14 w15 wp14">
   <w:p>
     <w:pPr>
-      <w:pStyle w:val="15"/>
+      <w:pStyle w:val="Header"/>
       <w:pBdr>
-        <w:bottom w:val="single" w:color="auto" w:sz="4" w:space="1"/>
+        <w:bottom w:val="single" w:sz="4" w:space="1" w:color="auto"/>
       </w:pBdr>
       <w:tabs>
         <w:tab w:val="left" w:pos="335"/>
@@ -6512,27 +6364,27 @@
       </w:tabs>
       <w:jc w:val="right"/>
       <w:rPr>
-        <w:rFonts w:hint="eastAsia" w:eastAsiaTheme="minorEastAsia"/>
+        <w:rFonts w:eastAsiaTheme="minorEastAsia" w:hint="eastAsia"/>
         <w:lang w:eastAsia="zh-CN"/>
       </w:rPr>
     </w:pPr>
     <w:r>
       <w:rPr>
-        <w:rFonts w:hint="eastAsia" w:eastAsiaTheme="minorEastAsia"/>
+        <w:rFonts w:eastAsiaTheme="minorEastAsia" w:hint="eastAsia"/>
         <w:lang w:val="en-US" w:eastAsia="zh-CN"/>
       </w:rPr>
       <w:tab/>
     </w:r>
     <w:r>
       <w:rPr>
-        <w:rFonts w:hint="eastAsia" w:eastAsiaTheme="minorEastAsia"/>
+        <w:rFonts w:eastAsiaTheme="minorEastAsia" w:hint="eastAsia"/>
         <w:lang w:val="en-US" w:eastAsia="zh-CN"/>
       </w:rPr>
       <w:tab/>
     </w:r>
     <w:r>
       <w:rPr>
-        <w:rFonts w:hint="eastAsia" w:eastAsiaTheme="minorEastAsia"/>
+        <w:rFonts w:eastAsiaTheme="minorEastAsia" w:hint="eastAsia"/>
         <w:lang w:val="en-US" w:eastAsia="zh-CN"/>
       </w:rPr>
       <w:t>桐乡华数广电网络有限公司</w:t>
@@ -6542,15 +6394,15 @@
 </file>
 
 <file path=word/numbering.xml><?xml version="1.0" encoding="utf-8"?>
-<w:numbering xmlns:wpc="http://schemas.microsoft.com/office/word/2010/wordprocessingCanvas" xmlns:mc="http://schemas.openxmlformats.org/markup-compatibility/2006" xmlns:o="urn:schemas-microsoft-com:office:office" xmlns:r="http://schemas.openxmlformats.org/officeDocument/2006/relationships" xmlns:m="http://schemas.openxmlformats.org/officeDocument/2006/math" xmlns:v="urn:schemas-microsoft-com:vml" xmlns:wp14="http://schemas.microsoft.com/office/word/2010/wordprocessingDrawing" xmlns:wp="http://schemas.openxmlformats.org/drawingml/2006/wordprocessingDrawing" xmlns:w10="urn:schemas-microsoft-com:office:word" xmlns:w="http://schemas.openxmlformats.org/wordprocessingml/2006/main" xmlns:w14="http://schemas.microsoft.com/office/word/2010/wordml" xmlns:wpg="http://schemas.microsoft.com/office/word/2010/wordprocessingGroup" xmlns:wpi="http://schemas.microsoft.com/office/word/2010/wordprocessingInk" xmlns:wne="http://schemas.microsoft.com/office/word/2006/wordml" xmlns:wps="http://schemas.microsoft.com/office/word/2010/wordprocessingShape" xmlns:wpsCustomData="http://www.wps.cn/officeDocument/2013/wpsCustomData" mc:Ignorable="w14 wp14">
+<w:numbering xmlns:wpc="http://schemas.microsoft.com/office/word/2010/wordprocessingCanvas" xmlns:mc="http://schemas.openxmlformats.org/markup-compatibility/2006" xmlns:o="urn:schemas-microsoft-com:office:office" xmlns:r="http://schemas.openxmlformats.org/officeDocument/2006/relationships" xmlns:m="http://schemas.openxmlformats.org/officeDocument/2006/math" xmlns:v="urn:schemas-microsoft-com:vml" xmlns:wp14="http://schemas.microsoft.com/office/word/2010/wordprocessingDrawing" xmlns:wp="http://schemas.openxmlformats.org/drawingml/2006/wordprocessingDrawing" xmlns:w10="urn:schemas-microsoft-com:office:word" xmlns:w="http://schemas.openxmlformats.org/wordprocessingml/2006/main" xmlns:w14="http://schemas.microsoft.com/office/word/2010/wordml" xmlns:w15="http://schemas.microsoft.com/office/word/2012/wordml" xmlns:wne="http://schemas.microsoft.com/office/word/2006/wordml" xmlns:wpg="http://schemas.microsoft.com/office/word/2010/wordprocessingGroup" xmlns:wpi="http://schemas.microsoft.com/office/word/2010/wordprocessingInk" xmlns:wps="http://schemas.microsoft.com/office/word/2010/wordprocessingShape" mc:Ignorable="w14 w15 wp14">
   <w:abstractNum w:abstractNumId="0">
     <w:nsid w:val="8E964DCE"/>
     <w:multiLevelType w:val="multilevel"/>
     <w:tmpl w:val="8E964DCE"/>
-    <w:lvl w:ilvl="0" w:tentative="0">
+    <w:lvl w:ilvl="0">
       <w:start w:val="1"/>
       <w:numFmt w:val="decimal"/>
-      <w:pStyle w:val="2"/>
+      <w:pStyle w:val="Heading1"/>
       <w:lvlText w:val="%1."/>
       <w:lvlJc w:val="left"/>
       <w:pPr>
@@ -6560,10 +6412,10 @@
         <w:rFonts w:hint="default"/>
       </w:rPr>
     </w:lvl>
-    <w:lvl w:ilvl="1" w:tentative="0">
+    <w:lvl w:ilvl="1">
       <w:start w:val="1"/>
       <w:numFmt w:val="decimal"/>
-      <w:pStyle w:val="3"/>
+      <w:pStyle w:val="Heading2"/>
       <w:lvlText w:val="%1.%2."/>
       <w:lvlJc w:val="left"/>
       <w:pPr>
@@ -6573,10 +6425,10 @@
         <w:rFonts w:hint="default"/>
       </w:rPr>
     </w:lvl>
-    <w:lvl w:ilvl="2" w:tentative="0">
+    <w:lvl w:ilvl="2">
       <w:start w:val="1"/>
       <w:numFmt w:val="decimal"/>
-      <w:pStyle w:val="4"/>
+      <w:pStyle w:val="Heading3"/>
       <w:lvlText w:val="%1.%2.%3."/>
       <w:lvlJc w:val="left"/>
       <w:pPr>
@@ -6586,10 +6438,10 @@
         <w:rFonts w:hint="default"/>
       </w:rPr>
     </w:lvl>
-    <w:lvl w:ilvl="3" w:tentative="0">
+    <w:lvl w:ilvl="3">
       <w:start w:val="1"/>
       <w:numFmt w:val="decimal"/>
-      <w:pStyle w:val="5"/>
+      <w:pStyle w:val="Heading4"/>
       <w:lvlText w:val="%1.%2.%3.%4."/>
       <w:lvlJc w:val="left"/>
       <w:pPr>
@@ -6599,10 +6451,10 @@
         <w:rFonts w:hint="default"/>
       </w:rPr>
     </w:lvl>
-    <w:lvl w:ilvl="4" w:tentative="0">
+    <w:lvl w:ilvl="4">
       <w:start w:val="1"/>
       <w:numFmt w:val="decimal"/>
-      <w:pStyle w:val="6"/>
+      <w:pStyle w:val="Heading5"/>
       <w:lvlText w:val="%1.%2.%3.%4.%5."/>
       <w:lvlJc w:val="left"/>
       <w:pPr>
@@ -6612,10 +6464,10 @@
         <w:rFonts w:hint="default"/>
       </w:rPr>
     </w:lvl>
-    <w:lvl w:ilvl="5" w:tentative="0">
+    <w:lvl w:ilvl="5">
       <w:start w:val="1"/>
       <w:numFmt w:val="decimal"/>
-      <w:pStyle w:val="7"/>
+      <w:pStyle w:val="Heading6"/>
       <w:lvlText w:val="%1.%2.%3.%4.%5.%6."/>
       <w:lvlJc w:val="left"/>
       <w:pPr>
@@ -6625,10 +6477,10 @@
         <w:rFonts w:hint="default"/>
       </w:rPr>
     </w:lvl>
-    <w:lvl w:ilvl="6" w:tentative="0">
+    <w:lvl w:ilvl="6">
       <w:start w:val="1"/>
       <w:numFmt w:val="decimal"/>
-      <w:pStyle w:val="8"/>
+      <w:pStyle w:val="Heading7"/>
       <w:lvlText w:val="%1.%2.%3.%4.%5.%6.%7."/>
       <w:lvlJc w:val="left"/>
       <w:pPr>
@@ -6638,10 +6490,10 @@
         <w:rFonts w:hint="default"/>
       </w:rPr>
     </w:lvl>
-    <w:lvl w:ilvl="7" w:tentative="0">
+    <w:lvl w:ilvl="7">
       <w:start w:val="1"/>
       <w:numFmt w:val="decimal"/>
-      <w:pStyle w:val="9"/>
+      <w:pStyle w:val="Heading8"/>
       <w:lvlText w:val="%1.%2.%3.%4.%5.%6.%7.%8."/>
       <w:lvlJc w:val="left"/>
       <w:pPr>
@@ -6651,10 +6503,10 @@
         <w:rFonts w:hint="default"/>
       </w:rPr>
     </w:lvl>
-    <w:lvl w:ilvl="8" w:tentative="0">
+    <w:lvl w:ilvl="8">
       <w:start w:val="1"/>
       <w:numFmt w:val="decimal"/>
-      <w:pStyle w:val="10"/>
+      <w:pStyle w:val="Heading9"/>
       <w:lvlText w:val="%1.%2.%3.%4.%5.%6.%7.%8.%9."/>
       <w:lvlJc w:val="left"/>
       <w:pPr>
@@ -6672,269 +6524,267 @@
 </file>
 
 <file path=word/styles.xml><?xml version="1.0" encoding="utf-8"?>
-<w:styles xmlns:mc="http://schemas.openxmlformats.org/markup-compatibility/2006" xmlns:o="urn:schemas-microsoft-com:office:office" xmlns:r="http://schemas.openxmlformats.org/officeDocument/2006/relationships" xmlns:m="http://schemas.openxmlformats.org/officeDocument/2006/math" xmlns:v="urn:schemas-microsoft-com:vml" xmlns:w="http://schemas.openxmlformats.org/wordprocessingml/2006/main" xmlns:w14="http://schemas.microsoft.com/office/word/2010/wordml" xmlns:w10="urn:schemas-microsoft-com:office:word" xmlns:sl="http://schemas.openxmlformats.org/schemaLibrary/2006/main" xmlns:wpsCustomData="http://www.wps.cn/officeDocument/2013/wpsCustomData" mc:Ignorable="w14">
+<w:styles xmlns:mc="http://schemas.openxmlformats.org/markup-compatibility/2006" xmlns:r="http://schemas.openxmlformats.org/officeDocument/2006/relationships" xmlns:w="http://schemas.openxmlformats.org/wordprocessingml/2006/main" xmlns:w14="http://schemas.microsoft.com/office/word/2010/wordml" xmlns:w15="http://schemas.microsoft.com/office/word/2012/wordml" mc:Ignorable="w14 w15">
   <w:docDefaults>
     <w:rPrDefault>
       <w:rPr>
-        <w:rFonts w:ascii="Times New Roman" w:hAnsi="Times New Roman" w:eastAsia="宋体" w:cs="Times New Roman"/>
+        <w:rFonts w:ascii="Times New Roman" w:eastAsia="宋体" w:hAnsi="Times New Roman" w:cs="Times New Roman"/>
       </w:rPr>
     </w:rPrDefault>
     <w:pPrDefault/>
   </w:docDefaults>
-  <w:latentStyles w:count="260" w:defQFormat="0" w:defUnhideWhenUsed="1" w:defSemiHidden="1" w:defUIPriority="99" w:defLockedState="0">
-    <w:lsdException w:qFormat="1" w:unhideWhenUsed="0" w:uiPriority="0" w:semiHidden="0" w:name="Normal"/>
-    <w:lsdException w:qFormat="1" w:unhideWhenUsed="0" w:uiPriority="0" w:semiHidden="0" w:name="heading 1"/>
-    <w:lsdException w:qFormat="1" w:uiPriority="0" w:semiHidden="0" w:name="heading 2"/>
-    <w:lsdException w:qFormat="1" w:uiPriority="0" w:name="heading 3"/>
-    <w:lsdException w:qFormat="1" w:uiPriority="0" w:semiHidden="0" w:name="heading 4"/>
-    <w:lsdException w:qFormat="1" w:uiPriority="0" w:name="heading 5"/>
-    <w:lsdException w:qFormat="1" w:uiPriority="0" w:name="heading 6"/>
-    <w:lsdException w:qFormat="1" w:uiPriority="0" w:name="heading 7"/>
-    <w:lsdException w:qFormat="1" w:uiPriority="0" w:name="heading 8"/>
-    <w:lsdException w:qFormat="1" w:uiPriority="0" w:name="heading 9"/>
-    <w:lsdException w:unhideWhenUsed="0" w:uiPriority="0" w:semiHidden="0" w:name="index 1"/>
-    <w:lsdException w:unhideWhenUsed="0" w:uiPriority="0" w:semiHidden="0" w:name="index 2"/>
-    <w:lsdException w:unhideWhenUsed="0" w:uiPriority="0" w:semiHidden="0" w:name="index 3"/>
-    <w:lsdException w:unhideWhenUsed="0" w:uiPriority="0" w:semiHidden="0" w:name="index 4"/>
-    <w:lsdException w:unhideWhenUsed="0" w:uiPriority="0" w:semiHidden="0" w:name="index 5"/>
-    <w:lsdException w:unhideWhenUsed="0" w:uiPriority="0" w:semiHidden="0" w:name="index 6"/>
-    <w:lsdException w:unhideWhenUsed="0" w:uiPriority="0" w:semiHidden="0" w:name="index 7"/>
-    <w:lsdException w:unhideWhenUsed="0" w:uiPriority="0" w:semiHidden="0" w:name="index 8"/>
-    <w:lsdException w:unhideWhenUsed="0" w:uiPriority="0" w:semiHidden="0" w:name="index 9"/>
-    <w:lsdException w:qFormat="1" w:unhideWhenUsed="0" w:uiPriority="0" w:semiHidden="0" w:name="toc 1"/>
-    <w:lsdException w:qFormat="1" w:unhideWhenUsed="0" w:uiPriority="0" w:semiHidden="0" w:name="toc 2"/>
-    <w:lsdException w:qFormat="1" w:unhideWhenUsed="0" w:uiPriority="0" w:semiHidden="0" w:name="toc 3"/>
-    <w:lsdException w:unhideWhenUsed="0" w:uiPriority="0" w:semiHidden="0" w:name="toc 4"/>
-    <w:lsdException w:unhideWhenUsed="0" w:uiPriority="0" w:semiHidden="0" w:name="toc 5"/>
-    <w:lsdException w:unhideWhenUsed="0" w:uiPriority="0" w:semiHidden="0" w:name="toc 6"/>
-    <w:lsdException w:unhideWhenUsed="0" w:uiPriority="0" w:semiHidden="0" w:name="toc 7"/>
-    <w:lsdException w:unhideWhenUsed="0" w:uiPriority="0" w:semiHidden="0" w:name="toc 8"/>
-    <w:lsdException w:unhideWhenUsed="0" w:uiPriority="0" w:semiHidden="0" w:name="toc 9"/>
-    <w:lsdException w:unhideWhenUsed="0" w:uiPriority="0" w:semiHidden="0" w:name="Normal Indent"/>
-    <w:lsdException w:unhideWhenUsed="0" w:uiPriority="0" w:semiHidden="0" w:name="footnote text"/>
-    <w:lsdException w:qFormat="1" w:unhideWhenUsed="0" w:uiPriority="0" w:semiHidden="0" w:name="annotation text"/>
-    <w:lsdException w:qFormat="1" w:unhideWhenUsed="0" w:uiPriority="0" w:semiHidden="0" w:name="header"/>
-    <w:lsdException w:qFormat="1" w:unhideWhenUsed="0" w:uiPriority="0" w:semiHidden="0" w:name="footer"/>
-    <w:lsdException w:unhideWhenUsed="0" w:uiPriority="0" w:semiHidden="0" w:name="index heading"/>
-    <w:lsdException w:qFormat="1" w:uiPriority="0" w:name="caption"/>
-    <w:lsdException w:unhideWhenUsed="0" w:uiPriority="0" w:semiHidden="0" w:name="table of figures"/>
-    <w:lsdException w:unhideWhenUsed="0" w:uiPriority="0" w:semiHidden="0" w:name="envelope address"/>
-    <w:lsdException w:unhideWhenUsed="0" w:uiPriority="0" w:semiHidden="0" w:name="envelope return"/>
-    <w:lsdException w:unhideWhenUsed="0" w:uiPriority="0" w:semiHidden="0" w:name="footnote reference"/>
-    <w:lsdException w:unhideWhenUsed="0" w:uiPriority="0" w:semiHidden="0" w:name="annotation reference"/>
-    <w:lsdException w:unhideWhenUsed="0" w:uiPriority="0" w:semiHidden="0" w:name="line number"/>
-    <w:lsdException w:unhideWhenUsed="0" w:uiPriority="0" w:semiHidden="0" w:name="page number"/>
-    <w:lsdException w:unhideWhenUsed="0" w:uiPriority="0" w:semiHidden="0" w:name="endnote reference"/>
-    <w:lsdException w:unhideWhenUsed="0" w:uiPriority="0" w:semiHidden="0" w:name="endnote text"/>
-    <w:lsdException w:unhideWhenUsed="0" w:uiPriority="0" w:semiHidden="0" w:name="table of authorities"/>
-    <w:lsdException w:unhideWhenUsed="0" w:uiPriority="0" w:semiHidden="0" w:name="macro"/>
-    <w:lsdException w:unhideWhenUsed="0" w:uiPriority="0" w:semiHidden="0" w:name="toa heading"/>
-    <w:lsdException w:unhideWhenUsed="0" w:uiPriority="0" w:semiHidden="0" w:name="List"/>
-    <w:lsdException w:unhideWhenUsed="0" w:uiPriority="0" w:semiHidden="0" w:name="List Bullet"/>
-    <w:lsdException w:unhideWhenUsed="0" w:uiPriority="0" w:semiHidden="0" w:name="List Number"/>
-    <w:lsdException w:unhideWhenUsed="0" w:uiPriority="0" w:semiHidden="0" w:name="List 2"/>
-    <w:lsdException w:unhideWhenUsed="0" w:uiPriority="0" w:semiHidden="0" w:name="List 3"/>
-    <w:lsdException w:unhideWhenUsed="0" w:uiPriority="0" w:semiHidden="0" w:name="List 4"/>
-    <w:lsdException w:unhideWhenUsed="0" w:uiPriority="0" w:semiHidden="0" w:name="List 5"/>
-    <w:lsdException w:unhideWhenUsed="0" w:uiPriority="0" w:semiHidden="0" w:name="List Bullet 2"/>
-    <w:lsdException w:unhideWhenUsed="0" w:uiPriority="0" w:semiHidden="0" w:name="List Bullet 3"/>
-    <w:lsdException w:unhideWhenUsed="0" w:uiPriority="0" w:semiHidden="0" w:name="List Bullet 4"/>
-    <w:lsdException w:unhideWhenUsed="0" w:uiPriority="0" w:semiHidden="0" w:name="List Bullet 5"/>
-    <w:lsdException w:unhideWhenUsed="0" w:uiPriority="0" w:semiHidden="0" w:name="List Number 2"/>
-    <w:lsdException w:unhideWhenUsed="0" w:uiPriority="0" w:semiHidden="0" w:name="List Number 3"/>
-    <w:lsdException w:unhideWhenUsed="0" w:uiPriority="0" w:semiHidden="0" w:name="List Number 4"/>
-    <w:lsdException w:unhideWhenUsed="0" w:uiPriority="0" w:semiHidden="0" w:name="List Number 5"/>
-    <w:lsdException w:qFormat="1" w:unhideWhenUsed="0" w:uiPriority="0" w:semiHidden="0" w:name="Title"/>
-    <w:lsdException w:unhideWhenUsed="0" w:uiPriority="0" w:semiHidden="0" w:name="Closing"/>
-    <w:lsdException w:unhideWhenUsed="0" w:uiPriority="0" w:semiHidden="0" w:name="Signature"/>
-    <w:lsdException w:qFormat="1" w:unhideWhenUsed="0" w:uiPriority="0" w:name="Default Paragraph Font"/>
-    <w:lsdException w:qFormat="1" w:unhideWhenUsed="0" w:uiPriority="0" w:name="Body Text"/>
-    <w:lsdException w:unhideWhenUsed="0" w:uiPriority="0" w:semiHidden="0" w:name="Body Text Indent"/>
-    <w:lsdException w:unhideWhenUsed="0" w:uiPriority="0" w:semiHidden="0" w:name="List Continue"/>
-    <w:lsdException w:unhideWhenUsed="0" w:uiPriority="0" w:semiHidden="0" w:name="List Continue 2"/>
-    <w:lsdException w:unhideWhenUsed="0" w:uiPriority="0" w:semiHidden="0" w:name="List Continue 3"/>
-    <w:lsdException w:unhideWhenUsed="0" w:uiPriority="0" w:semiHidden="0" w:name="List Continue 4"/>
-    <w:lsdException w:unhideWhenUsed="0" w:uiPriority="0" w:semiHidden="0" w:name="List Continue 5"/>
-    <w:lsdException w:unhideWhenUsed="0" w:uiPriority="0" w:semiHidden="0" w:name="Message Header"/>
-    <w:lsdException w:qFormat="1" w:unhideWhenUsed="0" w:uiPriority="0" w:semiHidden="0" w:name="Subtitle"/>
-    <w:lsdException w:unhideWhenUsed="0" w:uiPriority="0" w:semiHidden="0" w:name="Salutation"/>
-    <w:lsdException w:unhideWhenUsed="0" w:uiPriority="0" w:semiHidden="0" w:name="Date"/>
-    <w:lsdException w:unhideWhenUsed="0" w:uiPriority="0" w:semiHidden="0" w:name="Body Text First Indent"/>
-    <w:lsdException w:unhideWhenUsed="0" w:uiPriority="0" w:semiHidden="0" w:name="Body Text First Indent 2"/>
-    <w:lsdException w:uiPriority="99" w:name="Note Heading"/>
-    <w:lsdException w:unhideWhenUsed="0" w:uiPriority="0" w:semiHidden="0" w:name="Body Text 2"/>
-    <w:lsdException w:unhideWhenUsed="0" w:uiPriority="0" w:semiHidden="0" w:name="Body Text 3"/>
-    <w:lsdException w:unhideWhenUsed="0" w:uiPriority="0" w:semiHidden="0" w:name="Body Text Indent 2"/>
-    <w:lsdException w:unhideWhenUsed="0" w:uiPriority="0" w:semiHidden="0" w:name="Body Text Indent 3"/>
-    <w:lsdException w:unhideWhenUsed="0" w:uiPriority="0" w:semiHidden="0" w:name="Block Text"/>
-    <w:lsdException w:unhideWhenUsed="0" w:uiPriority="0" w:semiHidden="0" w:name="Hyperlink"/>
-    <w:lsdException w:unhideWhenUsed="0" w:uiPriority="0" w:semiHidden="0" w:name="FollowedHyperlink"/>
-    <w:lsdException w:qFormat="1" w:unhideWhenUsed="0" w:uiPriority="0" w:semiHidden="0" w:name="Strong"/>
-    <w:lsdException w:qFormat="1" w:unhideWhenUsed="0" w:uiPriority="0" w:semiHidden="0" w:name="Emphasis"/>
-    <w:lsdException w:unhideWhenUsed="0" w:uiPriority="0" w:semiHidden="0" w:name="Document Map"/>
-    <w:lsdException w:unhideWhenUsed="0" w:uiPriority="0" w:semiHidden="0" w:name="Plain Text"/>
-    <w:lsdException w:unhideWhenUsed="0" w:uiPriority="0" w:semiHidden="0" w:name="E-mail Signature"/>
-    <w:lsdException w:qFormat="1" w:unhideWhenUsed="0" w:uiPriority="0" w:semiHidden="0" w:name="Normal (Web)"/>
-    <w:lsdException w:unhideWhenUsed="0" w:uiPriority="0" w:semiHidden="0" w:name="HTML Acronym"/>
-    <w:lsdException w:unhideWhenUsed="0" w:uiPriority="0" w:semiHidden="0" w:name="HTML Address"/>
-    <w:lsdException w:unhideWhenUsed="0" w:uiPriority="0" w:semiHidden="0" w:name="HTML Cite"/>
-    <w:lsdException w:unhideWhenUsed="0" w:uiPriority="0" w:semiHidden="0" w:name="HTML Code"/>
-    <w:lsdException w:unhideWhenUsed="0" w:uiPriority="0" w:semiHidden="0" w:name="HTML Definition"/>
-    <w:lsdException w:unhideWhenUsed="0" w:uiPriority="0" w:semiHidden="0" w:name="HTML Keyboard"/>
-    <w:lsdException w:unhideWhenUsed="0" w:uiPriority="0" w:semiHidden="0" w:name="HTML Preformatted"/>
-    <w:lsdException w:unhideWhenUsed="0" w:uiPriority="0" w:semiHidden="0" w:name="HTML Sample"/>
-    <w:lsdException w:unhideWhenUsed="0" w:uiPriority="0" w:semiHidden="0" w:name="HTML Typewriter"/>
-    <w:lsdException w:unhideWhenUsed="0" w:uiPriority="0" w:semiHidden="0" w:name="HTML Variable"/>
-    <w:lsdException w:qFormat="1" w:unhideWhenUsed="0" w:uiPriority="0" w:name="Normal Table"/>
-    <w:lsdException w:unhideWhenUsed="0" w:uiPriority="0" w:semiHidden="0" w:name="annotation subject"/>
-    <w:lsdException w:unhideWhenUsed="0" w:uiPriority="0" w:semiHidden="0" w:name="Table Simple 1"/>
-    <w:lsdException w:unhideWhenUsed="0" w:uiPriority="0" w:semiHidden="0" w:name="Table Simple 2"/>
-    <w:lsdException w:unhideWhenUsed="0" w:uiPriority="0" w:semiHidden="0" w:name="Table Simple 3"/>
-    <w:lsdException w:unhideWhenUsed="0" w:uiPriority="0" w:semiHidden="0" w:name="Table Classic 1"/>
-    <w:lsdException w:unhideWhenUsed="0" w:uiPriority="0" w:semiHidden="0" w:name="Table Classic 2"/>
-    <w:lsdException w:unhideWhenUsed="0" w:uiPriority="0" w:semiHidden="0" w:name="Table Classic 3"/>
-    <w:lsdException w:unhideWhenUsed="0" w:uiPriority="0" w:semiHidden="0" w:name="Table Classic 4"/>
-    <w:lsdException w:unhideWhenUsed="0" w:uiPriority="0" w:semiHidden="0" w:name="Table Colorful 1"/>
-    <w:lsdException w:unhideWhenUsed="0" w:uiPriority="0" w:semiHidden="0" w:name="Table Colorful 2"/>
-    <w:lsdException w:unhideWhenUsed="0" w:uiPriority="0" w:semiHidden="0" w:name="Table Colorful 3"/>
-    <w:lsdException w:unhideWhenUsed="0" w:uiPriority="0" w:semiHidden="0" w:name="Table Columns 1"/>
-    <w:lsdException w:unhideWhenUsed="0" w:uiPriority="0" w:semiHidden="0" w:name="Table Columns 2"/>
-    <w:lsdException w:unhideWhenUsed="0" w:uiPriority="0" w:semiHidden="0" w:name="Table Columns 3"/>
-    <w:lsdException w:unhideWhenUsed="0" w:uiPriority="0" w:semiHidden="0" w:name="Table Columns 4"/>
-    <w:lsdException w:unhideWhenUsed="0" w:uiPriority="0" w:semiHidden="0" w:name="Table Columns 5"/>
-    <w:lsdException w:unhideWhenUsed="0" w:uiPriority="0" w:semiHidden="0" w:name="Table Grid 1"/>
-    <w:lsdException w:unhideWhenUsed="0" w:uiPriority="0" w:semiHidden="0" w:name="Table Grid 2"/>
-    <w:lsdException w:unhideWhenUsed="0" w:uiPriority="0" w:semiHidden="0" w:name="Table Grid 3"/>
-    <w:lsdException w:unhideWhenUsed="0" w:uiPriority="0" w:semiHidden="0" w:name="Table Grid 4"/>
-    <w:lsdException w:unhideWhenUsed="0" w:uiPriority="0" w:semiHidden="0" w:name="Table Grid 5"/>
-    <w:lsdException w:unhideWhenUsed="0" w:uiPriority="0" w:semiHidden="0" w:name="Table Grid 6"/>
-    <w:lsdException w:unhideWhenUsed="0" w:uiPriority="0" w:semiHidden="0" w:name="Table Grid 7"/>
-    <w:lsdException w:unhideWhenUsed="0" w:uiPriority="0" w:semiHidden="0" w:name="Table Grid 8"/>
-    <w:lsdException w:unhideWhenUsed="0" w:uiPriority="0" w:semiHidden="0" w:name="Table List 1"/>
-    <w:lsdException w:unhideWhenUsed="0" w:uiPriority="0" w:semiHidden="0" w:name="Table List 2"/>
-    <w:lsdException w:unhideWhenUsed="0" w:uiPriority="0" w:semiHidden="0" w:name="Table List 3"/>
-    <w:lsdException w:unhideWhenUsed="0" w:uiPriority="0" w:semiHidden="0" w:name="Table List 4"/>
-    <w:lsdException w:unhideWhenUsed="0" w:uiPriority="0" w:semiHidden="0" w:name="Table List 5"/>
-    <w:lsdException w:unhideWhenUsed="0" w:uiPriority="0" w:semiHidden="0" w:name="Table List 6"/>
-    <w:lsdException w:unhideWhenUsed="0" w:uiPriority="0" w:semiHidden="0" w:name="Table List 7"/>
-    <w:lsdException w:unhideWhenUsed="0" w:uiPriority="0" w:semiHidden="0" w:name="Table List 8"/>
-    <w:lsdException w:unhideWhenUsed="0" w:uiPriority="0" w:semiHidden="0" w:name="Table 3D effects 1"/>
-    <w:lsdException w:unhideWhenUsed="0" w:uiPriority="0" w:semiHidden="0" w:name="Table 3D effects 2"/>
-    <w:lsdException w:unhideWhenUsed="0" w:uiPriority="0" w:semiHidden="0" w:name="Table 3D effects 3"/>
-    <w:lsdException w:unhideWhenUsed="0" w:uiPriority="0" w:semiHidden="0" w:name="Table Contemporary"/>
-    <w:lsdException w:unhideWhenUsed="0" w:uiPriority="0" w:semiHidden="0" w:name="Table Elegant"/>
-    <w:lsdException w:unhideWhenUsed="0" w:uiPriority="0" w:semiHidden="0" w:name="Table Professional"/>
-    <w:lsdException w:unhideWhenUsed="0" w:uiPriority="0" w:semiHidden="0" w:name="Table Subtle 1"/>
-    <w:lsdException w:unhideWhenUsed="0" w:uiPriority="0" w:semiHidden="0" w:name="Table Subtle 2"/>
-    <w:lsdException w:unhideWhenUsed="0" w:uiPriority="0" w:semiHidden="0" w:name="Table Web 1"/>
-    <w:lsdException w:unhideWhenUsed="0" w:uiPriority="0" w:semiHidden="0" w:name="Table Web 2"/>
-    <w:lsdException w:unhideWhenUsed="0" w:uiPriority="0" w:semiHidden="0" w:name="Table Web 3"/>
-    <w:lsdException w:unhideWhenUsed="0" w:uiPriority="0" w:semiHidden="0" w:name="Balloon Text"/>
-    <w:lsdException w:qFormat="1" w:unhideWhenUsed="0" w:uiPriority="0" w:semiHidden="0" w:name="Table Grid"/>
-    <w:lsdException w:unhideWhenUsed="0" w:uiPriority="0" w:semiHidden="0" w:name="Table Theme"/>
-    <w:lsdException w:unhideWhenUsed="0" w:uiPriority="60" w:semiHidden="0" w:name="Light Shading"/>
-    <w:lsdException w:unhideWhenUsed="0" w:uiPriority="61" w:semiHidden="0" w:name="Light List"/>
-    <w:lsdException w:unhideWhenUsed="0" w:uiPriority="62" w:semiHidden="0" w:name="Light Grid"/>
-    <w:lsdException w:unhideWhenUsed="0" w:uiPriority="63" w:semiHidden="0" w:name="Medium Shading 1"/>
-    <w:lsdException w:unhideWhenUsed="0" w:uiPriority="64" w:semiHidden="0" w:name="Medium Shading 2"/>
-    <w:lsdException w:unhideWhenUsed="0" w:uiPriority="65" w:semiHidden="0" w:name="Medium List 1"/>
-    <w:lsdException w:unhideWhenUsed="0" w:uiPriority="66" w:semiHidden="0" w:name="Medium List 2"/>
-    <w:lsdException w:unhideWhenUsed="0" w:uiPriority="67" w:semiHidden="0" w:name="Medium Grid 1"/>
-    <w:lsdException w:unhideWhenUsed="0" w:uiPriority="68" w:semiHidden="0" w:name="Medium Grid 2"/>
-    <w:lsdException w:unhideWhenUsed="0" w:uiPriority="69" w:semiHidden="0" w:name="Medium Grid 3"/>
-    <w:lsdException w:unhideWhenUsed="0" w:uiPriority="70" w:semiHidden="0" w:name="Dark List"/>
-    <w:lsdException w:unhideWhenUsed="0" w:uiPriority="71" w:semiHidden="0" w:name="Colorful Shading"/>
-    <w:lsdException w:unhideWhenUsed="0" w:uiPriority="72" w:semiHidden="0" w:name="Colorful List"/>
-    <w:lsdException w:unhideWhenUsed="0" w:uiPriority="73" w:semiHidden="0" w:name="Colorful Grid"/>
-    <w:lsdException w:unhideWhenUsed="0" w:uiPriority="60" w:semiHidden="0" w:name="Light Shading Accent 1"/>
-    <w:lsdException w:unhideWhenUsed="0" w:uiPriority="61" w:semiHidden="0" w:name="Light List Accent 1"/>
-    <w:lsdException w:unhideWhenUsed="0" w:uiPriority="62" w:semiHidden="0" w:name="Light Grid Accent 1"/>
-    <w:lsdException w:unhideWhenUsed="0" w:uiPriority="63" w:semiHidden="0" w:name="Medium Shading 1 Accent 1"/>
-    <w:lsdException w:unhideWhenUsed="0" w:uiPriority="64" w:semiHidden="0" w:name="Medium Shading 2 Accent 1"/>
-    <w:lsdException w:unhideWhenUsed="0" w:uiPriority="65" w:semiHidden="0" w:name="Medium List 1 Accent 1"/>
-    <w:lsdException w:unhideWhenUsed="0" w:uiPriority="66" w:semiHidden="0" w:name="Medium List 2 Accent 1"/>
-    <w:lsdException w:unhideWhenUsed="0" w:uiPriority="67" w:semiHidden="0" w:name="Medium Grid 1 Accent 1"/>
-    <w:lsdException w:unhideWhenUsed="0" w:uiPriority="68" w:semiHidden="0" w:name="Medium Grid 2 Accent 1"/>
-    <w:lsdException w:unhideWhenUsed="0" w:uiPriority="69" w:semiHidden="0" w:name="Medium Grid 3 Accent 1"/>
-    <w:lsdException w:unhideWhenUsed="0" w:uiPriority="70" w:semiHidden="0" w:name="Dark List Accent 1"/>
-    <w:lsdException w:unhideWhenUsed="0" w:uiPriority="71" w:semiHidden="0" w:name="Colorful Shading Accent 1"/>
-    <w:lsdException w:unhideWhenUsed="0" w:uiPriority="72" w:semiHidden="0" w:name="Colorful List Accent 1"/>
-    <w:lsdException w:unhideWhenUsed="0" w:uiPriority="73" w:semiHidden="0" w:name="Colorful Grid Accent 1"/>
-    <w:lsdException w:unhideWhenUsed="0" w:uiPriority="60" w:semiHidden="0" w:name="Light Shading Accent 2"/>
-    <w:lsdException w:unhideWhenUsed="0" w:uiPriority="61" w:semiHidden="0" w:name="Light List Accent 2"/>
-    <w:lsdException w:unhideWhenUsed="0" w:uiPriority="62" w:semiHidden="0" w:name="Light Grid Accent 2"/>
-    <w:lsdException w:unhideWhenUsed="0" w:uiPriority="63" w:semiHidden="0" w:name="Medium Shading 1 Accent 2"/>
-    <w:lsdException w:unhideWhenUsed="0" w:uiPriority="64" w:semiHidden="0" w:name="Medium Shading 2 Accent 2"/>
-    <w:lsdException w:unhideWhenUsed="0" w:uiPriority="65" w:semiHidden="0" w:name="Medium List 1 Accent 2"/>
-    <w:lsdException w:unhideWhenUsed="0" w:uiPriority="66" w:semiHidden="0" w:name="Medium List 2 Accent 2"/>
-    <w:lsdException w:unhideWhenUsed="0" w:uiPriority="67" w:semiHidden="0" w:name="Medium Grid 1 Accent 2"/>
-    <w:lsdException w:unhideWhenUsed="0" w:uiPriority="68" w:semiHidden="0" w:name="Medium Grid 2 Accent 2"/>
-    <w:lsdException w:unhideWhenUsed="0" w:uiPriority="69" w:semiHidden="0" w:name="Medium Grid 3 Accent 2"/>
-    <w:lsdException w:unhideWhenUsed="0" w:uiPriority="70" w:semiHidden="0" w:name="Dark List Accent 2"/>
-    <w:lsdException w:unhideWhenUsed="0" w:uiPriority="71" w:semiHidden="0" w:name="Colorful Shading Accent 2"/>
-    <w:lsdException w:unhideWhenUsed="0" w:uiPriority="72" w:semiHidden="0" w:name="Colorful List Accent 2"/>
-    <w:lsdException w:unhideWhenUsed="0" w:uiPriority="73" w:semiHidden="0" w:name="Colorful Grid Accent 2"/>
-    <w:lsdException w:unhideWhenUsed="0" w:uiPriority="60" w:semiHidden="0" w:name="Light Shading Accent 3"/>
-    <w:lsdException w:unhideWhenUsed="0" w:uiPriority="61" w:semiHidden="0" w:name="Light List Accent 3"/>
-    <w:lsdException w:unhideWhenUsed="0" w:uiPriority="62" w:semiHidden="0" w:name="Light Grid Accent 3"/>
-    <w:lsdException w:unhideWhenUsed="0" w:uiPriority="63" w:semiHidden="0" w:name="Medium Shading 1 Accent 3"/>
-    <w:lsdException w:unhideWhenUsed="0" w:uiPriority="64" w:semiHidden="0" w:name="Medium Shading 2 Accent 3"/>
-    <w:lsdException w:unhideWhenUsed="0" w:uiPriority="65" w:semiHidden="0" w:name="Medium List 1 Accent 3"/>
-    <w:lsdException w:unhideWhenUsed="0" w:uiPriority="66" w:semiHidden="0" w:name="Medium List 2 Accent 3"/>
-    <w:lsdException w:unhideWhenUsed="0" w:uiPriority="67" w:semiHidden="0" w:name="Medium Grid 1 Accent 3"/>
-    <w:lsdException w:unhideWhenUsed="0" w:uiPriority="68" w:semiHidden="0" w:name="Medium Grid 2 Accent 3"/>
-    <w:lsdException w:unhideWhenUsed="0" w:uiPriority="69" w:semiHidden="0" w:name="Medium Grid 3 Accent 3"/>
-    <w:lsdException w:unhideWhenUsed="0" w:uiPriority="70" w:semiHidden="0" w:name="Dark List Accent 3"/>
-    <w:lsdException w:unhideWhenUsed="0" w:uiPriority="71" w:semiHidden="0" w:name="Colorful Shading Accent 3"/>
-    <w:lsdException w:unhideWhenUsed="0" w:uiPriority="72" w:semiHidden="0" w:name="Colorful List Accent 3"/>
-    <w:lsdException w:unhideWhenUsed="0" w:uiPriority="73" w:semiHidden="0" w:name="Colorful Grid Accent 3"/>
-    <w:lsdException w:unhideWhenUsed="0" w:uiPriority="60" w:semiHidden="0" w:name="Light Shading Accent 4"/>
-    <w:lsdException w:unhideWhenUsed="0" w:uiPriority="61" w:semiHidden="0" w:name="Light List Accent 4"/>
-    <w:lsdException w:unhideWhenUsed="0" w:uiPriority="62" w:semiHidden="0" w:name="Light Grid Accent 4"/>
-    <w:lsdException w:unhideWhenUsed="0" w:uiPriority="63" w:semiHidden="0" w:name="Medium Shading 1 Accent 4"/>
-    <w:lsdException w:unhideWhenUsed="0" w:uiPriority="64" w:semiHidden="0" w:name="Medium Shading 2 Accent 4"/>
-    <w:lsdException w:unhideWhenUsed="0" w:uiPriority="65" w:semiHidden="0" w:name="Medium List 1 Accent 4"/>
-    <w:lsdException w:unhideWhenUsed="0" w:uiPriority="66" w:semiHidden="0" w:name="Medium List 2 Accent 4"/>
-    <w:lsdException w:unhideWhenUsed="0" w:uiPriority="67" w:semiHidden="0" w:name="Medium Grid 1 Accent 4"/>
-    <w:lsdException w:unhideWhenUsed="0" w:uiPriority="68" w:semiHidden="0" w:name="Medium Grid 2 Accent 4"/>
-    <w:lsdException w:unhideWhenUsed="0" w:uiPriority="69" w:semiHidden="0" w:name="Medium Grid 3 Accent 4"/>
-    <w:lsdException w:unhideWhenUsed="0" w:uiPriority="70" w:semiHidden="0" w:name="Dark List Accent 4"/>
-    <w:lsdException w:unhideWhenUsed="0" w:uiPriority="71" w:semiHidden="0" w:name="Colorful Shading Accent 4"/>
-    <w:lsdException w:unhideWhenUsed="0" w:uiPriority="72" w:semiHidden="0" w:name="Colorful List Accent 4"/>
-    <w:lsdException w:unhideWhenUsed="0" w:uiPriority="73" w:semiHidden="0" w:name="Colorful Grid Accent 4"/>
-    <w:lsdException w:unhideWhenUsed="0" w:uiPriority="60" w:semiHidden="0" w:name="Light Shading Accent 5"/>
-    <w:lsdException w:unhideWhenUsed="0" w:uiPriority="61" w:semiHidden="0" w:name="Light List Accent 5"/>
-    <w:lsdException w:unhideWhenUsed="0" w:uiPriority="62" w:semiHidden="0" w:name="Light Grid Accent 5"/>
-    <w:lsdException w:unhideWhenUsed="0" w:uiPriority="63" w:semiHidden="0" w:name="Medium Shading 1 Accent 5"/>
-    <w:lsdException w:unhideWhenUsed="0" w:uiPriority="64" w:semiHidden="0" w:name="Medium Shading 2 Accent 5"/>
-    <w:lsdException w:unhideWhenUsed="0" w:uiPriority="65" w:semiHidden="0" w:name="Medium List 1 Accent 5"/>
-    <w:lsdException w:unhideWhenUsed="0" w:uiPriority="66" w:semiHidden="0" w:name="Medium List 2 Accent 5"/>
-    <w:lsdException w:unhideWhenUsed="0" w:uiPriority="67" w:semiHidden="0" w:name="Medium Grid 1 Accent 5"/>
-    <w:lsdException w:unhideWhenUsed="0" w:uiPriority="68" w:semiHidden="0" w:name="Medium Grid 2 Accent 5"/>
-    <w:lsdException w:unhideWhenUsed="0" w:uiPriority="69" w:semiHidden="0" w:name="Medium Grid 3 Accent 5"/>
-    <w:lsdException w:unhideWhenUsed="0" w:uiPriority="70" w:semiHidden="0" w:name="Dark List Accent 5"/>
-    <w:lsdException w:unhideWhenUsed="0" w:uiPriority="71" w:semiHidden="0" w:name="Colorful Shading Accent 5"/>
-    <w:lsdException w:unhideWhenUsed="0" w:uiPriority="72" w:semiHidden="0" w:name="Colorful List Accent 5"/>
-    <w:lsdException w:unhideWhenUsed="0" w:uiPriority="73" w:semiHidden="0" w:name="Colorful Grid Accent 5"/>
-    <w:lsdException w:unhideWhenUsed="0" w:uiPriority="60" w:semiHidden="0" w:name="Light Shading Accent 6"/>
-    <w:lsdException w:unhideWhenUsed="0" w:uiPriority="61" w:semiHidden="0" w:name="Light List Accent 6"/>
-    <w:lsdException w:unhideWhenUsed="0" w:uiPriority="62" w:semiHidden="0" w:name="Light Grid Accent 6"/>
-    <w:lsdException w:unhideWhenUsed="0" w:uiPriority="63" w:semiHidden="0" w:name="Medium Shading 1 Accent 6"/>
-    <w:lsdException w:unhideWhenUsed="0" w:uiPriority="64" w:semiHidden="0" w:name="Medium Shading 2 Accent 6"/>
-    <w:lsdException w:unhideWhenUsed="0" w:uiPriority="65" w:semiHidden="0" w:name="Medium List 1 Accent 6"/>
-    <w:lsdException w:unhideWhenUsed="0" w:uiPriority="66" w:semiHidden="0" w:name="Medium List 2 Accent 6"/>
-    <w:lsdException w:unhideWhenUsed="0" w:uiPriority="67" w:semiHidden="0" w:name="Medium Grid 1 Accent 6"/>
-    <w:lsdException w:unhideWhenUsed="0" w:uiPriority="68" w:semiHidden="0" w:name="Medium Grid 2 Accent 6"/>
-    <w:lsdException w:unhideWhenUsed="0" w:uiPriority="69" w:semiHidden="0" w:name="Medium Grid 3 Accent 6"/>
-    <w:lsdException w:unhideWhenUsed="0" w:uiPriority="70" w:semiHidden="0" w:name="Dark List Accent 6"/>
-    <w:lsdException w:unhideWhenUsed="0" w:uiPriority="71" w:semiHidden="0" w:name="Colorful Shading Accent 6"/>
-    <w:lsdException w:unhideWhenUsed="0" w:uiPriority="72" w:semiHidden="0" w:name="Colorful List Accent 6"/>
-    <w:lsdException w:unhideWhenUsed="0" w:uiPriority="73" w:semiHidden="0" w:name="Colorful Grid Accent 6"/>
+  <w:latentStyles w:defLockedState="0" w:defUIPriority="99" w:defSemiHidden="1" w:defUnhideWhenUsed="1" w:defQFormat="0" w:count="260">
+    <w:lsdException w:name="Normal" w:semiHidden="0" w:uiPriority="0" w:unhideWhenUsed="0" w:qFormat="1"/>
+    <w:lsdException w:name="heading 1" w:semiHidden="0" w:uiPriority="0" w:unhideWhenUsed="0" w:qFormat="1"/>
+    <w:lsdException w:name="heading 2" w:semiHidden="0" w:uiPriority="0" w:qFormat="1"/>
+    <w:lsdException w:name="heading 3" w:uiPriority="0" w:qFormat="1"/>
+    <w:lsdException w:name="heading 4" w:semiHidden="0" w:uiPriority="0" w:qFormat="1"/>
+    <w:lsdException w:name="heading 5" w:uiPriority="0" w:qFormat="1"/>
+    <w:lsdException w:name="heading 6" w:uiPriority="0" w:qFormat="1"/>
+    <w:lsdException w:name="heading 7" w:uiPriority="0" w:qFormat="1"/>
+    <w:lsdException w:name="heading 8" w:uiPriority="0" w:qFormat="1"/>
+    <w:lsdException w:name="heading 9" w:uiPriority="0" w:qFormat="1"/>
+    <w:lsdException w:name="index 1" w:semiHidden="0" w:uiPriority="0" w:unhideWhenUsed="0"/>
+    <w:lsdException w:name="index 2" w:semiHidden="0" w:uiPriority="0" w:unhideWhenUsed="0"/>
+    <w:lsdException w:name="index 3" w:semiHidden="0" w:uiPriority="0" w:unhideWhenUsed="0"/>
+    <w:lsdException w:name="index 4" w:semiHidden="0" w:uiPriority="0" w:unhideWhenUsed="0"/>
+    <w:lsdException w:name="index 5" w:semiHidden="0" w:uiPriority="0" w:unhideWhenUsed="0"/>
+    <w:lsdException w:name="index 6" w:semiHidden="0" w:uiPriority="0" w:unhideWhenUsed="0"/>
+    <w:lsdException w:name="index 7" w:semiHidden="0" w:uiPriority="0" w:unhideWhenUsed="0"/>
+    <w:lsdException w:name="index 8" w:semiHidden="0" w:uiPriority="0" w:unhideWhenUsed="0"/>
+    <w:lsdException w:name="index 9" w:semiHidden="0" w:uiPriority="0" w:unhideWhenUsed="0"/>
+    <w:lsdException w:name="toc 1" w:semiHidden="0" w:uiPriority="0" w:unhideWhenUsed="0" w:qFormat="1"/>
+    <w:lsdException w:name="toc 2" w:semiHidden="0" w:uiPriority="0" w:unhideWhenUsed="0" w:qFormat="1"/>
+    <w:lsdException w:name="toc 3" w:semiHidden="0" w:uiPriority="0" w:unhideWhenUsed="0" w:qFormat="1"/>
+    <w:lsdException w:name="toc 4" w:semiHidden="0" w:uiPriority="0" w:unhideWhenUsed="0"/>
+    <w:lsdException w:name="toc 5" w:semiHidden="0" w:uiPriority="0" w:unhideWhenUsed="0"/>
+    <w:lsdException w:name="toc 6" w:semiHidden="0" w:uiPriority="0" w:unhideWhenUsed="0"/>
+    <w:lsdException w:name="toc 7" w:semiHidden="0" w:uiPriority="0" w:unhideWhenUsed="0"/>
+    <w:lsdException w:name="toc 8" w:semiHidden="0" w:uiPriority="0" w:unhideWhenUsed="0"/>
+    <w:lsdException w:name="toc 9" w:semiHidden="0" w:uiPriority="0" w:unhideWhenUsed="0"/>
+    <w:lsdException w:name="Normal Indent" w:semiHidden="0" w:uiPriority="0" w:unhideWhenUsed="0"/>
+    <w:lsdException w:name="footnote text" w:semiHidden="0" w:uiPriority="0" w:unhideWhenUsed="0"/>
+    <w:lsdException w:name="annotation text" w:semiHidden="0" w:uiPriority="0" w:unhideWhenUsed="0" w:qFormat="1"/>
+    <w:lsdException w:name="header" w:semiHidden="0" w:uiPriority="0" w:unhideWhenUsed="0" w:qFormat="1"/>
+    <w:lsdException w:name="footer" w:semiHidden="0" w:uiPriority="0" w:unhideWhenUsed="0" w:qFormat="1"/>
+    <w:lsdException w:name="index heading" w:semiHidden="0" w:uiPriority="0" w:unhideWhenUsed="0"/>
+    <w:lsdException w:name="caption" w:uiPriority="0" w:qFormat="1"/>
+    <w:lsdException w:name="table of figures" w:semiHidden="0" w:uiPriority="0" w:unhideWhenUsed="0"/>
+    <w:lsdException w:name="envelope address" w:semiHidden="0" w:uiPriority="0" w:unhideWhenUsed="0"/>
+    <w:lsdException w:name="envelope return" w:semiHidden="0" w:uiPriority="0" w:unhideWhenUsed="0"/>
+    <w:lsdException w:name="footnote reference" w:semiHidden="0" w:uiPriority="0" w:unhideWhenUsed="0"/>
+    <w:lsdException w:name="annotation reference" w:semiHidden="0" w:uiPriority="0" w:unhideWhenUsed="0"/>
+    <w:lsdException w:name="line number" w:semiHidden="0" w:uiPriority="0" w:unhideWhenUsed="0"/>
+    <w:lsdException w:name="page number" w:semiHidden="0" w:uiPriority="0" w:unhideWhenUsed="0"/>
+    <w:lsdException w:name="endnote reference" w:semiHidden="0" w:uiPriority="0" w:unhideWhenUsed="0"/>
+    <w:lsdException w:name="endnote text" w:semiHidden="0" w:uiPriority="0" w:unhideWhenUsed="0"/>
+    <w:lsdException w:name="table of authorities" w:semiHidden="0" w:uiPriority="0" w:unhideWhenUsed="0"/>
+    <w:lsdException w:name="macro" w:semiHidden="0" w:uiPriority="0" w:unhideWhenUsed="0"/>
+    <w:lsdException w:name="toa heading" w:semiHidden="0" w:uiPriority="0" w:unhideWhenUsed="0"/>
+    <w:lsdException w:name="List" w:semiHidden="0" w:uiPriority="0" w:unhideWhenUsed="0"/>
+    <w:lsdException w:name="List Bullet" w:semiHidden="0" w:uiPriority="0" w:unhideWhenUsed="0"/>
+    <w:lsdException w:name="List Number" w:semiHidden="0" w:uiPriority="0" w:unhideWhenUsed="0"/>
+    <w:lsdException w:name="List 2" w:semiHidden="0" w:uiPriority="0" w:unhideWhenUsed="0"/>
+    <w:lsdException w:name="List 3" w:semiHidden="0" w:uiPriority="0" w:unhideWhenUsed="0"/>
+    <w:lsdException w:name="List 4" w:semiHidden="0" w:uiPriority="0" w:unhideWhenUsed="0"/>
+    <w:lsdException w:name="List 5" w:semiHidden="0" w:uiPriority="0" w:unhideWhenUsed="0"/>
+    <w:lsdException w:name="List Bullet 2" w:semiHidden="0" w:uiPriority="0" w:unhideWhenUsed="0"/>
+    <w:lsdException w:name="List Bullet 3" w:semiHidden="0" w:uiPriority="0" w:unhideWhenUsed="0"/>
+    <w:lsdException w:name="List Bullet 4" w:semiHidden="0" w:uiPriority="0" w:unhideWhenUsed="0"/>
+    <w:lsdException w:name="List Bullet 5" w:semiHidden="0" w:uiPriority="0" w:unhideWhenUsed="0"/>
+    <w:lsdException w:name="List Number 2" w:semiHidden="0" w:uiPriority="0" w:unhideWhenUsed="0"/>
+    <w:lsdException w:name="List Number 3" w:semiHidden="0" w:uiPriority="0" w:unhideWhenUsed="0"/>
+    <w:lsdException w:name="List Number 4" w:semiHidden="0" w:uiPriority="0" w:unhideWhenUsed="0"/>
+    <w:lsdException w:name="List Number 5" w:semiHidden="0" w:uiPriority="0" w:unhideWhenUsed="0"/>
+    <w:lsdException w:name="Title" w:semiHidden="0" w:uiPriority="0" w:unhideWhenUsed="0" w:qFormat="1"/>
+    <w:lsdException w:name="Closing" w:semiHidden="0" w:uiPriority="0" w:unhideWhenUsed="0"/>
+    <w:lsdException w:name="Signature" w:semiHidden="0" w:uiPriority="0" w:unhideWhenUsed="0"/>
+    <w:lsdException w:name="Default Paragraph Font" w:uiPriority="0" w:unhideWhenUsed="0" w:qFormat="1"/>
+    <w:lsdException w:name="Body Text" w:uiPriority="0" w:unhideWhenUsed="0" w:qFormat="1"/>
+    <w:lsdException w:name="Body Text Indent" w:semiHidden="0" w:uiPriority="0" w:unhideWhenUsed="0"/>
+    <w:lsdException w:name="List Continue" w:semiHidden="0" w:uiPriority="0" w:unhideWhenUsed="0"/>
+    <w:lsdException w:name="List Continue 2" w:semiHidden="0" w:uiPriority="0" w:unhideWhenUsed="0"/>
+    <w:lsdException w:name="List Continue 3" w:semiHidden="0" w:uiPriority="0" w:unhideWhenUsed="0"/>
+    <w:lsdException w:name="List Continue 4" w:semiHidden="0" w:uiPriority="0" w:unhideWhenUsed="0"/>
+    <w:lsdException w:name="List Continue 5" w:semiHidden="0" w:uiPriority="0" w:unhideWhenUsed="0"/>
+    <w:lsdException w:name="Message Header" w:semiHidden="0" w:uiPriority="0" w:unhideWhenUsed="0"/>
+    <w:lsdException w:name="Subtitle" w:semiHidden="0" w:uiPriority="0" w:unhideWhenUsed="0" w:qFormat="1"/>
+    <w:lsdException w:name="Salutation" w:semiHidden="0" w:uiPriority="0" w:unhideWhenUsed="0"/>
+    <w:lsdException w:name="Date" w:semiHidden="0" w:uiPriority="0" w:unhideWhenUsed="0"/>
+    <w:lsdException w:name="Body Text First Indent" w:semiHidden="0" w:uiPriority="0" w:unhideWhenUsed="0"/>
+    <w:lsdException w:name="Body Text First Indent 2" w:semiHidden="0" w:uiPriority="0" w:unhideWhenUsed="0"/>
+    <w:lsdException w:name="Body Text 2" w:semiHidden="0" w:uiPriority="0" w:unhideWhenUsed="0"/>
+    <w:lsdException w:name="Body Text 3" w:semiHidden="0" w:uiPriority="0" w:unhideWhenUsed="0"/>
+    <w:lsdException w:name="Body Text Indent 2" w:semiHidden="0" w:uiPriority="0" w:unhideWhenUsed="0"/>
+    <w:lsdException w:name="Body Text Indent 3" w:semiHidden="0" w:uiPriority="0" w:unhideWhenUsed="0"/>
+    <w:lsdException w:name="Block Text" w:semiHidden="0" w:uiPriority="0" w:unhideWhenUsed="0"/>
+    <w:lsdException w:name="Hyperlink" w:semiHidden="0" w:uiPriority="0" w:unhideWhenUsed="0"/>
+    <w:lsdException w:name="FollowedHyperlink" w:semiHidden="0" w:uiPriority="0" w:unhideWhenUsed="0"/>
+    <w:lsdException w:name="Strong" w:semiHidden="0" w:uiPriority="0" w:unhideWhenUsed="0" w:qFormat="1"/>
+    <w:lsdException w:name="Emphasis" w:semiHidden="0" w:uiPriority="0" w:unhideWhenUsed="0" w:qFormat="1"/>
+    <w:lsdException w:name="Document Map" w:semiHidden="0" w:uiPriority="0" w:unhideWhenUsed="0"/>
+    <w:lsdException w:name="Plain Text" w:semiHidden="0" w:uiPriority="0" w:unhideWhenUsed="0"/>
+    <w:lsdException w:name="E-mail Signature" w:semiHidden="0" w:uiPriority="0" w:unhideWhenUsed="0"/>
+    <w:lsdException w:name="Normal (Web)" w:semiHidden="0" w:uiPriority="0" w:unhideWhenUsed="0" w:qFormat="1"/>
+    <w:lsdException w:name="HTML Acronym" w:semiHidden="0" w:uiPriority="0" w:unhideWhenUsed="0"/>
+    <w:lsdException w:name="HTML Address" w:semiHidden="0" w:uiPriority="0" w:unhideWhenUsed="0"/>
+    <w:lsdException w:name="HTML Cite" w:semiHidden="0" w:uiPriority="0" w:unhideWhenUsed="0"/>
+    <w:lsdException w:name="HTML Code" w:semiHidden="0" w:uiPriority="0" w:unhideWhenUsed="0"/>
+    <w:lsdException w:name="HTML Definition" w:semiHidden="0" w:uiPriority="0" w:unhideWhenUsed="0"/>
+    <w:lsdException w:name="HTML Keyboard" w:semiHidden="0" w:uiPriority="0" w:unhideWhenUsed="0"/>
+    <w:lsdException w:name="HTML Preformatted" w:semiHidden="0" w:uiPriority="0" w:unhideWhenUsed="0"/>
+    <w:lsdException w:name="HTML Sample" w:semiHidden="0" w:uiPriority="0" w:unhideWhenUsed="0"/>
+    <w:lsdException w:name="HTML Typewriter" w:semiHidden="0" w:uiPriority="0" w:unhideWhenUsed="0"/>
+    <w:lsdException w:name="HTML Variable" w:semiHidden="0" w:uiPriority="0" w:unhideWhenUsed="0"/>
+    <w:lsdException w:name="Normal Table" w:uiPriority="0" w:unhideWhenUsed="0" w:qFormat="1"/>
+    <w:lsdException w:name="annotation subject" w:semiHidden="0" w:uiPriority="0" w:unhideWhenUsed="0"/>
+    <w:lsdException w:name="Table Simple 1" w:semiHidden="0" w:uiPriority="0" w:unhideWhenUsed="0"/>
+    <w:lsdException w:name="Table Simple 2" w:semiHidden="0" w:uiPriority="0" w:unhideWhenUsed="0"/>
+    <w:lsdException w:name="Table Simple 3" w:semiHidden="0" w:uiPriority="0" w:unhideWhenUsed="0"/>
+    <w:lsdException w:name="Table Classic 1" w:semiHidden="0" w:uiPriority="0" w:unhideWhenUsed="0"/>
+    <w:lsdException w:name="Table Classic 2" w:semiHidden="0" w:uiPriority="0" w:unhideWhenUsed="0"/>
+    <w:lsdException w:name="Table Classic 3" w:semiHidden="0" w:uiPriority="0" w:unhideWhenUsed="0"/>
+    <w:lsdException w:name="Table Classic 4" w:semiHidden="0" w:uiPriority="0" w:unhideWhenUsed="0"/>
+    <w:lsdException w:name="Table Colorful 1" w:semiHidden="0" w:uiPriority="0" w:unhideWhenUsed="0"/>
+    <w:lsdException w:name="Table Colorful 2" w:semiHidden="0" w:uiPriority="0" w:unhideWhenUsed="0"/>
+    <w:lsdException w:name="Table Colorful 3" w:semiHidden="0" w:uiPriority="0" w:unhideWhenUsed="0"/>
+    <w:lsdException w:name="Table Columns 1" w:semiHidden="0" w:uiPriority="0" w:unhideWhenUsed="0"/>
+    <w:lsdException w:name="Table Columns 2" w:semiHidden="0" w:uiPriority="0" w:unhideWhenUsed="0"/>
+    <w:lsdException w:name="Table Columns 3" w:semiHidden="0" w:uiPriority="0" w:unhideWhenUsed="0"/>
+    <w:lsdException w:name="Table Columns 4" w:semiHidden="0" w:uiPriority="0" w:unhideWhenUsed="0"/>
+    <w:lsdException w:name="Table Columns 5" w:semiHidden="0" w:uiPriority="0" w:unhideWhenUsed="0"/>
+    <w:lsdException w:name="Table Grid 1" w:semiHidden="0" w:uiPriority="0" w:unhideWhenUsed="0"/>
+    <w:lsdException w:name="Table Grid 2" w:semiHidden="0" w:uiPriority="0" w:unhideWhenUsed="0"/>
+    <w:lsdException w:name="Table Grid 3" w:semiHidden="0" w:uiPriority="0" w:unhideWhenUsed="0"/>
+    <w:lsdException w:name="Table Grid 4" w:semiHidden="0" w:uiPriority="0" w:unhideWhenUsed="0"/>
+    <w:lsdException w:name="Table Grid 5" w:semiHidden="0" w:uiPriority="0" w:unhideWhenUsed="0"/>
+    <w:lsdException w:name="Table Grid 6" w:semiHidden="0" w:uiPriority="0" w:unhideWhenUsed="0"/>
+    <w:lsdException w:name="Table Grid 7" w:semiHidden="0" w:uiPriority="0" w:unhideWhenUsed="0"/>
+    <w:lsdException w:name="Table Grid 8" w:semiHidden="0" w:uiPriority="0" w:unhideWhenUsed="0"/>
+    <w:lsdException w:name="Table List 1" w:semiHidden="0" w:uiPriority="0" w:unhideWhenUsed="0"/>
+    <w:lsdException w:name="Table List 2" w:semiHidden="0" w:uiPriority="0" w:unhideWhenUsed="0"/>
+    <w:lsdException w:name="Table List 3" w:semiHidden="0" w:uiPriority="0" w:unhideWhenUsed="0"/>
+    <w:lsdException w:name="Table List 4" w:semiHidden="0" w:uiPriority="0" w:unhideWhenUsed="0"/>
+    <w:lsdException w:name="Table List 5" w:semiHidden="0" w:uiPriority="0" w:unhideWhenUsed="0"/>
+    <w:lsdException w:name="Table List 6" w:semiHidden="0" w:uiPriority="0" w:unhideWhenUsed="0"/>
+    <w:lsdException w:name="Table List 7" w:semiHidden="0" w:uiPriority="0" w:unhideWhenUsed="0"/>
+    <w:lsdException w:name="Table List 8" w:semiHidden="0" w:uiPriority="0" w:unhideWhenUsed="0"/>
+    <w:lsdException w:name="Table 3D effects 1" w:semiHidden="0" w:uiPriority="0" w:unhideWhenUsed="0"/>
+    <w:lsdException w:name="Table 3D effects 2" w:semiHidden="0" w:uiPriority="0" w:unhideWhenUsed="0"/>
+    <w:lsdException w:name="Table 3D effects 3" w:semiHidden="0" w:uiPriority="0" w:unhideWhenUsed="0"/>
+    <w:lsdException w:name="Table Contemporary" w:semiHidden="0" w:uiPriority="0" w:unhideWhenUsed="0"/>
+    <w:lsdException w:name="Table Elegant" w:semiHidden="0" w:uiPriority="0" w:unhideWhenUsed="0"/>
+    <w:lsdException w:name="Table Professional" w:semiHidden="0" w:uiPriority="0" w:unhideWhenUsed="0"/>
+    <w:lsdException w:name="Table Subtle 1" w:semiHidden="0" w:uiPriority="0" w:unhideWhenUsed="0"/>
+    <w:lsdException w:name="Table Subtle 2" w:semiHidden="0" w:uiPriority="0" w:unhideWhenUsed="0"/>
+    <w:lsdException w:name="Table Web 1" w:semiHidden="0" w:uiPriority="0" w:unhideWhenUsed="0"/>
+    <w:lsdException w:name="Table Web 2" w:semiHidden="0" w:uiPriority="0" w:unhideWhenUsed="0"/>
+    <w:lsdException w:name="Table Web 3" w:semiHidden="0" w:uiPriority="0" w:unhideWhenUsed="0"/>
+    <w:lsdException w:name="Balloon Text" w:semiHidden="0" w:uiPriority="0" w:unhideWhenUsed="0"/>
+    <w:lsdException w:name="Table Grid" w:semiHidden="0" w:uiPriority="0" w:unhideWhenUsed="0" w:qFormat="1"/>
+    <w:lsdException w:name="Table Theme" w:semiHidden="0" w:uiPriority="0" w:unhideWhenUsed="0"/>
+    <w:lsdException w:name="Light Shading" w:semiHidden="0" w:uiPriority="60" w:unhideWhenUsed="0"/>
+    <w:lsdException w:name="Light List" w:semiHidden="0" w:uiPriority="61" w:unhideWhenUsed="0"/>
+    <w:lsdException w:name="Light Grid" w:semiHidden="0" w:uiPriority="62" w:unhideWhenUsed="0"/>
+    <w:lsdException w:name="Medium Shading 1" w:semiHidden="0" w:uiPriority="63" w:unhideWhenUsed="0"/>
+    <w:lsdException w:name="Medium Shading 2" w:semiHidden="0" w:uiPriority="64" w:unhideWhenUsed="0"/>
+    <w:lsdException w:name="Medium List 1" w:semiHidden="0" w:uiPriority="65" w:unhideWhenUsed="0"/>
+    <w:lsdException w:name="Medium List 2" w:semiHidden="0" w:uiPriority="66" w:unhideWhenUsed="0"/>
+    <w:lsdException w:name="Medium Grid 1" w:semiHidden="0" w:uiPriority="67" w:unhideWhenUsed="0"/>
+    <w:lsdException w:name="Medium Grid 2" w:semiHidden="0" w:uiPriority="68" w:unhideWhenUsed="0"/>
+    <w:lsdException w:name="Medium Grid 3" w:semiHidden="0" w:uiPriority="69" w:unhideWhenUsed="0"/>
+    <w:lsdException w:name="Dark List" w:semiHidden="0" w:uiPriority="70" w:unhideWhenUsed="0"/>
+    <w:lsdException w:name="Colorful Shading" w:semiHidden="0" w:uiPriority="71" w:unhideWhenUsed="0"/>
+    <w:lsdException w:name="Colorful List" w:semiHidden="0" w:uiPriority="72" w:unhideWhenUsed="0"/>
+    <w:lsdException w:name="Colorful Grid" w:semiHidden="0" w:uiPriority="73" w:unhideWhenUsed="0"/>
+    <w:lsdException w:name="Light Shading Accent 1" w:semiHidden="0" w:uiPriority="60" w:unhideWhenUsed="0"/>
+    <w:lsdException w:name="Light List Accent 1" w:semiHidden="0" w:uiPriority="61" w:unhideWhenUsed="0"/>
+    <w:lsdException w:name="Light Grid Accent 1" w:semiHidden="0" w:uiPriority="62" w:unhideWhenUsed="0"/>
+    <w:lsdException w:name="Medium Shading 1 Accent 1" w:semiHidden="0" w:uiPriority="63" w:unhideWhenUsed="0"/>
+    <w:lsdException w:name="Medium Shading 2 Accent 1" w:semiHidden="0" w:uiPriority="64" w:unhideWhenUsed="0"/>
+    <w:lsdException w:name="Medium List 1 Accent 1" w:semiHidden="0" w:uiPriority="65" w:unhideWhenUsed="0"/>
+    <w:lsdException w:name="Medium List 2 Accent 1" w:semiHidden="0" w:uiPriority="66" w:unhideWhenUsed="0"/>
+    <w:lsdException w:name="Medium Grid 1 Accent 1" w:semiHidden="0" w:uiPriority="67" w:unhideWhenUsed="0"/>
+    <w:lsdException w:name="Medium Grid 2 Accent 1" w:semiHidden="0" w:uiPriority="68" w:unhideWhenUsed="0"/>
+    <w:lsdException w:name="Medium Grid 3 Accent 1" w:semiHidden="0" w:uiPriority="69" w:unhideWhenUsed="0"/>
+    <w:lsdException w:name="Dark List Accent 1" w:semiHidden="0" w:uiPriority="70" w:unhideWhenUsed="0"/>
+    <w:lsdException w:name="Colorful Shading Accent 1" w:semiHidden="0" w:uiPriority="71" w:unhideWhenUsed="0"/>
+    <w:lsdException w:name="Colorful List Accent 1" w:semiHidden="0" w:uiPriority="72" w:unhideWhenUsed="0"/>
+    <w:lsdException w:name="Colorful Grid Accent 1" w:semiHidden="0" w:uiPriority="73" w:unhideWhenUsed="0"/>
+    <w:lsdException w:name="Light Shading Accent 2" w:semiHidden="0" w:uiPriority="60" w:unhideWhenUsed="0"/>
+    <w:lsdException w:name="Light List Accent 2" w:semiHidden="0" w:uiPriority="61" w:unhideWhenUsed="0"/>
+    <w:lsdException w:name="Light Grid Accent 2" w:semiHidden="0" w:uiPriority="62" w:unhideWhenUsed="0"/>
+    <w:lsdException w:name="Medium Shading 1 Accent 2" w:semiHidden="0" w:uiPriority="63" w:unhideWhenUsed="0"/>
+    <w:lsdException w:name="Medium Shading 2 Accent 2" w:semiHidden="0" w:uiPriority="64" w:unhideWhenUsed="0"/>
+    <w:lsdException w:name="Medium List 1 Accent 2" w:semiHidden="0" w:uiPriority="65" w:unhideWhenUsed="0"/>
+    <w:lsdException w:name="Medium List 2 Accent 2" w:semiHidden="0" w:uiPriority="66" w:unhideWhenUsed="0"/>
+    <w:lsdException w:name="Medium Grid 1 Accent 2" w:semiHidden="0" w:uiPriority="67" w:unhideWhenUsed="0"/>
+    <w:lsdException w:name="Medium Grid 2 Accent 2" w:semiHidden="0" w:uiPriority="68" w:unhideWhenUsed="0"/>
+    <w:lsdException w:name="Medium Grid 3 Accent 2" w:semiHidden="0" w:uiPriority="69" w:unhideWhenUsed="0"/>
+    <w:lsdException w:name="Dark List Accent 2" w:semiHidden="0" w:uiPriority="70" w:unhideWhenUsed="0"/>
+    <w:lsdException w:name="Colorful Shading Accent 2" w:semiHidden="0" w:uiPriority="71" w:unhideWhenUsed="0"/>
+    <w:lsdException w:name="Colorful List Accent 2" w:semiHidden="0" w:uiPriority="72" w:unhideWhenUsed="0"/>
+    <w:lsdException w:name="Colorful Grid Accent 2" w:semiHidden="0" w:uiPriority="73" w:unhideWhenUsed="0"/>
+    <w:lsdException w:name="Light Shading Accent 3" w:semiHidden="0" w:uiPriority="60" w:unhideWhenUsed="0"/>
+    <w:lsdException w:name="Light List Accent 3" w:semiHidden="0" w:uiPriority="61" w:unhideWhenUsed="0"/>
+    <w:lsdException w:name="Light Grid Accent 3" w:semiHidden="0" w:uiPriority="62" w:unhideWhenUsed="0"/>
+    <w:lsdException w:name="Medium Shading 1 Accent 3" w:semiHidden="0" w:uiPriority="63" w:unhideWhenUsed="0"/>
+    <w:lsdException w:name="Medium Shading 2 Accent 3" w:semiHidden="0" w:uiPriority="64" w:unhideWhenUsed="0"/>
+    <w:lsdException w:name="Medium List 1 Accent 3" w:semiHidden="0" w:uiPriority="65" w:unhideWhenUsed="0"/>
+    <w:lsdException w:name="Medium List 2 Accent 3" w:semiHidden="0" w:uiPriority="66" w:unhideWhenUsed="0"/>
+    <w:lsdException w:name="Medium Grid 1 Accent 3" w:semiHidden="0" w:uiPriority="67" w:unhideWhenUsed="0"/>
+    <w:lsdException w:name="Medium Grid 2 Accent 3" w:semiHidden="0" w:uiPriority="68" w:unhideWhenUsed="0"/>
+    <w:lsdException w:name="Medium Grid 3 Accent 3" w:semiHidden="0" w:uiPriority="69" w:unhideWhenUsed="0"/>
+    <w:lsdException w:name="Dark List Accent 3" w:semiHidden="0" w:uiPriority="70" w:unhideWhenUsed="0"/>
+    <w:lsdException w:name="Colorful Shading Accent 3" w:semiHidden="0" w:uiPriority="71" w:unhideWhenUsed="0"/>
+    <w:lsdException w:name="Colorful List Accent 3" w:semiHidden="0" w:uiPriority="72" w:unhideWhenUsed="0"/>
+    <w:lsdException w:name="Colorful Grid Accent 3" w:semiHidden="0" w:uiPriority="73" w:unhideWhenUsed="0"/>
+    <w:lsdException w:name="Light Shading Accent 4" w:semiHidden="0" w:uiPriority="60" w:unhideWhenUsed="0"/>
+    <w:lsdException w:name="Light List Accent 4" w:semiHidden="0" w:uiPriority="61" w:unhideWhenUsed="0"/>
+    <w:lsdException w:name="Light Grid Accent 4" w:semiHidden="0" w:uiPriority="62" w:unhideWhenUsed="0"/>
+    <w:lsdException w:name="Medium Shading 1 Accent 4" w:semiHidden="0" w:uiPriority="63" w:unhideWhenUsed="0"/>
+    <w:lsdException w:name="Medium Shading 2 Accent 4" w:semiHidden="0" w:uiPriority="64" w:unhideWhenUsed="0"/>
+    <w:lsdException w:name="Medium List 1 Accent 4" w:semiHidden="0" w:uiPriority="65" w:unhideWhenUsed="0"/>
+    <w:lsdException w:name="Medium List 2 Accent 4" w:semiHidden="0" w:uiPriority="66" w:unhideWhenUsed="0"/>
+    <w:lsdException w:name="Medium Grid 1 Accent 4" w:semiHidden="0" w:uiPriority="67" w:unhideWhenUsed="0"/>
+    <w:lsdException w:name="Medium Grid 2 Accent 4" w:semiHidden="0" w:uiPriority="68" w:unhideWhenUsed="0"/>
+    <w:lsdException w:name="Medium Grid 3 Accent 4" w:semiHidden="0" w:uiPriority="69" w:unhideWhenUsed="0"/>
+    <w:lsdException w:name="Dark List Accent 4" w:semiHidden="0" w:uiPriority="70" w:unhideWhenUsed="0"/>
+    <w:lsdException w:name="Colorful Shading Accent 4" w:semiHidden="0" w:uiPriority="71" w:unhideWhenUsed="0"/>
+    <w:lsdException w:name="Colorful List Accent 4" w:semiHidden="0" w:uiPriority="72" w:unhideWhenUsed="0"/>
+    <w:lsdException w:name="Colorful Grid Accent 4" w:semiHidden="0" w:uiPriority="73" w:unhideWhenUsed="0"/>
+    <w:lsdException w:name="Light Shading Accent 5" w:semiHidden="0" w:uiPriority="60" w:unhideWhenUsed="0"/>
+    <w:lsdException w:name="Light List Accent 5" w:semiHidden="0" w:uiPriority="61" w:unhideWhenUsed="0"/>
+    <w:lsdException w:name="Light Grid Accent 5" w:semiHidden="0" w:uiPriority="62" w:unhideWhenUsed="0"/>
+    <w:lsdException w:name="Medium Shading 1 Accent 5" w:semiHidden="0" w:uiPriority="63" w:unhideWhenUsed="0"/>
+    <w:lsdException w:name="Medium Shading 2 Accent 5" w:semiHidden="0" w:uiPriority="64" w:unhideWhenUsed="0"/>
+    <w:lsdException w:name="Medium List 1 Accent 5" w:semiHidden="0" w:uiPriority="65" w:unhideWhenUsed="0"/>
+    <w:lsdException w:name="Medium List 2 Accent 5" w:semiHidden="0" w:uiPriority="66" w:unhideWhenUsed="0"/>
+    <w:lsdException w:name="Medium Grid 1 Accent 5" w:semiHidden="0" w:uiPriority="67" w:unhideWhenUsed="0"/>
+    <w:lsdException w:name="Medium Grid 2 Accent 5" w:semiHidden="0" w:uiPriority="68" w:unhideWhenUsed="0"/>
+    <w:lsdException w:name="Medium Grid 3 Accent 5" w:semiHidden="0" w:uiPriority="69" w:unhideWhenUsed="0"/>
+    <w:lsdException w:name="Dark List Accent 5" w:semiHidden="0" w:uiPriority="70" w:unhideWhenUsed="0"/>
+    <w:lsdException w:name="Colorful Shading Accent 5" w:semiHidden="0" w:uiPriority="71" w:unhideWhenUsed="0"/>
+    <w:lsdException w:name="Colorful List Accent 5" w:semiHidden="0" w:uiPriority="72" w:unhideWhenUsed="0"/>
+    <w:lsdException w:name="Colorful Grid Accent 5" w:semiHidden="0" w:uiPriority="73" w:unhideWhenUsed="0"/>
+    <w:lsdException w:name="Light Shading Accent 6" w:semiHidden="0" w:uiPriority="60" w:unhideWhenUsed="0"/>
+    <w:lsdException w:name="Light List Accent 6" w:semiHidden="0" w:uiPriority="61" w:unhideWhenUsed="0"/>
+    <w:lsdException w:name="Light Grid Accent 6" w:semiHidden="0" w:uiPriority="62" w:unhideWhenUsed="0"/>
+    <w:lsdException w:name="Medium Shading 1 Accent 6" w:semiHidden="0" w:uiPriority="63" w:unhideWhenUsed="0"/>
+    <w:lsdException w:name="Medium Shading 2 Accent 6" w:semiHidden="0" w:uiPriority="64" w:unhideWhenUsed="0"/>
+    <w:lsdException w:name="Medium List 1 Accent 6" w:semiHidden="0" w:uiPriority="65" w:unhideWhenUsed="0"/>
+    <w:lsdException w:name="Medium List 2 Accent 6" w:semiHidden="0" w:uiPriority="66" w:unhideWhenUsed="0"/>
+    <w:lsdException w:name="Medium Grid 1 Accent 6" w:semiHidden="0" w:uiPriority="67" w:unhideWhenUsed="0"/>
+    <w:lsdException w:name="Medium Grid 2 Accent 6" w:semiHidden="0" w:uiPriority="68" w:unhideWhenUsed="0"/>
+    <w:lsdException w:name="Medium Grid 3 Accent 6" w:semiHidden="0" w:uiPriority="69" w:unhideWhenUsed="0"/>
+    <w:lsdException w:name="Dark List Accent 6" w:semiHidden="0" w:uiPriority="70" w:unhideWhenUsed="0"/>
+    <w:lsdException w:name="Colorful Shading Accent 6" w:semiHidden="0" w:uiPriority="71" w:unhideWhenUsed="0"/>
+    <w:lsdException w:name="Colorful List Accent 6" w:semiHidden="0" w:uiPriority="72" w:unhideWhenUsed="0"/>
+    <w:lsdException w:name="Colorful Grid Accent 6" w:semiHidden="0" w:uiPriority="73" w:unhideWhenUsed="0"/>
   </w:latentStyles>
-  <w:style w:type="paragraph" w:default="1" w:styleId="1">
+  <w:style w:type="paragraph" w:default="1" w:styleId="Normal">
     <w:name w:val="Normal"/>
     <w:qFormat/>
-    <w:uiPriority w:val="0"/>
     <w:pPr>
       <w:kinsoku w:val="0"/>
       <w:autoSpaceDE w:val="0"/>
@@ -6946,7 +6796,7 @@
       <w:textAlignment w:val="baseline"/>
     </w:pPr>
     <w:rPr>
-      <w:rFonts w:ascii="Arial" w:hAnsi="Arial" w:eastAsia="宋体" w:cs="Arial"/>
+      <w:rFonts w:ascii="Arial" w:eastAsia="宋体" w:hAnsi="Arial" w:cs="Arial"/>
       <w:snapToGrid w:val="0"/>
       <w:color w:val="000000"/>
       <w:kern w:val="0"/>
@@ -6955,12 +6805,11 @@
       <w:lang w:val="en-US" w:eastAsia="en-US" w:bidi="ar-SA"/>
     </w:rPr>
   </w:style>
-  <w:style w:type="paragraph" w:styleId="2">
+  <w:style w:type="paragraph" w:styleId="Heading1">
     <w:name w:val="heading 1"/>
-    <w:basedOn w:val="1"/>
-    <w:next w:val="1"/>
+    <w:basedOn w:val="Normal"/>
+    <w:next w:val="Normal"/>
     <w:qFormat/>
-    <w:uiPriority w:val="0"/>
     <w:pPr>
       <w:keepNext/>
       <w:keepLines/>
@@ -6978,13 +6827,12 @@
       <w:sz w:val="44"/>
     </w:rPr>
   </w:style>
-  <w:style w:type="paragraph" w:styleId="3">
+  <w:style w:type="paragraph" w:styleId="Heading2">
     <w:name w:val="heading 2"/>
-    <w:basedOn w:val="1"/>
-    <w:next w:val="1"/>
+    <w:basedOn w:val="Normal"/>
+    <w:next w:val="Normal"/>
     <w:unhideWhenUsed/>
     <w:qFormat/>
-    <w:uiPriority w:val="0"/>
     <w:pPr>
       <w:keepNext/>
       <w:keepLines/>
@@ -6997,19 +6845,18 @@
       <w:outlineLvl w:val="1"/>
     </w:pPr>
     <w:rPr>
-      <w:rFonts w:ascii="Arial" w:hAnsi="Arial" w:eastAsia="黑体"/>
+      <w:rFonts w:ascii="Arial" w:eastAsia="黑体" w:hAnsi="Arial"/>
       <w:b/>
       <w:sz w:val="32"/>
     </w:rPr>
   </w:style>
-  <w:style w:type="paragraph" w:styleId="4">
+  <w:style w:type="paragraph" w:styleId="Heading3">
     <w:name w:val="heading 3"/>
-    <w:basedOn w:val="1"/>
-    <w:next w:val="1"/>
+    <w:basedOn w:val="Normal"/>
+    <w:next w:val="Normal"/>
     <w:semiHidden/>
     <w:unhideWhenUsed/>
     <w:qFormat/>
-    <w:uiPriority w:val="0"/>
     <w:pPr>
       <w:keepNext/>
       <w:keepLines/>
@@ -7026,13 +6873,12 @@
       <w:sz w:val="32"/>
     </w:rPr>
   </w:style>
-  <w:style w:type="paragraph" w:styleId="5">
+  <w:style w:type="paragraph" w:styleId="Heading4">
     <w:name w:val="heading 4"/>
-    <w:basedOn w:val="1"/>
-    <w:next w:val="1"/>
+    <w:basedOn w:val="Normal"/>
+    <w:next w:val="Normal"/>
     <w:unhideWhenUsed/>
     <w:qFormat/>
-    <w:uiPriority w:val="0"/>
     <w:pPr>
       <w:keepNext/>
       <w:keepLines/>
@@ -7045,19 +6891,18 @@
       <w:outlineLvl w:val="3"/>
     </w:pPr>
     <w:rPr>
-      <w:rFonts w:ascii="Arial" w:hAnsi="Arial" w:eastAsia="黑体"/>
+      <w:rFonts w:ascii="Arial" w:eastAsia="黑体" w:hAnsi="Arial"/>
       <w:b/>
       <w:sz w:val="28"/>
     </w:rPr>
   </w:style>
-  <w:style w:type="paragraph" w:styleId="6">
+  <w:style w:type="paragraph" w:styleId="Heading5">
     <w:name w:val="heading 5"/>
-    <w:basedOn w:val="1"/>
-    <w:next w:val="1"/>
+    <w:basedOn w:val="Normal"/>
+    <w:next w:val="Normal"/>
     <w:semiHidden/>
     <w:unhideWhenUsed/>
     <w:qFormat/>
-    <w:uiPriority w:val="0"/>
     <w:pPr>
       <w:keepNext/>
       <w:keepLines/>
@@ -7074,14 +6919,13 @@
       <w:sz w:val="28"/>
     </w:rPr>
   </w:style>
-  <w:style w:type="paragraph" w:styleId="7">
+  <w:style w:type="paragraph" w:styleId="Heading6">
     <w:name w:val="heading 6"/>
-    <w:basedOn w:val="1"/>
-    <w:next w:val="1"/>
+    <w:basedOn w:val="Normal"/>
+    <w:next w:val="Normal"/>
     <w:semiHidden/>
     <w:unhideWhenUsed/>
     <w:qFormat/>
-    <w:uiPriority w:val="0"/>
     <w:pPr>
       <w:keepNext/>
       <w:keepLines/>
@@ -7094,19 +6938,18 @@
       <w:outlineLvl w:val="5"/>
     </w:pPr>
     <w:rPr>
-      <w:rFonts w:ascii="Arial" w:hAnsi="Arial" w:eastAsia="黑体"/>
+      <w:rFonts w:ascii="Arial" w:eastAsia="黑体" w:hAnsi="Arial"/>
       <w:b/>
       <w:sz w:val="24"/>
     </w:rPr>
   </w:style>
-  <w:style w:type="paragraph" w:styleId="8">
+  <w:style w:type="paragraph" w:styleId="Heading7">
     <w:name w:val="heading 7"/>
-    <w:basedOn w:val="1"/>
-    <w:next w:val="1"/>
+    <w:basedOn w:val="Normal"/>
+    <w:next w:val="Normal"/>
     <w:semiHidden/>
     <w:unhideWhenUsed/>
     <w:qFormat/>
-    <w:uiPriority w:val="0"/>
     <w:pPr>
       <w:keepNext/>
       <w:keepLines/>
@@ -7123,14 +6966,13 @@
       <w:sz w:val="24"/>
     </w:rPr>
   </w:style>
-  <w:style w:type="paragraph" w:styleId="9">
+  <w:style w:type="paragraph" w:styleId="Heading8">
     <w:name w:val="heading 8"/>
-    <w:basedOn w:val="1"/>
-    <w:next w:val="1"/>
+    <w:basedOn w:val="Normal"/>
+    <w:next w:val="Normal"/>
     <w:semiHidden/>
     <w:unhideWhenUsed/>
     <w:qFormat/>
-    <w:uiPriority w:val="0"/>
     <w:pPr>
       <w:keepNext/>
       <w:keepLines/>
@@ -7143,18 +6985,17 @@
       <w:outlineLvl w:val="7"/>
     </w:pPr>
     <w:rPr>
-      <w:rFonts w:ascii="Arial" w:hAnsi="Arial" w:eastAsia="黑体"/>
+      <w:rFonts w:ascii="Arial" w:eastAsia="黑体" w:hAnsi="Arial"/>
       <w:sz w:val="24"/>
     </w:rPr>
   </w:style>
-  <w:style w:type="paragraph" w:styleId="10">
+  <w:style w:type="paragraph" w:styleId="Heading9">
     <w:name w:val="heading 9"/>
-    <w:basedOn w:val="1"/>
-    <w:next w:val="1"/>
+    <w:basedOn w:val="Normal"/>
+    <w:next w:val="Normal"/>
     <w:semiHidden/>
     <w:unhideWhenUsed/>
     <w:qFormat/>
-    <w:uiPriority w:val="0"/>
     <w:pPr>
       <w:keepNext/>
       <w:keepLines/>
@@ -7167,21 +7008,19 @@
       <w:outlineLvl w:val="8"/>
     </w:pPr>
     <w:rPr>
-      <w:rFonts w:ascii="Arial" w:hAnsi="Arial" w:eastAsia="黑体"/>
+      <w:rFonts w:ascii="Arial" w:eastAsia="黑体" w:hAnsi="Arial"/>
       <w:sz w:val="21"/>
     </w:rPr>
   </w:style>
-  <w:style w:type="character" w:default="1" w:styleId="22">
+  <w:style w:type="character" w:default="1" w:styleId="DefaultParagraphFont">
     <w:name w:val="Default Paragraph Font"/>
     <w:semiHidden/>
     <w:qFormat/>
-    <w:uiPriority w:val="0"/>
   </w:style>
-  <w:style w:type="table" w:default="1" w:styleId="20">
+  <w:style w:type="table" w:default="1" w:styleId="TableNormal">
     <w:name w:val="Normal Table"/>
     <w:semiHidden/>
     <w:qFormat/>
-    <w:uiPriority w:val="0"/>
     <w:tblPr>
       <w:tblCellMar>
         <w:top w:w="0" w:type="dxa"/>
@@ -7191,43 +7030,39 @@
       </w:tblCellMar>
     </w:tblPr>
   </w:style>
-  <w:style w:type="paragraph" w:styleId="11">
+  <w:style w:type="paragraph" w:styleId="CommentText">
     <w:name w:val="annotation text"/>
-    <w:basedOn w:val="1"/>
+    <w:basedOn w:val="Normal"/>
     <w:qFormat/>
-    <w:uiPriority w:val="0"/>
     <w:pPr>
       <w:jc w:val="left"/>
     </w:pPr>
   </w:style>
-  <w:style w:type="paragraph" w:styleId="12">
+  <w:style w:type="paragraph" w:styleId="BodyText">
     <w:name w:val="Body Text"/>
-    <w:basedOn w:val="1"/>
+    <w:basedOn w:val="Normal"/>
     <w:semiHidden/>
     <w:qFormat/>
-    <w:uiPriority w:val="0"/>
     <w:rPr>
-      <w:rFonts w:ascii="Arial" w:hAnsi="Arial" w:eastAsia="Arial" w:cs="Arial"/>
+      <w:rFonts w:ascii="Arial" w:eastAsia="Arial" w:hAnsi="Arial" w:cs="Arial"/>
       <w:sz w:val="21"/>
       <w:szCs w:val="21"/>
       <w:lang w:val="en-US" w:eastAsia="en-US" w:bidi="ar-SA"/>
     </w:rPr>
   </w:style>
-  <w:style w:type="paragraph" w:styleId="13">
+  <w:style w:type="paragraph" w:styleId="TOC3">
     <w:name w:val="toc 3"/>
-    <w:basedOn w:val="1"/>
-    <w:next w:val="1"/>
+    <w:basedOn w:val="Normal"/>
+    <w:next w:val="Normal"/>
     <w:qFormat/>
-    <w:uiPriority w:val="0"/>
     <w:pPr>
       <w:ind w:left="840" w:leftChars="400"/>
     </w:pPr>
   </w:style>
-  <w:style w:type="paragraph" w:styleId="14">
+  <w:style w:type="paragraph" w:styleId="Footer">
     <w:name w:val="footer"/>
-    <w:basedOn w:val="1"/>
+    <w:basedOn w:val="Normal"/>
     <w:qFormat/>
-    <w:uiPriority w:val="0"/>
     <w:pPr>
       <w:tabs>
         <w:tab w:val="center" w:pos="4153"/>
@@ -7240,17 +7075,16 @@
       <w:sz w:val="18"/>
     </w:rPr>
   </w:style>
-  <w:style w:type="paragraph" w:styleId="15">
+  <w:style w:type="paragraph" w:styleId="Header">
     <w:name w:val="header"/>
-    <w:basedOn w:val="1"/>
+    <w:basedOn w:val="Normal"/>
     <w:qFormat/>
-    <w:uiPriority w:val="0"/>
     <w:pPr>
       <w:pBdr>
-        <w:top w:val="none" w:color="auto" w:sz="0" w:space="0"/>
-        <w:left w:val="none" w:color="auto" w:sz="0" w:space="0"/>
-        <w:bottom w:val="none" w:color="auto" w:sz="0" w:space="0"/>
-        <w:right w:val="none" w:color="auto" w:sz="0" w:space="0"/>
+        <w:top w:val="nil"/>
+        <w:left w:val="nil"/>
+        <w:bottom w:val="nil"/>
+        <w:right w:val="nil"/>
       </w:pBdr>
       <w:tabs>
         <w:tab w:val="center" w:pos="4153"/>
@@ -7265,41 +7099,37 @@
       <w:sz w:val="18"/>
     </w:rPr>
   </w:style>
-  <w:style w:type="paragraph" w:styleId="16">
+  <w:style w:type="paragraph" w:styleId="TOC1">
     <w:name w:val="toc 1"/>
-    <w:basedOn w:val="1"/>
-    <w:next w:val="1"/>
+    <w:basedOn w:val="Normal"/>
+    <w:next w:val="Normal"/>
     <w:qFormat/>
-    <w:uiPriority w:val="0"/>
     <w:rPr>
-      <w:rFonts w:ascii="Arial" w:hAnsi="Arial" w:eastAsia="Microsoft JhengHei"/>
+      <w:rFonts w:ascii="Arial" w:eastAsia="Microsoft JhengHei" w:hAnsi="Arial"/>
       <w:sz w:val="24"/>
     </w:rPr>
   </w:style>
-  <w:style w:type="paragraph" w:styleId="17">
+  <w:style w:type="paragraph" w:styleId="TOC2">
     <w:name w:val="toc 2"/>
-    <w:basedOn w:val="1"/>
-    <w:next w:val="1"/>
+    <w:basedOn w:val="Normal"/>
+    <w:next w:val="Normal"/>
     <w:qFormat/>
-    <w:uiPriority w:val="0"/>
     <w:pPr>
       <w:ind w:left="420" w:leftChars="200"/>
     </w:pPr>
   </w:style>
-  <w:style w:type="paragraph" w:styleId="18">
+  <w:style w:type="paragraph" w:styleId="NormalWeb">
     <w:name w:val="Normal (Web)"/>
-    <w:basedOn w:val="1"/>
+    <w:basedOn w:val="Normal"/>
     <w:qFormat/>
-    <w:uiPriority w:val="0"/>
     <w:rPr>
       <w:sz w:val="24"/>
     </w:rPr>
   </w:style>
-  <w:style w:type="paragraph" w:styleId="19">
+  <w:style w:type="paragraph" w:styleId="Title">
     <w:name w:val="Title"/>
-    <w:basedOn w:val="1"/>
+    <w:basedOn w:val="Normal"/>
     <w:qFormat/>
-    <w:uiPriority w:val="0"/>
     <w:pPr>
       <w:spacing w:before="240" w:beforeLines="0" w:beforeAutospacing="0" w:after="60" w:afterLines="0" w:afterAutospacing="0"/>
       <w:jc w:val="center"/>
@@ -7311,73 +7141,68 @@
       <w:sz w:val="32"/>
     </w:rPr>
   </w:style>
-  <w:style w:type="table" w:styleId="21">
+  <w:style w:type="table" w:styleId="TableGrid">
     <w:name w:val="Table Grid"/>
-    <w:basedOn w:val="20"/>
+    <w:basedOn w:val="TableNormal"/>
     <w:qFormat/>
-    <w:uiPriority w:val="0"/>
     <w:pPr>
       <w:widowControl w:val="0"/>
       <w:jc w:val="both"/>
     </w:pPr>
     <w:tblPr>
       <w:tblBorders>
-        <w:top w:val="single" w:color="auto" w:sz="4" w:space="0"/>
-        <w:left w:val="single" w:color="auto" w:sz="4" w:space="0"/>
-        <w:bottom w:val="single" w:color="auto" w:sz="4" w:space="0"/>
-        <w:right w:val="single" w:color="auto" w:sz="4" w:space="0"/>
-        <w:insideH w:val="single" w:color="auto" w:sz="4" w:space="0"/>
-        <w:insideV w:val="single" w:color="auto" w:sz="4" w:space="0"/>
+        <w:top w:val="single" w:sz="4" w:space="0" w:color="auto"/>
+        <w:left w:val="single" w:sz="4" w:space="0" w:color="auto"/>
+        <w:bottom w:val="single" w:sz="4" w:space="0" w:color="auto"/>
+        <w:right w:val="single" w:sz="4" w:space="0" w:color="auto"/>
+        <w:insideH w:val="single" w:sz="4" w:space="0" w:color="auto"/>
+        <w:insideV w:val="single" w:sz="4" w:space="0" w:color="auto"/>
       </w:tblBorders>
     </w:tblPr>
   </w:style>
-  <w:style w:type="character" w:styleId="23">
+  <w:style w:type="character" w:styleId="Strong">
     <w:name w:val="Strong"/>
-    <w:basedOn w:val="22"/>
+    <w:basedOn w:val="DefaultParagraphFont"/>
     <w:qFormat/>
-    <w:uiPriority w:val="0"/>
     <w:rPr>
       <w:b/>
     </w:rPr>
   </w:style>
-  <w:style w:type="paragraph" w:customStyle="1" w:styleId="24">
+  <w:style w:type="paragraph" w:customStyle="1" w:styleId="a">
     <w:name w:val="柴_公司名"/>
-    <w:basedOn w:val="19"/>
+    <w:basedOn w:val="Title"/>
     <w:qFormat/>
-    <w:uiPriority w:val="0"/>
     <w:pPr>
       <w:spacing w:after="600" w:afterLines="600"/>
     </w:pPr>
     <w:rPr>
-      <w:rFonts w:hint="eastAsia" w:ascii="宋体" w:hAnsi="宋体" w:eastAsia="宋体" w:cs="宋体"/>
+      <w:rFonts w:ascii="宋体" w:eastAsia="宋体" w:hAnsi="宋体" w:cs="宋体" w:hint="eastAsia"/>
       <w:bCs/>
       <w:spacing w:val="-6"/>
       <w:sz w:val="52"/>
       <w:szCs w:val="52"/>
     </w:rPr>
   </w:style>
-  <w:style w:type="paragraph" w:customStyle="1" w:styleId="25">
+  <w:style w:type="paragraph" w:customStyle="1" w:styleId="a0">
     <w:name w:val="柴_文档名"/>
-    <w:basedOn w:val="19"/>
+    <w:basedOn w:val="Title"/>
     <w:qFormat/>
-    <w:uiPriority w:val="0"/>
     <w:pPr>
       <w:spacing w:after="900" w:afterLines="900"/>
     </w:pPr>
     <w:rPr>
-      <w:rFonts w:ascii="黑体" w:hAnsi="黑体" w:eastAsia="黑体" w:cs="黑体"/>
+      <w:rFonts w:ascii="黑体" w:eastAsia="黑体" w:hAnsi="黑体" w:cs="黑体"/>
       <w:bCs/>
       <w:spacing w:val="-7"/>
       <w:sz w:val="52"/>
       <w:szCs w:val="52"/>
     </w:rPr>
   </w:style>
-  <w:style w:type="table" w:customStyle="1" w:styleId="26">
+  <w:style w:type="table" w:customStyle="1" w:styleId="TableNormal0">
     <w:name w:val="Table Normal_0"/>
     <w:semiHidden/>
     <w:unhideWhenUsed/>
     <w:qFormat/>
-    <w:uiPriority w:val="0"/>
     <w:tblPr>
       <w:tblCellMar>
         <w:top w:w="0" w:type="dxa"/>
@@ -7387,87 +7212,81 @@
       </w:tblCellMar>
     </w:tblPr>
   </w:style>
-  <w:style w:type="paragraph" w:customStyle="1" w:styleId="27">
+  <w:style w:type="paragraph" w:customStyle="1" w:styleId="TableText">
     <w:name w:val="Table Text"/>
-    <w:basedOn w:val="1"/>
+    <w:basedOn w:val="Normal"/>
     <w:semiHidden/>
     <w:qFormat/>
-    <w:uiPriority w:val="0"/>
     <w:rPr>
-      <w:rFonts w:ascii="宋体" w:hAnsi="宋体" w:eastAsia="宋体" w:cs="宋体"/>
+      <w:rFonts w:ascii="宋体" w:eastAsia="宋体" w:hAnsi="宋体" w:cs="宋体"/>
       <w:sz w:val="21"/>
       <w:szCs w:val="21"/>
       <w:lang w:val="en-US" w:eastAsia="en-US" w:bidi="ar-SA"/>
     </w:rPr>
   </w:style>
-  <w:style w:type="paragraph" w:customStyle="1" w:styleId="28">
+  <w:style w:type="paragraph" w:customStyle="1" w:styleId="1">
     <w:name w:val="柴_标题1"/>
-    <w:basedOn w:val="2"/>
-    <w:next w:val="29"/>
-    <w:link w:val="38"/>
+    <w:basedOn w:val="Heading1"/>
+    <w:next w:val="a1"/>
+    <w:link w:val="1Char"/>
     <w:qFormat/>
-    <w:uiPriority w:val="0"/>
     <w:pPr>
       <w:spacing w:before="100" w:after="90" w:line="360" w:lineRule="auto"/>
     </w:pPr>
     <w:rPr>
-      <w:rFonts w:ascii="Arial" w:hAnsi="Arial" w:eastAsia="宋体"/>
+      <w:rFonts w:ascii="Arial" w:eastAsia="宋体" w:hAnsi="Arial"/>
       <w:sz w:val="32"/>
     </w:rPr>
   </w:style>
-  <w:style w:type="paragraph" w:customStyle="1" w:styleId="29">
+  <w:style w:type="paragraph" w:customStyle="1" w:styleId="a1">
     <w:name w:val="柴_正文"/>
-    <w:basedOn w:val="12"/>
-    <w:link w:val="42"/>
+    <w:basedOn w:val="BodyText"/>
+    <w:link w:val="Char"/>
     <w:qFormat/>
-    <w:uiPriority w:val="0"/>
     <w:pPr>
       <w:spacing w:line="360" w:lineRule="auto"/>
       <w:ind w:firstLine="470" w:firstLineChars="200"/>
     </w:pPr>
     <w:rPr>
-      <w:rFonts w:ascii="Arial" w:hAnsi="Arial" w:eastAsia="宋体"/>
+      <w:rFonts w:ascii="Arial" w:eastAsia="宋体" w:hAnsi="Arial"/>
       <w:sz w:val="24"/>
       <w:lang w:eastAsia="zh-CN"/>
     </w:rPr>
   </w:style>
-  <w:style w:type="paragraph" w:customStyle="1" w:styleId="30">
+  <w:style w:type="paragraph" w:customStyle="1" w:styleId="2">
     <w:name w:val="柴_标题2"/>
-    <w:basedOn w:val="3"/>
-    <w:next w:val="29"/>
+    <w:basedOn w:val="Heading2"/>
+    <w:next w:val="a1"/>
     <w:qFormat/>
-    <w:uiPriority w:val="0"/>
     <w:pPr>
       <w:spacing w:line="360" w:lineRule="auto"/>
     </w:pPr>
     <w:rPr>
-      <w:rFonts w:ascii="Arial" w:hAnsi="Arial" w:eastAsia="宋体"/>
+      <w:rFonts w:ascii="Arial" w:eastAsia="宋体" w:hAnsi="Arial"/>
       <w:sz w:val="28"/>
     </w:rPr>
   </w:style>
-  <w:style w:type="paragraph" w:customStyle="1" w:styleId="31">
+  <w:style w:type="paragraph" w:customStyle="1" w:styleId="3">
     <w:name w:val="柴_标题3"/>
-    <w:basedOn w:val="4"/>
-    <w:next w:val="29"/>
+    <w:basedOn w:val="Heading3"/>
+    <w:next w:val="a1"/>
     <w:qFormat/>
-    <w:uiPriority w:val="0"/>
     <w:pPr>
       <w:spacing w:line="360" w:lineRule="auto"/>
       <w:ind w:left="0" w:firstLine="472" w:firstLineChars="200"/>
     </w:pPr>
     <w:rPr>
-      <w:rFonts w:ascii="宋体" w:hAnsi="宋体" w:eastAsia="宋体" w:cs="宋体"/>
+      <w:rFonts w:ascii="宋体" w:eastAsia="宋体" w:hAnsi="宋体" w:cs="宋体"/>
       <w:spacing w:val="-2"/>
       <w:sz w:val="24"/>
       <w:szCs w:val="24"/>
     </w:rPr>
   </w:style>
-  <w:style w:type="paragraph" w:customStyle="1" w:styleId="32">
+  <w:style w:type="paragraph" w:customStyle="1" w:styleId="a2">
     <w:name w:val="柴_目录"/>
-    <w:basedOn w:val="1"/>
-    <w:next w:val="12"/>
+    <w:basedOn w:val="Normal"/>
+    <w:next w:val="BodyText"/>
     <w:qFormat/>
-    <w:uiPriority w:val="0"/>
     <w:pPr>
       <w:tabs>
         <w:tab w:val="right" w:leader="dot" w:pos="8442"/>
@@ -7475,64 +7294,59 @@
       <w:ind w:left="0" w:leftChars="0"/>
     </w:pPr>
     <w:rPr>
-      <w:rFonts w:ascii="Arial" w:hAnsi="Arial" w:eastAsia="Microsoft JhengHei"/>
+      <w:rFonts w:ascii="Arial" w:eastAsia="Microsoft JhengHei" w:hAnsi="Arial"/>
       <w:sz w:val="24"/>
     </w:rPr>
   </w:style>
-  <w:style w:type="paragraph" w:customStyle="1" w:styleId="33">
+  <w:style w:type="paragraph" w:customStyle="1" w:styleId="WPSOffice1">
     <w:name w:val="WPSOffice手动目录 1"/>
     <w:qFormat/>
-    <w:uiPriority w:val="0"/>
     <w:pPr>
       <w:ind w:leftChars="0"/>
     </w:pPr>
     <w:rPr>
-      <w:rFonts w:ascii="Times New Roman" w:hAnsi="Times New Roman" w:eastAsia="宋体" w:cs="Times New Roman"/>
+      <w:rFonts w:ascii="Times New Roman" w:eastAsia="宋体" w:hAnsi="Times New Roman" w:cs="Times New Roman"/>
       <w:sz w:val="20"/>
       <w:szCs w:val="20"/>
     </w:rPr>
   </w:style>
-  <w:style w:type="paragraph" w:customStyle="1" w:styleId="34">
+  <w:style w:type="paragraph" w:customStyle="1" w:styleId="WPSOffice2">
     <w:name w:val="WPSOffice手动目录 2"/>
     <w:qFormat/>
-    <w:uiPriority w:val="0"/>
     <w:pPr>
       <w:ind w:leftChars="200"/>
     </w:pPr>
     <w:rPr>
-      <w:rFonts w:ascii="Times New Roman" w:hAnsi="Times New Roman" w:eastAsia="宋体" w:cs="Times New Roman"/>
+      <w:rFonts w:ascii="Times New Roman" w:eastAsia="宋体" w:hAnsi="Times New Roman" w:cs="Times New Roman"/>
       <w:sz w:val="20"/>
       <w:szCs w:val="20"/>
     </w:rPr>
   </w:style>
-  <w:style w:type="paragraph" w:customStyle="1" w:styleId="35">
+  <w:style w:type="paragraph" w:customStyle="1" w:styleId="WPSOffice3">
     <w:name w:val="WPSOffice手动目录 3"/>
     <w:qFormat/>
-    <w:uiPriority w:val="0"/>
     <w:pPr>
       <w:ind w:leftChars="400"/>
     </w:pPr>
     <w:rPr>
-      <w:rFonts w:ascii="Times New Roman" w:hAnsi="Times New Roman" w:eastAsia="宋体" w:cs="Times New Roman"/>
+      <w:rFonts w:ascii="Times New Roman" w:eastAsia="宋体" w:hAnsi="Times New Roman" w:cs="Times New Roman"/>
       <w:sz w:val="20"/>
       <w:szCs w:val="20"/>
     </w:rPr>
   </w:style>
-  <w:style w:type="paragraph" w:customStyle="1" w:styleId="36">
+  <w:style w:type="paragraph" w:customStyle="1" w:styleId="Compact">
     <w:name w:val="Compact"/>
-    <w:basedOn w:val="12"/>
+    <w:basedOn w:val="BodyText"/>
     <w:qFormat/>
-    <w:uiPriority w:val="0"/>
     <w:pPr>
       <w:spacing w:before="36" w:after="36"/>
     </w:pPr>
   </w:style>
-  <w:style w:type="table" w:customStyle="1" w:styleId="37">
+  <w:style w:type="table" w:customStyle="1" w:styleId="Table">
     <w:name w:val="Table"/>
     <w:semiHidden/>
     <w:unhideWhenUsed/>
     <w:qFormat/>
-    <w:uiPriority w:val="0"/>
     <w:tblPr>
       <w:tblCellMar>
         <w:top w:w="0" w:type="dxa"/>
@@ -7544,28 +7358,26 @@
     <w:tblStylePr w:type="firstRow">
       <w:tcPr>
         <w:tcBorders>
-          <w:bottom w:val="single" w:color="auto" w:sz="0" w:space="0"/>
+          <w:bottom w:val="single" w:sz="0" w:space="0" w:color="auto"/>
         </w:tcBorders>
         <w:vAlign w:val="bottom"/>
       </w:tcPr>
     </w:tblStylePr>
   </w:style>
-  <w:style w:type="character" w:customStyle="1" w:styleId="38">
+  <w:style w:type="character" w:customStyle="1" w:styleId="1Char">
     <w:name w:val="柴_标题1 Char"/>
-    <w:link w:val="28"/>
+    <w:link w:val="1"/>
     <w:qFormat/>
-    <w:uiPriority w:val="0"/>
     <w:rPr>
-      <w:rFonts w:ascii="Arial" w:hAnsi="Arial" w:eastAsia="宋体"/>
+      <w:rFonts w:ascii="Arial" w:eastAsia="宋体" w:hAnsi="Arial"/>
       <w:sz w:val="32"/>
     </w:rPr>
   </w:style>
-  <w:style w:type="table" w:customStyle="1" w:styleId="39">
+  <w:style w:type="table" w:customStyle="1" w:styleId="TableNormal1">
     <w:name w:val="Table Normal_1"/>
     <w:semiHidden/>
     <w:unhideWhenUsed/>
     <w:qFormat/>
-    <w:uiPriority w:val="0"/>
     <w:tblPr>
       <w:tblCellMar>
         <w:top w:w="0" w:type="dxa"/>
@@ -7575,11 +7387,10 @@
       </w:tblCellMar>
     </w:tblPr>
   </w:style>
-  <w:style w:type="paragraph" w:customStyle="1" w:styleId="40">
+  <w:style w:type="paragraph" w:customStyle="1" w:styleId="a3">
     <w:name w:val="柴_正文_无缩进"/>
-    <w:basedOn w:val="1"/>
+    <w:basedOn w:val="Normal"/>
     <w:qFormat/>
-    <w:uiPriority w:val="0"/>
     <w:pPr>
       <w:ind w:firstLine="0" w:firstLineChars="0"/>
     </w:pPr>
@@ -7589,31 +7400,29 @@
       <w:lang w:eastAsia="zh-CN"/>
     </w:rPr>
   </w:style>
-  <w:style w:type="paragraph" w:customStyle="1" w:styleId="41">
+  <w:style w:type="paragraph" w:customStyle="1" w:styleId="4">
     <w:name w:val="柴_标题4"/>
-    <w:basedOn w:val="5"/>
-    <w:next w:val="1"/>
+    <w:basedOn w:val="Heading4"/>
+    <w:next w:val="Normal"/>
     <w:qFormat/>
-    <w:uiPriority w:val="0"/>
     <w:pPr>
       <w:widowControl w:val="0"/>
       <w:spacing w:before="160" w:line="360" w:lineRule="auto"/>
-      <w:ind w:left="981" w:leftChars="300" w:hanging="862"/>
+      <w:ind w:left="981" w:hanging="862" w:leftChars="300"/>
     </w:pPr>
     <w:rPr>
-      <w:rFonts w:hint="eastAsia" w:ascii="Calibri" w:hAnsi="Calibri" w:eastAsia="宋体" w:cs="宋体"/>
+      <w:rFonts w:ascii="Calibri" w:eastAsia="宋体" w:hAnsi="Calibri" w:cs="宋体" w:hint="eastAsia"/>
       <w:sz w:val="24"/>
       <w:szCs w:val="24"/>
       <w:lang w:eastAsia="zh-CN" w:bidi="zh-CN"/>
     </w:rPr>
   </w:style>
-  <w:style w:type="character" w:customStyle="1" w:styleId="42">
+  <w:style w:type="character" w:customStyle="1" w:styleId="Char">
     <w:name w:val="柴_正文 Char"/>
-    <w:link w:val="29"/>
+    <w:link w:val="a1"/>
     <w:qFormat/>
-    <w:uiPriority w:val="0"/>
     <w:rPr>
-      <w:rFonts w:ascii="Arial" w:hAnsi="Arial" w:eastAsia="宋体"/>
+      <w:rFonts w:ascii="Arial" w:eastAsia="宋体" w:hAnsi="Arial"/>
       <w:sz w:val="24"/>
       <w:lang w:eastAsia="zh-CN"/>
     </w:rPr>

--- a/6-过程管理/运行记录类文件/TXHS-06-14-过程框架需求分析报告.docx
+++ b/6-过程管理/运行记录类文件/TXHS-06-14-过程框架需求分析报告.docx
@@ -1355,7 +1355,7 @@
                 <w:vertAlign w:val="baseline"/>
                 <w:lang w:val="en-US" w:eastAsia="zh-CN"/>
               </w:rPr>
-              <w:t>强宇涛</w:t>
+              <w:t>程方</w:t>
             </w:r>
           </w:p>
         </w:tc>
@@ -1398,7 +1398,7 @@
                 <w:vertAlign w:val="baseline"/>
                 <w:lang w:val="en-US" w:eastAsia="zh-CN"/>
               </w:rPr>
-              <w:t>陈凯</w:t>
+              <w:t>茅建根</w:t>
             </w:r>
           </w:p>
         </w:tc>
